--- a/8.资源管理/1.流程制度规范类文件/ZGS-08-00-供应商管理制度.docx
+++ b/8.资源管理/1.流程制度规范类文件/ZGS-08-00-供应商管理制度.docx
@@ -21,7 +21,7 @@
         <w:spacing w:before="3120" w:beforeLines="1000"/>
         <w:textAlignment w:val="baseline"/>
       </w:pPr>
-      <w:bookmarkStart w:id="0" w:name="_Toc28260"/>
+      <w:bookmarkStart w:id="0" w:name="_Toc10504"/>
       <w:r>
         <w:drawing>
           <wp:anchor distT="0" distB="0" distL="114300" distR="114300" simplePos="0" relativeHeight="251660288" behindDoc="1" locked="0" layoutInCell="1" allowOverlap="1">
@@ -49,7 +49,7 @@
                     </pic:cNvPicPr>
                   </pic:nvPicPr>
                   <pic:blipFill>
-                    <a:blip r:embed="rId8"/>
+                    <a:blip r:embed="rId12"/>
                     <a:stretch>
                       <a:fillRect/>
                     </a:stretch>
@@ -104,7 +104,7 @@
                     </pic:cNvPicPr>
                   </pic:nvPicPr>
                   <pic:blipFill>
-                    <a:blip r:embed="rId9">
+                    <a:blip r:embed="rId13">
                       <a:alphaModFix amt="58000"/>
                       <a:lum contrast="-52000"/>
                     </a:blip>
@@ -159,7 +159,7 @@
           <w:lang w:val="en-US" w:eastAsia="zh-CN"/>
         </w:rPr>
       </w:pPr>
-      <w:bookmarkStart w:id="1" w:name="_Toc30939"/>
+      <w:bookmarkStart w:id="1" w:name="_Toc32281"/>
       <w:r>
         <w:rPr>
           <w:rFonts w:hint="eastAsia"/>
@@ -205,59 +205,6 @@
           <w:szCs w:val="24"/>
         </w:rPr>
         <w:t>文件编号：ZGS-08-00</w:t>
-      </w:r>
-      <w:r>
-        <w:rPr>
-          <w:rFonts w:hint="eastAsia" w:ascii="宋体" w:hAnsi="宋体" w:eastAsia="宋体" w:cs="宋体"/>
-          <w:b/>
-          <w:bCs/>
-          <w:spacing w:val="-3"/>
-          <w:sz w:val="24"/>
-          <w:szCs w:val="24"/>
-          <w:lang w:val="en-US" w:eastAsia="zh-CN"/>
-        </w:rPr>
-      </w:r>
-      <w:r>
-        <w:rPr>
-          <w:rFonts w:ascii="宋体" w:hAnsi="宋体" w:eastAsia="宋体" w:cs="宋体"/>
-          <w:b/>
-          <w:bCs/>
-          <w:spacing w:val="-3"/>
-          <w:sz w:val="24"/>
-          <w:szCs w:val="24"/>
-        </w:rPr>
-      </w:r>
-      <w:r>
-        <w:rPr>
-          <w:rFonts w:hint="eastAsia" w:ascii="宋体" w:hAnsi="宋体" w:cs="宋体"/>
-          <w:b/>
-          <w:bCs/>
-          <w:spacing w:val="-3"/>
-          <w:sz w:val="24"/>
-          <w:szCs w:val="24"/>
-          <w:lang w:val="en-US" w:eastAsia="zh-CN"/>
-        </w:rPr>
-      </w:r>
-      <w:r>
-        <w:rPr>
-          <w:rFonts w:ascii="宋体" w:hAnsi="宋体" w:eastAsia="宋体" w:cs="宋体"/>
-          <w:b/>
-          <w:bCs/>
-          <w:spacing w:val="-3"/>
-          <w:sz w:val="24"/>
-          <w:szCs w:val="24"/>
-        </w:rPr>
-      </w:r>
-      <w:r>
-        <w:rPr>
-          <w:rFonts w:hint="eastAsia" w:ascii="宋体" w:hAnsi="宋体" w:cs="宋体"/>
-          <w:b/>
-          <w:bCs/>
-          <w:spacing w:val="-3"/>
-          <w:sz w:val="24"/>
-          <w:szCs w:val="24"/>
-          <w:lang w:val="en-US" w:eastAsia="zh-CN"/>
-        </w:rPr>
       </w:r>
     </w:p>
     <w:tbl>
@@ -295,12 +242,6 @@
             <w:insideH w:val="none" w:color="auto" w:sz="0" w:space="0"/>
             <w:insideV w:val="none" w:color="auto" w:sz="0" w:space="0"/>
           </w:tblBorders>
-          <w:tblCellMar>
-            <w:top w:w="0" w:type="dxa"/>
-            <w:left w:w="108" w:type="dxa"/>
-            <w:bottom w:w="0" w:type="dxa"/>
-            <w:right w:w="108" w:type="dxa"/>
-          </w:tblCellMar>
         </w:tblPrEx>
         <w:trPr>
           <w:trHeight w:val="810" w:hRule="atLeast"/>
@@ -356,7 +297,18 @@
                 <w:vertAlign w:val="baseline"/>
                 <w:lang w:val="en-US" w:eastAsia="zh-CN"/>
               </w:rPr>
-              <w:t>运维部</w:t>
+              <w:t>采购</w:t>
+            </w:r>
+            <w:bookmarkStart w:id="22" w:name="_GoBack"/>
+            <w:bookmarkEnd w:id="22"/>
+            <w:r>
+              <w:rPr>
+                <w:rFonts w:hint="eastAsia"/>
+                <w:u w:val="single"/>
+                <w:vertAlign w:val="baseline"/>
+                <w:lang w:val="en-US" w:eastAsia="zh-CN"/>
+              </w:rPr>
+              <w:t>部</w:t>
             </w:r>
           </w:p>
         </w:tc>
@@ -637,31 +589,6 @@
                 <w:lang w:val="en-US" w:eastAsia="zh-CN"/>
               </w:rPr>
               <w:t>批准人:宋海滨</w:t>
-            </w:r>
-            <w:r>
-              <w:rPr>
-                <w:rFonts w:hint="eastAsia"/>
-                <w:spacing w:val="1"/>
-                <w:kern w:val="0"/>
-                <w:vertAlign w:val="baseline"/>
-                <w:lang w:val="en-US" w:eastAsia="zh-CN"/>
-              </w:rPr>
-            </w:r>
-            <w:r>
-              <w:rPr>
-                <w:rFonts w:hint="eastAsia" w:asciiTheme="minorAscii" w:hAnsiTheme="minorAscii" w:eastAsiaTheme="minorEastAsia"/>
-                <w:spacing w:val="227"/>
-                <w:sz w:val="21"/>
-                <w:vertAlign w:val="baseline"/>
-                <w:lang w:val="en-US" w:eastAsia="zh-CN"/>
-              </w:rPr>
-            </w:r>
-            <w:r>
-              <w:rPr>
-                <w:rFonts w:hint="eastAsia"/>
-                <w:u w:val="single"/>
-                <w:lang w:val="en-US" w:eastAsia="zh-CN"/>
-              </w:rPr>
             </w:r>
           </w:p>
         </w:tc>
@@ -1785,7 +1712,7 @@
               <w:rFonts w:hint="eastAsia" w:ascii="宋体" w:hAnsi="宋体" w:eastAsia="宋体" w:cs="宋体"/>
               <w:szCs w:val="24"/>
             </w:rPr>
-            <w:instrText xml:space="preserve"> HYPERLINK \l _Toc28260 </w:instrText>
+            <w:instrText xml:space="preserve"> HYPERLINK \l _Toc10504 </w:instrText>
           </w:r>
           <w:r>
             <w:rPr>
@@ -1808,7 +1735,7 @@
             <w:fldChar w:fldCharType="begin"/>
           </w:r>
           <w:r>
-            <w:instrText xml:space="preserve"> PAGEREF _Toc28260 \h </w:instrText>
+            <w:instrText xml:space="preserve"> PAGEREF _Toc10504 \h </w:instrText>
           </w:r>
           <w:r>
             <w:fldChar w:fldCharType="separate"/>
@@ -1846,7 +1773,7 @@
               <w:rFonts w:hint="eastAsia" w:ascii="宋体" w:hAnsi="宋体" w:eastAsia="宋体" w:cs="宋体"/>
               <w:szCs w:val="24"/>
             </w:rPr>
-            <w:instrText xml:space="preserve"> HYPERLINK \l _Toc30939 </w:instrText>
+            <w:instrText xml:space="preserve"> HYPERLINK \l _Toc32281 </w:instrText>
           </w:r>
           <w:r>
             <w:rPr>
@@ -1869,7 +1796,7 @@
             <w:fldChar w:fldCharType="begin"/>
           </w:r>
           <w:r>
-            <w:instrText xml:space="preserve"> PAGEREF _Toc30939 \h </w:instrText>
+            <w:instrText xml:space="preserve"> PAGEREF _Toc32281 \h </w:instrText>
           </w:r>
           <w:r>
             <w:fldChar w:fldCharType="separate"/>
@@ -1907,7 +1834,7 @@
               <w:rFonts w:hint="eastAsia" w:ascii="宋体" w:hAnsi="宋体" w:eastAsia="宋体" w:cs="宋体"/>
               <w:szCs w:val="24"/>
             </w:rPr>
-            <w:instrText xml:space="preserve"> HYPERLINK \l _Toc17409 </w:instrText>
+            <w:instrText xml:space="preserve"> HYPERLINK \l _Toc11561 </w:instrText>
           </w:r>
           <w:r>
             <w:rPr>
@@ -1930,7 +1857,7 @@
             <w:fldChar w:fldCharType="begin"/>
           </w:r>
           <w:r>
-            <w:instrText xml:space="preserve"> PAGEREF _Toc17409 \h </w:instrText>
+            <w:instrText xml:space="preserve"> PAGEREF _Toc11561 \h </w:instrText>
           </w:r>
           <w:r>
             <w:fldChar w:fldCharType="separate"/>
@@ -1968,7 +1895,7 @@
               <w:rFonts w:hint="eastAsia" w:ascii="宋体" w:hAnsi="宋体" w:eastAsia="宋体" w:cs="宋体"/>
               <w:szCs w:val="24"/>
             </w:rPr>
-            <w:instrText xml:space="preserve"> HYPERLINK \l _Toc7837 </w:instrText>
+            <w:instrText xml:space="preserve"> HYPERLINK \l _Toc12133 </w:instrText>
           </w:r>
           <w:r>
             <w:rPr>
@@ -1991,7 +1918,7 @@
             <w:fldChar w:fldCharType="begin"/>
           </w:r>
           <w:r>
-            <w:instrText xml:space="preserve"> PAGEREF _Toc7837 \h </w:instrText>
+            <w:instrText xml:space="preserve"> PAGEREF _Toc12133 \h </w:instrText>
           </w:r>
           <w:r>
             <w:fldChar w:fldCharType="separate"/>
@@ -2029,7 +1956,7 @@
               <w:rFonts w:hint="eastAsia" w:ascii="宋体" w:hAnsi="宋体" w:eastAsia="宋体" w:cs="宋体"/>
               <w:szCs w:val="24"/>
             </w:rPr>
-            <w:instrText xml:space="preserve"> HYPERLINK \l _Toc10127 </w:instrText>
+            <w:instrText xml:space="preserve"> HYPERLINK \l _Toc27607 </w:instrText>
           </w:r>
           <w:r>
             <w:rPr>
@@ -2052,7 +1979,7 @@
             <w:fldChar w:fldCharType="begin"/>
           </w:r>
           <w:r>
-            <w:instrText xml:space="preserve"> PAGEREF _Toc10127 \h </w:instrText>
+            <w:instrText xml:space="preserve"> PAGEREF _Toc27607 \h </w:instrText>
           </w:r>
           <w:r>
             <w:fldChar w:fldCharType="separate"/>
@@ -2090,7 +2017,7 @@
               <w:rFonts w:hint="eastAsia" w:ascii="宋体" w:hAnsi="宋体" w:eastAsia="宋体" w:cs="宋体"/>
               <w:szCs w:val="24"/>
             </w:rPr>
-            <w:instrText xml:space="preserve"> HYPERLINK \l _Toc7067 </w:instrText>
+            <w:instrText xml:space="preserve"> HYPERLINK \l _Toc22716 </w:instrText>
           </w:r>
           <w:r>
             <w:rPr>
@@ -2113,7 +2040,7 @@
             <w:fldChar w:fldCharType="begin"/>
           </w:r>
           <w:r>
-            <w:instrText xml:space="preserve"> PAGEREF _Toc7067 \h </w:instrText>
+            <w:instrText xml:space="preserve"> PAGEREF _Toc22716 \h </w:instrText>
           </w:r>
           <w:r>
             <w:fldChar w:fldCharType="separate"/>
@@ -2151,7 +2078,7 @@
               <w:rFonts w:hint="eastAsia" w:ascii="宋体" w:hAnsi="宋体" w:eastAsia="宋体" w:cs="宋体"/>
               <w:szCs w:val="24"/>
             </w:rPr>
-            <w:instrText xml:space="preserve"> HYPERLINK \l _Toc18241 </w:instrText>
+            <w:instrText xml:space="preserve"> HYPERLINK \l _Toc10319 </w:instrText>
           </w:r>
           <w:r>
             <w:rPr>
@@ -2174,7 +2101,7 @@
             <w:fldChar w:fldCharType="begin"/>
           </w:r>
           <w:r>
-            <w:instrText xml:space="preserve"> PAGEREF _Toc18241 \h </w:instrText>
+            <w:instrText xml:space="preserve"> PAGEREF _Toc10319 \h </w:instrText>
           </w:r>
           <w:r>
             <w:fldChar w:fldCharType="separate"/>
@@ -2212,7 +2139,7 @@
               <w:rFonts w:hint="eastAsia" w:ascii="宋体" w:hAnsi="宋体" w:eastAsia="宋体" w:cs="宋体"/>
               <w:szCs w:val="24"/>
             </w:rPr>
-            <w:instrText xml:space="preserve"> HYPERLINK \l _Toc20388 </w:instrText>
+            <w:instrText xml:space="preserve"> HYPERLINK \l _Toc16389 </w:instrText>
           </w:r>
           <w:r>
             <w:rPr>
@@ -2235,7 +2162,7 @@
             <w:fldChar w:fldCharType="begin"/>
           </w:r>
           <w:r>
-            <w:instrText xml:space="preserve"> PAGEREF _Toc20388 \h </w:instrText>
+            <w:instrText xml:space="preserve"> PAGEREF _Toc16389 \h </w:instrText>
           </w:r>
           <w:r>
             <w:fldChar w:fldCharType="separate"/>
@@ -2273,7 +2200,7 @@
               <w:rFonts w:hint="eastAsia" w:ascii="宋体" w:hAnsi="宋体" w:eastAsia="宋体" w:cs="宋体"/>
               <w:szCs w:val="24"/>
             </w:rPr>
-            <w:instrText xml:space="preserve"> HYPERLINK \l _Toc27754 </w:instrText>
+            <w:instrText xml:space="preserve"> HYPERLINK \l _Toc18951 </w:instrText>
           </w:r>
           <w:r>
             <w:rPr>
@@ -2287,7 +2214,7 @@
               <w:rFonts w:hint="default"/>
               <w:lang w:val="en-US" w:eastAsia="zh-CN"/>
             </w:rPr>
-            <w:t>3.1. 市场部</w:t>
+            <w:t>3.1. 采购部</w:t>
           </w:r>
           <w:r>
             <w:tab/>
@@ -2296,7 +2223,7 @@
             <w:fldChar w:fldCharType="begin"/>
           </w:r>
           <w:r>
-            <w:instrText xml:space="preserve"> PAGEREF _Toc27754 \h </w:instrText>
+            <w:instrText xml:space="preserve"> PAGEREF _Toc18951 \h </w:instrText>
           </w:r>
           <w:r>
             <w:fldChar w:fldCharType="separate"/>
@@ -2334,7 +2261,7 @@
               <w:rFonts w:hint="eastAsia" w:ascii="宋体" w:hAnsi="宋体" w:eastAsia="宋体" w:cs="宋体"/>
               <w:szCs w:val="24"/>
             </w:rPr>
-            <w:instrText xml:space="preserve"> HYPERLINK \l _Toc11382 </w:instrText>
+            <w:instrText xml:space="preserve"> HYPERLINK \l _Toc19266 </w:instrText>
           </w:r>
           <w:r>
             <w:rPr>
@@ -2357,7 +2284,7 @@
             <w:fldChar w:fldCharType="begin"/>
           </w:r>
           <w:r>
-            <w:instrText xml:space="preserve"> PAGEREF _Toc11382 \h </w:instrText>
+            <w:instrText xml:space="preserve"> PAGEREF _Toc19266 \h </w:instrText>
           </w:r>
           <w:r>
             <w:fldChar w:fldCharType="separate"/>
@@ -2395,7 +2322,7 @@
               <w:rFonts w:hint="eastAsia" w:ascii="宋体" w:hAnsi="宋体" w:eastAsia="宋体" w:cs="宋体"/>
               <w:szCs w:val="24"/>
             </w:rPr>
-            <w:instrText xml:space="preserve"> HYPERLINK \l _Toc16550 </w:instrText>
+            <w:instrText xml:space="preserve"> HYPERLINK \l _Toc29117 </w:instrText>
           </w:r>
           <w:r>
             <w:rPr>
@@ -2418,7 +2345,7 @@
             <w:fldChar w:fldCharType="begin"/>
           </w:r>
           <w:r>
-            <w:instrText xml:space="preserve"> PAGEREF _Toc16550 \h </w:instrText>
+            <w:instrText xml:space="preserve"> PAGEREF _Toc29117 \h </w:instrText>
           </w:r>
           <w:r>
             <w:fldChar w:fldCharType="separate"/>
@@ -2456,7 +2383,7 @@
               <w:rFonts w:hint="eastAsia" w:ascii="宋体" w:hAnsi="宋体" w:eastAsia="宋体" w:cs="宋体"/>
               <w:szCs w:val="24"/>
             </w:rPr>
-            <w:instrText xml:space="preserve"> HYPERLINK \l _Toc207 </w:instrText>
+            <w:instrText xml:space="preserve"> HYPERLINK \l _Toc10231 </w:instrText>
           </w:r>
           <w:r>
             <w:rPr>
@@ -2470,7 +2397,7 @@
               <w:rFonts w:hint="default"/>
               <w:lang w:val="en-US" w:eastAsia="zh-CN"/>
             </w:rPr>
-            <w:t>3.4. 数据部：</w:t>
+            <w:t>3.4. 质量部：</w:t>
           </w:r>
           <w:r>
             <w:tab/>
@@ -2479,7 +2406,7 @@
             <w:fldChar w:fldCharType="begin"/>
           </w:r>
           <w:r>
-            <w:instrText xml:space="preserve"> PAGEREF _Toc207 \h </w:instrText>
+            <w:instrText xml:space="preserve"> PAGEREF _Toc10231 \h </w:instrText>
           </w:r>
           <w:r>
             <w:fldChar w:fldCharType="separate"/>
@@ -2517,7 +2444,7 @@
               <w:rFonts w:hint="eastAsia" w:ascii="宋体" w:hAnsi="宋体" w:eastAsia="宋体" w:cs="宋体"/>
               <w:szCs w:val="24"/>
             </w:rPr>
-            <w:instrText xml:space="preserve"> HYPERLINK \l _Toc7450 </w:instrText>
+            <w:instrText xml:space="preserve"> HYPERLINK \l _Toc20406 </w:instrText>
           </w:r>
           <w:r>
             <w:rPr>
@@ -2540,7 +2467,7 @@
             <w:fldChar w:fldCharType="begin"/>
           </w:r>
           <w:r>
-            <w:instrText xml:space="preserve"> PAGEREF _Toc7450 \h </w:instrText>
+            <w:instrText xml:space="preserve"> PAGEREF _Toc20406 \h </w:instrText>
           </w:r>
           <w:r>
             <w:fldChar w:fldCharType="separate"/>
@@ -2578,7 +2505,7 @@
               <w:rFonts w:hint="eastAsia" w:ascii="宋体" w:hAnsi="宋体" w:eastAsia="宋体" w:cs="宋体"/>
               <w:szCs w:val="24"/>
             </w:rPr>
-            <w:instrText xml:space="preserve"> HYPERLINK \l _Toc30993 </w:instrText>
+            <w:instrText xml:space="preserve"> HYPERLINK \l _Toc25310 </w:instrText>
           </w:r>
           <w:r>
             <w:rPr>
@@ -2601,7 +2528,7 @@
             <w:fldChar w:fldCharType="begin"/>
           </w:r>
           <w:r>
-            <w:instrText xml:space="preserve"> PAGEREF _Toc30993 \h </w:instrText>
+            <w:instrText xml:space="preserve"> PAGEREF _Toc25310 \h </w:instrText>
           </w:r>
           <w:r>
             <w:fldChar w:fldCharType="separate"/>
@@ -2639,7 +2566,7 @@
               <w:rFonts w:hint="eastAsia" w:ascii="宋体" w:hAnsi="宋体" w:eastAsia="宋体" w:cs="宋体"/>
               <w:szCs w:val="24"/>
             </w:rPr>
-            <w:instrText xml:space="preserve"> HYPERLINK \l _Toc15639 </w:instrText>
+            <w:instrText xml:space="preserve"> HYPERLINK \l _Toc3372 </w:instrText>
           </w:r>
           <w:r>
             <w:rPr>
@@ -2662,7 +2589,7 @@
             <w:fldChar w:fldCharType="begin"/>
           </w:r>
           <w:r>
-            <w:instrText xml:space="preserve"> PAGEREF _Toc15639 \h </w:instrText>
+            <w:instrText xml:space="preserve"> PAGEREF _Toc3372 \h </w:instrText>
           </w:r>
           <w:r>
             <w:fldChar w:fldCharType="separate"/>
@@ -2700,7 +2627,7 @@
               <w:rFonts w:hint="eastAsia" w:ascii="宋体" w:hAnsi="宋体" w:eastAsia="宋体" w:cs="宋体"/>
               <w:szCs w:val="24"/>
             </w:rPr>
-            <w:instrText xml:space="preserve"> HYPERLINK \l _Toc27131 </w:instrText>
+            <w:instrText xml:space="preserve"> HYPERLINK \l _Toc6692 </w:instrText>
           </w:r>
           <w:r>
             <w:rPr>
@@ -2730,7 +2657,7 @@
             <w:fldChar w:fldCharType="begin"/>
           </w:r>
           <w:r>
-            <w:instrText xml:space="preserve"> PAGEREF _Toc27131 \h </w:instrText>
+            <w:instrText xml:space="preserve"> PAGEREF _Toc6692 \h </w:instrText>
           </w:r>
           <w:r>
             <w:fldChar w:fldCharType="separate"/>
@@ -2768,7 +2695,7 @@
               <w:rFonts w:hint="eastAsia" w:ascii="宋体" w:hAnsi="宋体" w:eastAsia="宋体" w:cs="宋体"/>
               <w:szCs w:val="24"/>
             </w:rPr>
-            <w:instrText xml:space="preserve"> HYPERLINK \l _Toc13913 </w:instrText>
+            <w:instrText xml:space="preserve"> HYPERLINK \l _Toc27136 </w:instrText>
           </w:r>
           <w:r>
             <w:rPr>
@@ -2798,7 +2725,7 @@
             <w:fldChar w:fldCharType="begin"/>
           </w:r>
           <w:r>
-            <w:instrText xml:space="preserve"> PAGEREF _Toc13913 \h </w:instrText>
+            <w:instrText xml:space="preserve"> PAGEREF _Toc27136 \h </w:instrText>
           </w:r>
           <w:r>
             <w:fldChar w:fldCharType="separate"/>
@@ -2836,7 +2763,7 @@
               <w:rFonts w:hint="eastAsia" w:ascii="宋体" w:hAnsi="宋体" w:eastAsia="宋体" w:cs="宋体"/>
               <w:szCs w:val="24"/>
             </w:rPr>
-            <w:instrText xml:space="preserve"> HYPERLINK \l _Toc24141 </w:instrText>
+            <w:instrText xml:space="preserve"> HYPERLINK \l _Toc1743 </w:instrText>
           </w:r>
           <w:r>
             <w:rPr>
@@ -2859,7 +2786,7 @@
             <w:fldChar w:fldCharType="begin"/>
           </w:r>
           <w:r>
-            <w:instrText xml:space="preserve"> PAGEREF _Toc24141 \h </w:instrText>
+            <w:instrText xml:space="preserve"> PAGEREF _Toc1743 \h </w:instrText>
           </w:r>
           <w:r>
             <w:fldChar w:fldCharType="separate"/>
@@ -2897,7 +2824,7 @@
               <w:rFonts w:hint="eastAsia" w:ascii="宋体" w:hAnsi="宋体" w:eastAsia="宋体" w:cs="宋体"/>
               <w:szCs w:val="24"/>
             </w:rPr>
-            <w:instrText xml:space="preserve"> HYPERLINK \l _Toc27833 </w:instrText>
+            <w:instrText xml:space="preserve"> HYPERLINK \l _Toc31018 </w:instrText>
           </w:r>
           <w:r>
             <w:rPr>
@@ -2920,7 +2847,7 @@
             <w:fldChar w:fldCharType="begin"/>
           </w:r>
           <w:r>
-            <w:instrText xml:space="preserve"> PAGEREF _Toc27833 \h </w:instrText>
+            <w:instrText xml:space="preserve"> PAGEREF _Toc31018 \h </w:instrText>
           </w:r>
           <w:r>
             <w:fldChar w:fldCharType="separate"/>
@@ -2958,7 +2885,7 @@
               <w:rFonts w:hint="eastAsia" w:ascii="宋体" w:hAnsi="宋体" w:eastAsia="宋体" w:cs="宋体"/>
               <w:szCs w:val="24"/>
             </w:rPr>
-            <w:instrText xml:space="preserve"> HYPERLINK \l _Toc26184 </w:instrText>
+            <w:instrText xml:space="preserve"> HYPERLINK \l _Toc15859 </w:instrText>
           </w:r>
           <w:r>
             <w:rPr>
@@ -2981,7 +2908,7 @@
             <w:fldChar w:fldCharType="begin"/>
           </w:r>
           <w:r>
-            <w:instrText xml:space="preserve"> PAGEREF _Toc26184 \h </w:instrText>
+            <w:instrText xml:space="preserve"> PAGEREF _Toc15859 \h </w:instrText>
           </w:r>
           <w:r>
             <w:fldChar w:fldCharType="separate"/>
@@ -3019,7 +2946,7 @@
               <w:rFonts w:hint="eastAsia" w:ascii="宋体" w:hAnsi="宋体" w:eastAsia="宋体" w:cs="宋体"/>
               <w:szCs w:val="24"/>
             </w:rPr>
-            <w:instrText xml:space="preserve"> HYPERLINK \l _Toc9240 </w:instrText>
+            <w:instrText xml:space="preserve"> HYPERLINK \l _Toc31102 </w:instrText>
           </w:r>
           <w:r>
             <w:rPr>
@@ -3042,7 +2969,7 @@
             <w:fldChar w:fldCharType="begin"/>
           </w:r>
           <w:r>
-            <w:instrText xml:space="preserve"> PAGEREF _Toc9240 \h </w:instrText>
+            <w:instrText xml:space="preserve"> PAGEREF _Toc31102 \h </w:instrText>
           </w:r>
           <w:r>
             <w:fldChar w:fldCharType="separate"/>
@@ -3080,7 +3007,7 @@
               <w:rFonts w:hint="eastAsia" w:ascii="宋体" w:hAnsi="宋体" w:eastAsia="宋体" w:cs="宋体"/>
               <w:szCs w:val="24"/>
             </w:rPr>
-            <w:instrText xml:space="preserve"> HYPERLINK \l _Toc24676 </w:instrText>
+            <w:instrText xml:space="preserve"> HYPERLINK \l _Toc20698 </w:instrText>
           </w:r>
           <w:r>
             <w:rPr>
@@ -3103,7 +3030,7 @@
             <w:fldChar w:fldCharType="begin"/>
           </w:r>
           <w:r>
-            <w:instrText xml:space="preserve"> PAGEREF _Toc24676 \h </w:instrText>
+            <w:instrText xml:space="preserve"> PAGEREF _Toc20698 \h </w:instrText>
           </w:r>
           <w:r>
             <w:fldChar w:fldCharType="separate"/>
@@ -3181,7 +3108,7 @@
           <w:lang w:val="en-US" w:eastAsia="zh-CN"/>
         </w:rPr>
       </w:pPr>
-      <w:bookmarkStart w:id="2" w:name="_Toc17409"/>
+      <w:bookmarkStart w:id="2" w:name="_Toc11561"/>
       <w:r>
         <w:rPr>
           <w:rFonts w:hint="default"/>
@@ -3200,7 +3127,7 @@
           <w:lang w:val="en-US" w:eastAsia="zh-CN"/>
         </w:rPr>
       </w:pPr>
-      <w:bookmarkStart w:id="3" w:name="_Toc7837"/>
+      <w:bookmarkStart w:id="3" w:name="_Toc12133"/>
       <w:r>
         <w:rPr>
           <w:rFonts w:hint="default"/>
@@ -3248,7 +3175,7 @@
           <w:lang w:val="en-US" w:eastAsia="zh-CN"/>
         </w:rPr>
       </w:pPr>
-      <w:bookmarkStart w:id="4" w:name="_Toc10127"/>
+      <w:bookmarkStart w:id="4" w:name="_Toc27607"/>
       <w:r>
         <w:rPr>
           <w:rFonts w:hint="default"/>
@@ -3296,7 +3223,7 @@
           <w:lang w:val="en-US" w:eastAsia="zh-CN"/>
         </w:rPr>
       </w:pPr>
-      <w:bookmarkStart w:id="5" w:name="_Toc7067"/>
+      <w:bookmarkStart w:id="5" w:name="_Toc22716"/>
       <w:r>
         <w:rPr>
           <w:rFonts w:hint="default"/>
@@ -3460,7 +3387,7 @@
           <w:lang w:val="en-US" w:eastAsia="zh-CN"/>
         </w:rPr>
       </w:pPr>
-      <w:bookmarkStart w:id="6" w:name="_Toc18241"/>
+      <w:bookmarkStart w:id="6" w:name="_Toc10319"/>
       <w:r>
         <w:rPr>
           <w:rFonts w:hint="default"/>
@@ -3629,7 +3556,7 @@
           <w:lang w:val="en-US" w:eastAsia="zh-CN"/>
         </w:rPr>
       </w:pPr>
-      <w:bookmarkStart w:id="7" w:name="_Toc20388"/>
+      <w:bookmarkStart w:id="7" w:name="_Toc16389"/>
       <w:r>
         <w:rPr>
           <w:rFonts w:hint="default"/>
@@ -3677,7 +3604,7 @@
           <w:lang w:val="en-US" w:eastAsia="zh-CN"/>
         </w:rPr>
       </w:pPr>
-      <w:bookmarkStart w:id="8" w:name="_Toc27754"/>
+      <w:bookmarkStart w:id="8" w:name="_Toc18951"/>
       <w:r>
         <w:rPr>
           <w:rFonts w:hint="default"/>
@@ -3783,7 +3710,7 @@
           <w:lang w:val="en-US" w:eastAsia="zh-CN"/>
         </w:rPr>
       </w:pPr>
-      <w:bookmarkStart w:id="9" w:name="_Toc11382"/>
+      <w:bookmarkStart w:id="9" w:name="_Toc19266"/>
       <w:r>
         <w:rPr>
           <w:rFonts w:hint="default"/>
@@ -3889,7 +3816,7 @@
           <w:lang w:val="en-US" w:eastAsia="zh-CN"/>
         </w:rPr>
       </w:pPr>
-      <w:bookmarkStart w:id="10" w:name="_Toc16550"/>
+      <w:bookmarkStart w:id="10" w:name="_Toc29117"/>
       <w:r>
         <w:rPr>
           <w:rFonts w:hint="default"/>
@@ -3966,7 +3893,7 @@
           <w:lang w:val="en-US" w:eastAsia="zh-CN"/>
         </w:rPr>
       </w:pPr>
-      <w:bookmarkStart w:id="11" w:name="_Toc207"/>
+      <w:bookmarkStart w:id="11" w:name="_Toc10231"/>
       <w:r>
         <w:rPr>
           <w:rFonts w:hint="default"/>
@@ -4072,7 +3999,7 @@
           <w:lang w:val="en-US" w:eastAsia="zh-CN"/>
         </w:rPr>
       </w:pPr>
-      <w:bookmarkStart w:id="12" w:name="_Toc7450"/>
+      <w:bookmarkStart w:id="12" w:name="_Toc20406"/>
       <w:r>
         <w:rPr>
           <w:rFonts w:hint="default"/>
@@ -4091,7 +4018,7 @@
           <w:lang w:val="en-US" w:eastAsia="zh-CN"/>
         </w:rPr>
       </w:pPr>
-      <w:bookmarkStart w:id="13" w:name="_Toc30993"/>
+      <w:bookmarkStart w:id="13" w:name="_Toc25310"/>
       <w:r>
         <w:rPr>
           <w:rFonts w:hint="default"/>
@@ -4226,7 +4153,7 @@
           <w:lang w:val="en-US" w:eastAsia="zh-CN"/>
         </w:rPr>
       </w:pPr>
-      <w:bookmarkStart w:id="14" w:name="_Toc15639"/>
+      <w:bookmarkStart w:id="14" w:name="_Toc3372"/>
       <w:r>
         <w:rPr>
           <w:rFonts w:hint="default"/>
@@ -4245,7 +4172,7 @@
           <w:lang w:val="en-US" w:eastAsia="zh-CN"/>
         </w:rPr>
       </w:pPr>
-      <w:bookmarkStart w:id="15" w:name="_Toc27131"/>
+      <w:bookmarkStart w:id="15" w:name="_Toc6692"/>
       <w:r>
         <w:rPr>
           <w:rFonts w:hint="eastAsia"/>
@@ -4322,7 +4249,7 @@
           <w:lang w:val="en-US" w:eastAsia="zh-CN"/>
         </w:rPr>
       </w:pPr>
-      <w:bookmarkStart w:id="16" w:name="_Toc13913"/>
+      <w:bookmarkStart w:id="16" w:name="_Toc27136"/>
       <w:r>
         <w:rPr>
           <w:rFonts w:hint="eastAsia"/>
@@ -5270,8 +5197,6 @@
               </w:rPr>
               <w:t>总经理</w:t>
             </w:r>
-            <w:bookmarkStart w:id="22" w:name="_GoBack"/>
-            <w:bookmarkEnd w:id="22"/>
           </w:p>
         </w:tc>
         <w:tc>
@@ -5645,7 +5570,7 @@
           <w:lang w:val="en-US" w:eastAsia="zh-CN"/>
         </w:rPr>
       </w:pPr>
-      <w:bookmarkStart w:id="17" w:name="_Toc24141"/>
+      <w:bookmarkStart w:id="17" w:name="_Toc1743"/>
       <w:r>
         <w:rPr>
           <w:rFonts w:hint="default"/>
@@ -5867,7 +5792,7 @@
           <w:lang w:val="en-US" w:eastAsia="zh-CN"/>
         </w:rPr>
       </w:pPr>
-      <w:bookmarkStart w:id="18" w:name="_Toc27833"/>
+      <w:bookmarkStart w:id="18" w:name="_Toc31018"/>
       <w:r>
         <w:rPr>
           <w:rFonts w:hint="default"/>
@@ -6002,7 +5927,7 @@
           <w:lang w:val="en-US" w:eastAsia="zh-CN"/>
         </w:rPr>
       </w:pPr>
-      <w:bookmarkStart w:id="19" w:name="_Toc26184"/>
+      <w:bookmarkStart w:id="19" w:name="_Toc15859"/>
       <w:r>
         <w:rPr>
           <w:rFonts w:hint="default"/>
@@ -6220,7 +6145,7 @@
           <w:lang w:val="en-US" w:eastAsia="zh-CN"/>
         </w:rPr>
       </w:pPr>
-      <w:bookmarkStart w:id="20" w:name="_Toc9240"/>
+      <w:bookmarkStart w:id="20" w:name="_Toc31102"/>
       <w:r>
         <w:rPr>
           <w:rFonts w:hint="default"/>
@@ -6326,7 +6251,7 @@
           <w:lang w:val="en-US" w:eastAsia="zh-CN"/>
         </w:rPr>
       </w:pPr>
-      <w:bookmarkStart w:id="21" w:name="_Toc24676"/>
+      <w:bookmarkStart w:id="21" w:name="_Toc20698"/>
       <w:r>
         <w:rPr>
           <w:rFonts w:hint="default"/>
@@ -6395,12 +6320,12 @@
       </w:r>
     </w:p>
     <w:sectPr>
+      <w:headerReference r:id="rId7" w:type="first"/>
+      <w:footerReference r:id="rId10" w:type="first"/>
       <w:headerReference r:id="rId5" w:type="default"/>
-      <w:footerReference r:id="rId6" w:type="default"/>
-      <w:headerReference w:type="first" r:id="rId12"/>
-      <w:footerReference w:type="first" r:id="rId13"/>
-      <w:headerReference w:type="even" r:id="rId14"/>
-      <w:footerReference w:type="even" r:id="rId15"/>
+      <w:footerReference r:id="rId8" w:type="default"/>
+      <w:headerReference r:id="rId6" w:type="even"/>
+      <w:footerReference r:id="rId9" w:type="even"/>
       <w:pgSz w:w="11906" w:h="16838"/>
       <w:pgMar w:top="1417" w:right="1800" w:bottom="1440" w:left="1800" w:header="1140" w:footer="992" w:gutter="0"/>
       <w:cols w:space="425" w:num="1"/>
@@ -6446,22 +6371,14 @@
 </file>
 
 <file path=word/footer2.xml><?xml version="1.0" encoding="utf-8"?>
-<w:ftr xmlns:m="http://schemas.openxmlformats.org/officeDocument/2006/math" xmlns:mc="http://schemas.openxmlformats.org/markup-compatibility/2006" xmlns:mo="http://schemas.microsoft.com/office/mac/office/2008/main" xmlns:mv="urn:schemas-microsoft-com:mac:vml" xmlns:o="urn:schemas-microsoft-com:office:office" xmlns:r="http://schemas.openxmlformats.org/officeDocument/2006/relationships" xmlns:v="urn:schemas-microsoft-com:vml" xmlns:w10="urn:schemas-microsoft-com:office:word" xmlns:w14="http://schemas.microsoft.com/office/word/2010/wordml" xmlns:w="http://schemas.openxmlformats.org/wordprocessingml/2006/main" xmlns:wne="http://schemas.microsoft.com/office/word/2006/wordml" xmlns:wp14="http://schemas.microsoft.com/office/word/2010/wordprocessingDrawing" xmlns:wp="http://schemas.openxmlformats.org/drawingml/2006/wordprocessingDrawing" xmlns:wpc="http://schemas.microsoft.com/office/word/2010/wordprocessingCanvas" xmlns:wpg="http://schemas.microsoft.com/office/word/2010/wordprocessingGroup" xmlns:wpi="http://schemas.microsoft.com/office/word/2010/wordprocessingInk" xmlns:wps="http://schemas.microsoft.com/office/word/2010/wordprocessingShape" mc:Ignorable="w14 wp14">
-  <w:p>
-    <w:pPr>
-      <w:pStyle w:val="Footer"/>
-    </w:pPr>
-  </w:p>
+<w:ftr xmlns:wpc="http://schemas.microsoft.com/office/word/2010/wordprocessingCanvas" xmlns:mc="http://schemas.openxmlformats.org/markup-compatibility/2006" xmlns:o="urn:schemas-microsoft-com:office:office" xmlns:r="http://schemas.openxmlformats.org/officeDocument/2006/relationships" xmlns:m="http://schemas.openxmlformats.org/officeDocument/2006/math" xmlns:v="urn:schemas-microsoft-com:vml" xmlns:wp14="http://schemas.microsoft.com/office/word/2010/wordprocessingDrawing" xmlns:wp="http://schemas.openxmlformats.org/drawingml/2006/wordprocessingDrawing" xmlns:w10="urn:schemas-microsoft-com:office:word" xmlns:w="http://schemas.openxmlformats.org/wordprocessingml/2006/main" xmlns:w14="http://schemas.microsoft.com/office/word/2010/wordml" xmlns:w15="http://schemas.microsoft.com/office/word/2012/wordml" xmlns:wpg="http://schemas.microsoft.com/office/word/2010/wordprocessingGroup" xmlns:wpi="http://schemas.microsoft.com/office/word/2010/wordprocessingInk" xmlns:wne="http://schemas.microsoft.com/office/word/2006/wordml" xmlns:wps="http://schemas.microsoft.com/office/word/2010/wordprocessingShape" xmlns:wpsCustomData="http://www.wps.cn/officeDocument/2013/wpsCustomData" mc:Ignorable="w14 w15 wp14">
+  <w:p/>
 </w:ftr>
 </file>
 
 <file path=word/footer3.xml><?xml version="1.0" encoding="utf-8"?>
-<w:ftr xmlns:m="http://schemas.openxmlformats.org/officeDocument/2006/math" xmlns:mc="http://schemas.openxmlformats.org/markup-compatibility/2006" xmlns:mo="http://schemas.microsoft.com/office/mac/office/2008/main" xmlns:mv="urn:schemas-microsoft-com:mac:vml" xmlns:o="urn:schemas-microsoft-com:office:office" xmlns:r="http://schemas.openxmlformats.org/officeDocument/2006/relationships" xmlns:v="urn:schemas-microsoft-com:vml" xmlns:w10="urn:schemas-microsoft-com:office:word" xmlns:w14="http://schemas.microsoft.com/office/word/2010/wordml" xmlns:w="http://schemas.openxmlformats.org/wordprocessingml/2006/main" xmlns:wne="http://schemas.microsoft.com/office/word/2006/wordml" xmlns:wp14="http://schemas.microsoft.com/office/word/2010/wordprocessingDrawing" xmlns:wp="http://schemas.openxmlformats.org/drawingml/2006/wordprocessingDrawing" xmlns:wpc="http://schemas.microsoft.com/office/word/2010/wordprocessingCanvas" xmlns:wpg="http://schemas.microsoft.com/office/word/2010/wordprocessingGroup" xmlns:wpi="http://schemas.microsoft.com/office/word/2010/wordprocessingInk" xmlns:wps="http://schemas.microsoft.com/office/word/2010/wordprocessingShape" mc:Ignorable="w14 wp14">
-  <w:p>
-    <w:pPr>
-      <w:pStyle w:val="Footer"/>
-    </w:pPr>
-  </w:p>
+<w:ftr xmlns:wpc="http://schemas.microsoft.com/office/word/2010/wordprocessingCanvas" xmlns:mc="http://schemas.openxmlformats.org/markup-compatibility/2006" xmlns:o="urn:schemas-microsoft-com:office:office" xmlns:r="http://schemas.openxmlformats.org/officeDocument/2006/relationships" xmlns:m="http://schemas.openxmlformats.org/officeDocument/2006/math" xmlns:v="urn:schemas-microsoft-com:vml" xmlns:wp14="http://schemas.microsoft.com/office/word/2010/wordprocessingDrawing" xmlns:wp="http://schemas.openxmlformats.org/drawingml/2006/wordprocessingDrawing" xmlns:w10="urn:schemas-microsoft-com:office:word" xmlns:w="http://schemas.openxmlformats.org/wordprocessingml/2006/main" xmlns:w14="http://schemas.microsoft.com/office/word/2010/wordml" xmlns:w15="http://schemas.microsoft.com/office/word/2012/wordml" xmlns:wpg="http://schemas.microsoft.com/office/word/2010/wordprocessingGroup" xmlns:wpi="http://schemas.microsoft.com/office/word/2010/wordprocessingInk" xmlns:wne="http://schemas.microsoft.com/office/word/2006/wordml" xmlns:wps="http://schemas.microsoft.com/office/word/2010/wordprocessingShape" xmlns:wpsCustomData="http://www.wps.cn/officeDocument/2013/wpsCustomData" mc:Ignorable="w14 w15 wp14">
+  <w:p/>
 </w:ftr>
 </file>
 
@@ -6514,42 +6431,34 @@
         <w:lang w:val="en-US" w:eastAsia="zh-CN"/>
       </w:rPr>
       <w:tab/>
-      <w:tab/>
-      <w:t>重庆市鹧鸪哨信息技术有限责任公司</w:t>
     </w:r>
     <w:r>
       <w:rPr>
         <w:rFonts w:hint="eastAsia" w:eastAsiaTheme="minorEastAsia"/>
         <w:lang w:val="en-US" w:eastAsia="zh-CN"/>
       </w:rPr>
+      <w:tab/>
     </w:r>
     <w:r>
       <w:rPr>
         <w:rFonts w:hint="eastAsia" w:eastAsiaTheme="minorEastAsia"/>
         <w:lang w:val="en-US" w:eastAsia="zh-CN"/>
       </w:rPr>
+      <w:t>重庆市鹧鸪哨信息技术有限责任公司</w:t>
     </w:r>
   </w:p>
 </w:hdr>
 </file>
 
 <file path=word/header2.xml><?xml version="1.0" encoding="utf-8"?>
-<w:hdr xmlns:m="http://schemas.openxmlformats.org/officeDocument/2006/math" xmlns:mc="http://schemas.openxmlformats.org/markup-compatibility/2006" xmlns:mo="http://schemas.microsoft.com/office/mac/office/2008/main" xmlns:mv="urn:schemas-microsoft-com:mac:vml" xmlns:o="urn:schemas-microsoft-com:office:office" xmlns:r="http://schemas.openxmlformats.org/officeDocument/2006/relationships" xmlns:v="urn:schemas-microsoft-com:vml" xmlns:w10="urn:schemas-microsoft-com:office:word" xmlns:w14="http://schemas.microsoft.com/office/word/2010/wordml" xmlns:w="http://schemas.openxmlformats.org/wordprocessingml/2006/main" xmlns:wne="http://schemas.microsoft.com/office/word/2006/wordml" xmlns:wp14="http://schemas.microsoft.com/office/word/2010/wordprocessingDrawing" xmlns:wp="http://schemas.openxmlformats.org/drawingml/2006/wordprocessingDrawing" xmlns:wpc="http://schemas.microsoft.com/office/word/2010/wordprocessingCanvas" xmlns:wpg="http://schemas.microsoft.com/office/word/2010/wordprocessingGroup" xmlns:wpi="http://schemas.microsoft.com/office/word/2010/wordprocessingInk" xmlns:wps="http://schemas.microsoft.com/office/word/2010/wordprocessingShape" mc:Ignorable="w14 wp14">
-  <w:p>
-    <w:pPr>
-      <w:pStyle w:val="Header"/>
-    </w:pPr>
-  </w:p>
+<w:hdr xmlns:wpc="http://schemas.microsoft.com/office/word/2010/wordprocessingCanvas" xmlns:mc="http://schemas.openxmlformats.org/markup-compatibility/2006" xmlns:o="urn:schemas-microsoft-com:office:office" xmlns:r="http://schemas.openxmlformats.org/officeDocument/2006/relationships" xmlns:m="http://schemas.openxmlformats.org/officeDocument/2006/math" xmlns:v="urn:schemas-microsoft-com:vml" xmlns:wp14="http://schemas.microsoft.com/office/word/2010/wordprocessingDrawing" xmlns:wp="http://schemas.openxmlformats.org/drawingml/2006/wordprocessingDrawing" xmlns:w10="urn:schemas-microsoft-com:office:word" xmlns:w="http://schemas.openxmlformats.org/wordprocessingml/2006/main" xmlns:w14="http://schemas.microsoft.com/office/word/2010/wordml" xmlns:w15="http://schemas.microsoft.com/office/word/2012/wordml" xmlns:wpg="http://schemas.microsoft.com/office/word/2010/wordprocessingGroup" xmlns:wpi="http://schemas.microsoft.com/office/word/2010/wordprocessingInk" xmlns:wne="http://schemas.microsoft.com/office/word/2006/wordml" xmlns:wps="http://schemas.microsoft.com/office/word/2010/wordprocessingShape" xmlns:wpsCustomData="http://www.wps.cn/officeDocument/2013/wpsCustomData" mc:Ignorable="w14 w15 wp14">
+  <w:p/>
 </w:hdr>
 </file>
 
 <file path=word/header3.xml><?xml version="1.0" encoding="utf-8"?>
-<w:hdr xmlns:m="http://schemas.openxmlformats.org/officeDocument/2006/math" xmlns:mc="http://schemas.openxmlformats.org/markup-compatibility/2006" xmlns:mo="http://schemas.microsoft.com/office/mac/office/2008/main" xmlns:mv="urn:schemas-microsoft-com:mac:vml" xmlns:o="urn:schemas-microsoft-com:office:office" xmlns:r="http://schemas.openxmlformats.org/officeDocument/2006/relationships" xmlns:v="urn:schemas-microsoft-com:vml" xmlns:w10="urn:schemas-microsoft-com:office:word" xmlns:w14="http://schemas.microsoft.com/office/word/2010/wordml" xmlns:w="http://schemas.openxmlformats.org/wordprocessingml/2006/main" xmlns:wne="http://schemas.microsoft.com/office/word/2006/wordml" xmlns:wp14="http://schemas.microsoft.com/office/word/2010/wordprocessingDrawing" xmlns:wp="http://schemas.openxmlformats.org/drawingml/2006/wordprocessingDrawing" xmlns:wpc="http://schemas.microsoft.com/office/word/2010/wordprocessingCanvas" xmlns:wpg="http://schemas.microsoft.com/office/word/2010/wordprocessingGroup" xmlns:wpi="http://schemas.microsoft.com/office/word/2010/wordprocessingInk" xmlns:wps="http://schemas.microsoft.com/office/word/2010/wordprocessingShape" mc:Ignorable="w14 wp14">
-  <w:p>
-    <w:pPr>
-      <w:pStyle w:val="Header"/>
-    </w:pPr>
-  </w:p>
+<w:hdr xmlns:wpc="http://schemas.microsoft.com/office/word/2010/wordprocessingCanvas" xmlns:mc="http://schemas.openxmlformats.org/markup-compatibility/2006" xmlns:o="urn:schemas-microsoft-com:office:office" xmlns:r="http://schemas.openxmlformats.org/officeDocument/2006/relationships" xmlns:m="http://schemas.openxmlformats.org/officeDocument/2006/math" xmlns:v="urn:schemas-microsoft-com:vml" xmlns:wp14="http://schemas.microsoft.com/office/word/2010/wordprocessingDrawing" xmlns:wp="http://schemas.openxmlformats.org/drawingml/2006/wordprocessingDrawing" xmlns:w10="urn:schemas-microsoft-com:office:word" xmlns:w="http://schemas.openxmlformats.org/wordprocessingml/2006/main" xmlns:w14="http://schemas.microsoft.com/office/word/2010/wordml" xmlns:w15="http://schemas.microsoft.com/office/word/2012/wordml" xmlns:wpg="http://schemas.microsoft.com/office/word/2010/wordprocessingGroup" xmlns:wpi="http://schemas.microsoft.com/office/word/2010/wordprocessingInk" xmlns:wne="http://schemas.microsoft.com/office/word/2006/wordml" xmlns:wps="http://schemas.microsoft.com/office/word/2010/wordprocessingShape" xmlns:wpsCustomData="http://www.wps.cn/officeDocument/2013/wpsCustomData" mc:Ignorable="w14 w15 wp14">
+  <w:p/>
 </w:hdr>
 </file>
 

--- a/8.资源管理/1.流程制度规范类文件/ZGS-08-00-供应商管理制度.docx
+++ b/8.资源管理/1.流程制度规范类文件/ZGS-08-00-供应商管理制度.docx
@@ -1,10 +1,11 @@
 
 <file path=word/document.xml><?xml version="1.0" encoding="utf-8"?>
-<w:document xmlns:wpc="http://schemas.microsoft.com/office/word/2010/wordprocessingCanvas" xmlns:mc="http://schemas.openxmlformats.org/markup-compatibility/2006" xmlns:o="urn:schemas-microsoft-com:office:office" xmlns:r="http://schemas.openxmlformats.org/officeDocument/2006/relationships" xmlns:m="http://schemas.openxmlformats.org/officeDocument/2006/math" xmlns:v="urn:schemas-microsoft-com:vml" xmlns:wp14="http://schemas.microsoft.com/office/word/2010/wordprocessingDrawing" xmlns:wp="http://schemas.openxmlformats.org/drawingml/2006/wordprocessingDrawing" xmlns:w="http://schemas.openxmlformats.org/wordprocessingml/2006/main" xmlns:w14="http://schemas.microsoft.com/office/word/2010/wordml" xmlns:w10="urn:schemas-microsoft-com:office:word" xmlns:w15="http://schemas.microsoft.com/office/word/2012/wordml" xmlns:wpg="http://schemas.microsoft.com/office/word/2010/wordprocessingGroup" xmlns:wpi="http://schemas.microsoft.com/office/word/2010/wordprocessingInk" xmlns:wne="http://schemas.microsoft.com/office/word/2006/wordml" xmlns:wps="http://schemas.microsoft.com/office/word/2010/wordprocessingShape" xmlns:wpsCustomData="http://www.wps.cn/officeDocument/2013/wpsCustomData" mc:Ignorable="w14 w15 wp14">
+<w:document xmlns:wpc="http://schemas.microsoft.com/office/word/2010/wordprocessingCanvas" xmlns:mc="http://schemas.openxmlformats.org/markup-compatibility/2006" xmlns:o="urn:schemas-microsoft-com:office:office" xmlns:r="http://schemas.openxmlformats.org/officeDocument/2006/relationships" xmlns:m="http://schemas.openxmlformats.org/officeDocument/2006/math" xmlns:v="urn:schemas-microsoft-com:vml" xmlns:wp14="http://schemas.microsoft.com/office/word/2010/wordprocessingDrawing" xmlns:wp="http://schemas.openxmlformats.org/drawingml/2006/wordprocessingDrawing" xmlns:w10="urn:schemas-microsoft-com:office:word" xmlns:w="http://schemas.openxmlformats.org/wordprocessingml/2006/main" xmlns:w14="http://schemas.microsoft.com/office/word/2010/wordml" xmlns:w15="http://schemas.microsoft.com/office/word/2012/wordml" xmlns:wne="http://schemas.microsoft.com/office/word/2006/wordml" xmlns:wpg="http://schemas.microsoft.com/office/word/2010/wordprocessingGroup" xmlns:wpi="http://schemas.microsoft.com/office/word/2010/wordprocessingInk" xmlns:wps="http://schemas.microsoft.com/office/word/2010/wordprocessingShape" mc:Ignorable="w14 w15 wp14">
+  <!-- Generated by Aspose.Words for .NET 13.3.0.1 -->
   <w:body>
     <w:p>
       <w:pPr>
-        <w:pStyle w:val="24"/>
+        <w:pStyle w:val="a"/>
         <w:keepNext w:val="0"/>
         <w:keepLines w:val="0"/>
         <w:pageBreakBefore w:val="0"/>
@@ -24,7 +25,7 @@
       <w:bookmarkStart w:id="0" w:name="_Toc10504"/>
       <w:r>
         <w:drawing>
-          <wp:anchor distT="0" distB="0" distL="114300" distR="114300" simplePos="0" relativeHeight="251660288" behindDoc="1" locked="0" layoutInCell="1" allowOverlap="1">
+          <wp:anchor distT="0" distB="0" distL="114300" distR="114300" simplePos="0" relativeHeight="251659264" behindDoc="1" locked="0" layoutInCell="1" allowOverlap="1">
             <wp:simplePos x="0" y="0"/>
             <wp:positionH relativeFrom="column">
               <wp:posOffset>0</wp:posOffset>
@@ -49,7 +50,7 @@
                     </pic:cNvPicPr>
                   </pic:nvPicPr>
                   <pic:blipFill>
-                    <a:blip r:embed="rId12"/>
+                    <a:blip xmlns:r="http://schemas.openxmlformats.org/officeDocument/2006/relationships" r:embed="rId4"/>
                     <a:stretch>
                       <a:fillRect/>
                     </a:stretch>
@@ -79,7 +80,7 @@
           <w:lang w:val="en-US" w:eastAsia="zh-CN"/>
         </w:rPr>
         <w:drawing>
-          <wp:anchor distT="0" distB="0" distL="114300" distR="114300" simplePos="0" relativeHeight="251659264" behindDoc="1" locked="0" layoutInCell="1" allowOverlap="1">
+          <wp:anchor distT="0" distB="0" distL="114300" distR="114300" simplePos="0" relativeHeight="251658240" behindDoc="1" locked="0" layoutInCell="1" allowOverlap="1">
             <wp:simplePos x="0" y="0"/>
             <wp:positionH relativeFrom="column">
               <wp:posOffset>635</wp:posOffset>
@@ -104,7 +105,7 @@
                     </pic:cNvPicPr>
                   </pic:nvPicPr>
                   <pic:blipFill>
-                    <a:blip r:embed="rId13">
+                    <a:blip xmlns:r="http://schemas.openxmlformats.org/officeDocument/2006/relationships" r:embed="rId5">
                       <a:alphaModFix amt="58000"/>
                       <a:lum contrast="-52000"/>
                     </a:blip>
@@ -138,7 +139,7 @@
     </w:p>
     <w:p>
       <w:pPr>
-        <w:pStyle w:val="25"/>
+        <w:pStyle w:val="a0"/>
         <w:keepNext w:val="0"/>
         <w:keepLines w:val="0"/>
         <w:pageBreakBefore w:val="0"/>
@@ -185,11 +186,11 @@
         <w:adjustRightInd w:val="0"/>
         <w:snapToGrid w:val="0"/>
         <w:spacing w:after="624" w:afterLines="200" w:line="219" w:lineRule="auto"/>
-        <w:ind w:left="0" w:leftChars="0" w:right="0" w:rightChars="0" w:firstLine="0" w:firstLineChars="0"/>
+        <w:ind w:left="0" w:right="0" w:firstLine="0" w:leftChars="0" w:rightChars="0" w:firstLineChars="0"/>
         <w:jc w:val="center"/>
         <w:textAlignment w:val="baseline"/>
         <w:rPr>
-          <w:rFonts w:hint="eastAsia" w:ascii="宋体" w:hAnsi="宋体" w:eastAsia="宋体" w:cs="宋体"/>
+          <w:rFonts w:ascii="宋体" w:eastAsia="宋体" w:hAnsi="宋体" w:cs="宋体" w:hint="eastAsia"/>
           <w:sz w:val="24"/>
           <w:szCs w:val="24"/>
           <w:lang w:val="en-US" w:eastAsia="zh-CN"/>
@@ -197,7 +198,7 @@
       </w:pPr>
       <w:r>
         <w:rPr>
-          <w:rFonts w:ascii="宋体" w:hAnsi="宋体" w:eastAsia="宋体" w:cs="宋体"/>
+          <w:rFonts w:ascii="宋体" w:eastAsia="宋体" w:hAnsi="宋体" w:cs="宋体"/>
           <w:b/>
           <w:bCs/>
           <w:spacing w:val="-3"/>
@@ -209,18 +210,17 @@
     </w:p>
     <w:tbl>
       <w:tblPr>
-        <w:tblStyle w:val="21"/>
+        <w:tblStyle w:val="TableGrid"/>
         <w:tblW w:w="0" w:type="auto"/>
         <w:jc w:val="center"/>
         <w:tblBorders>
-          <w:top w:val="none" w:color="auto" w:sz="0" w:space="0"/>
-          <w:left w:val="none" w:color="auto" w:sz="0" w:space="0"/>
-          <w:bottom w:val="none" w:color="auto" w:sz="0" w:space="0"/>
-          <w:right w:val="none" w:color="auto" w:sz="0" w:space="0"/>
-          <w:insideH w:val="none" w:color="auto" w:sz="0" w:space="0"/>
-          <w:insideV w:val="none" w:color="auto" w:sz="0" w:space="0"/>
+          <w:top w:val="nil"/>
+          <w:left w:val="nil"/>
+          <w:bottom w:val="nil"/>
+          <w:right w:val="nil"/>
+          <w:insideH w:val="nil"/>
+          <w:insideV w:val="nil"/>
         </w:tblBorders>
-        <w:tblLayout w:type="autofit"/>
         <w:tblCellMar>
           <w:top w:w="0" w:type="dxa"/>
           <w:left w:w="108" w:type="dxa"/>
@@ -234,17 +234,25 @@
       </w:tblGrid>
       <w:tr>
         <w:tblPrEx>
+          <w:tblW w:w="0" w:type="auto"/>
+          <w:jc w:val="center"/>
           <w:tblBorders>
-            <w:top w:val="none" w:color="auto" w:sz="0" w:space="0"/>
-            <w:left w:val="none" w:color="auto" w:sz="0" w:space="0"/>
-            <w:bottom w:val="none" w:color="auto" w:sz="0" w:space="0"/>
-            <w:right w:val="none" w:color="auto" w:sz="0" w:space="0"/>
-            <w:insideH w:val="none" w:color="auto" w:sz="0" w:space="0"/>
-            <w:insideV w:val="none" w:color="auto" w:sz="0" w:space="0"/>
+            <w:top w:val="nil"/>
+            <w:left w:val="nil"/>
+            <w:bottom w:val="nil"/>
+            <w:right w:val="nil"/>
+            <w:insideH w:val="nil"/>
+            <w:insideV w:val="nil"/>
           </w:tblBorders>
+          <w:tblCellMar>
+            <w:top w:w="0" w:type="dxa"/>
+            <w:left w:w="108" w:type="dxa"/>
+            <w:bottom w:w="0" w:type="dxa"/>
+            <w:right w:w="108" w:type="dxa"/>
+          </w:tblCellMar>
         </w:tblPrEx>
         <w:trPr>
-          <w:trHeight w:val="810" w:hRule="atLeast"/>
+          <w:trHeight w:val="810"/>
           <w:jc w:val="center"/>
         </w:trPr>
         <w:tc>
@@ -282,7 +290,7 @@
             </w:r>
             <w:r>
               <w:rPr>
-                <w:rFonts w:hint="default" w:asciiTheme="minorAscii" w:hAnsiTheme="minorAscii" w:eastAsiaTheme="minorEastAsia"/>
+                <w:rFonts w:asciiTheme="minorAscii" w:eastAsiaTheme="minorEastAsia" w:hAnsiTheme="minorAscii" w:hint="default"/>
                 <w:spacing w:val="227"/>
                 <w:sz w:val="21"/>
                 <w:vertAlign w:val="baseline"/>
@@ -299,8 +307,8 @@
               </w:rPr>
               <w:t>采购</w:t>
             </w:r>
-            <w:bookmarkStart w:id="22" w:name="_GoBack"/>
-            <w:bookmarkEnd w:id="22"/>
+            <w:bookmarkStart w:id="2" w:name="_GoBack"/>
+            <w:bookmarkEnd w:id="2"/>
             <w:r>
               <w:rPr>
                 <w:rFonts w:hint="eastAsia"/>
@@ -347,7 +355,7 @@
             </w:r>
             <w:r>
               <w:rPr>
-                <w:rFonts w:hint="eastAsia" w:asciiTheme="minorAscii" w:hAnsiTheme="minorAscii" w:eastAsiaTheme="minorEastAsia"/>
+                <w:rFonts w:asciiTheme="minorAscii" w:eastAsiaTheme="minorEastAsia" w:hAnsiTheme="minorAscii" w:hint="eastAsia"/>
                 <w:spacing w:val="227"/>
                 <w:sz w:val="21"/>
                 <w:vertAlign w:val="baseline"/>
@@ -369,14 +377,8 @@
       </w:tr>
       <w:tr>
         <w:tblPrEx>
-          <w:tblBorders>
-            <w:top w:val="none" w:color="auto" w:sz="0" w:space="0"/>
-            <w:left w:val="none" w:color="auto" w:sz="0" w:space="0"/>
-            <w:bottom w:val="none" w:color="auto" w:sz="0" w:space="0"/>
-            <w:right w:val="none" w:color="auto" w:sz="0" w:space="0"/>
-            <w:insideH w:val="none" w:color="auto" w:sz="0" w:space="0"/>
-            <w:insideV w:val="none" w:color="auto" w:sz="0" w:space="0"/>
-          </w:tblBorders>
+          <w:tblW w:w="0" w:type="auto"/>
+          <w:jc w:val="center"/>
           <w:tblCellMar>
             <w:top w:w="0" w:type="dxa"/>
             <w:left w:w="108" w:type="dxa"/>
@@ -385,7 +387,7 @@
           </w:tblCellMar>
         </w:tblPrEx>
         <w:trPr>
-          <w:trHeight w:val="810" w:hRule="atLeast"/>
+          <w:trHeight w:val="810"/>
           <w:jc w:val="center"/>
         </w:trPr>
         <w:tc>
@@ -409,7 +411,7 @@
               <w:snapToGrid w:val="0"/>
               <w:textAlignment w:val="baseline"/>
               <w:rPr>
-                <w:rFonts w:hint="default" w:ascii="Arial" w:hAnsi="Arial" w:eastAsia="Arial" w:cs="Arial"/>
+                <w:rFonts w:ascii="Arial" w:eastAsia="Arial" w:hAnsi="Arial" w:cs="Arial" w:hint="default"/>
                 <w:snapToGrid w:val="0"/>
                 <w:color w:val="000000"/>
                 <w:kern w:val="0"/>
@@ -441,7 +443,7 @@
             </w:r>
             <w:r>
               <w:rPr>
-                <w:rFonts w:hint="default" w:asciiTheme="minorAscii" w:hAnsiTheme="minorAscii" w:eastAsiaTheme="minorEastAsia"/>
+                <w:rFonts w:asciiTheme="minorAscii" w:eastAsiaTheme="minorEastAsia" w:hAnsiTheme="minorAscii" w:hint="default"/>
                 <w:spacing w:val="227"/>
                 <w:sz w:val="21"/>
                 <w:vertAlign w:val="baseline"/>
@@ -494,7 +496,7 @@
               <w:snapToGrid w:val="0"/>
               <w:textAlignment w:val="baseline"/>
               <w:rPr>
-                <w:rFonts w:hint="default" w:ascii="Arial" w:hAnsi="Arial" w:eastAsia="Arial" w:cs="Arial"/>
+                <w:rFonts w:ascii="Arial" w:eastAsia="Arial" w:hAnsi="Arial" w:cs="Arial" w:hint="default"/>
                 <w:snapToGrid w:val="0"/>
                 <w:color w:val="000000"/>
                 <w:kern w:val="0"/>
@@ -514,7 +516,7 @@
             </w:r>
             <w:r>
               <w:rPr>
-                <w:rFonts w:hint="eastAsia" w:asciiTheme="minorAscii" w:hAnsiTheme="minorAscii" w:eastAsiaTheme="minorEastAsia"/>
+                <w:rFonts w:asciiTheme="minorAscii" w:eastAsiaTheme="minorEastAsia" w:hAnsiTheme="minorAscii" w:hint="eastAsia"/>
                 <w:spacing w:val="227"/>
                 <w:sz w:val="21"/>
                 <w:vertAlign w:val="baseline"/>
@@ -536,14 +538,8 @@
       </w:tr>
       <w:tr>
         <w:tblPrEx>
-          <w:tblBorders>
-            <w:top w:val="none" w:color="auto" w:sz="0" w:space="0"/>
-            <w:left w:val="none" w:color="auto" w:sz="0" w:space="0"/>
-            <w:bottom w:val="none" w:color="auto" w:sz="0" w:space="0"/>
-            <w:right w:val="none" w:color="auto" w:sz="0" w:space="0"/>
-            <w:insideH w:val="none" w:color="auto" w:sz="0" w:space="0"/>
-            <w:insideV w:val="none" w:color="auto" w:sz="0" w:space="0"/>
-          </w:tblBorders>
+          <w:tblW w:w="0" w:type="auto"/>
+          <w:jc w:val="center"/>
           <w:tblCellMar>
             <w:top w:w="0" w:type="dxa"/>
             <w:left w:w="108" w:type="dxa"/>
@@ -552,7 +548,7 @@
           </w:tblCellMar>
         </w:tblPrEx>
         <w:trPr>
-          <w:trHeight w:val="635" w:hRule="atLeast"/>
+          <w:trHeight w:val="635"/>
           <w:jc w:val="center"/>
         </w:trPr>
         <w:tc>
@@ -627,7 +623,7 @@
             </w:r>
             <w:r>
               <w:rPr>
-                <w:rFonts w:hint="eastAsia" w:asciiTheme="minorAscii" w:hAnsiTheme="minorAscii" w:eastAsiaTheme="minorEastAsia"/>
+                <w:rFonts w:asciiTheme="minorAscii" w:eastAsiaTheme="minorEastAsia" w:hAnsiTheme="minorAscii" w:hint="eastAsia"/>
                 <w:spacing w:val="227"/>
                 <w:sz w:val="21"/>
                 <w:vertAlign w:val="baseline"/>
@@ -686,14 +682,14 @@
         <w:ind w:left="3634"/>
         <w:textAlignment w:val="baseline"/>
         <w:rPr>
-          <w:rFonts w:ascii="宋体" w:hAnsi="宋体" w:eastAsia="宋体" w:cs="宋体"/>
+          <w:rFonts w:ascii="宋体" w:eastAsia="宋体" w:hAnsi="宋体" w:cs="宋体"/>
           <w:sz w:val="31"/>
           <w:szCs w:val="31"/>
         </w:rPr>
       </w:pPr>
       <w:r>
         <w:rPr>
-          <w:rFonts w:ascii="宋体" w:hAnsi="宋体" w:eastAsia="宋体" w:cs="宋体"/>
+          <w:rFonts w:ascii="宋体" w:eastAsia="宋体" w:hAnsi="宋体" w:cs="宋体"/>
           <w:b/>
           <w:bCs/>
           <w:spacing w:val="4"/>
@@ -705,16 +701,16 @@
     </w:p>
     <w:tbl>
       <w:tblPr>
-        <w:tblStyle w:val="26"/>
+        <w:tblStyle w:val="TableNormal0"/>
         <w:tblW w:w="7137" w:type="dxa"/>
         <w:jc w:val="center"/>
         <w:tblBorders>
-          <w:top w:val="single" w:color="000000" w:sz="2" w:space="0"/>
-          <w:left w:val="single" w:color="000000" w:sz="2" w:space="0"/>
-          <w:bottom w:val="single" w:color="000000" w:sz="2" w:space="0"/>
-          <w:right w:val="single" w:color="000000" w:sz="2" w:space="0"/>
-          <w:insideH w:val="single" w:color="000000" w:sz="2" w:space="0"/>
-          <w:insideV w:val="single" w:color="000000" w:sz="2" w:space="0"/>
+          <w:top w:val="single" w:sz="2" w:space="0" w:color="000000"/>
+          <w:left w:val="single" w:sz="2" w:space="0" w:color="000000"/>
+          <w:bottom w:val="single" w:sz="2" w:space="0" w:color="000000"/>
+          <w:right w:val="single" w:sz="2" w:space="0" w:color="000000"/>
+          <w:insideH w:val="single" w:sz="2" w:space="0" w:color="000000"/>
+          <w:insideV w:val="single" w:sz="2" w:space="0" w:color="000000"/>
         </w:tblBorders>
         <w:tblLayout w:type="fixed"/>
         <w:tblCellMar>
@@ -732,14 +728,17 @@
       </w:tblGrid>
       <w:tr>
         <w:tblPrEx>
+          <w:tblW w:w="7137" w:type="dxa"/>
+          <w:jc w:val="center"/>
           <w:tblBorders>
-            <w:top w:val="single" w:color="000000" w:sz="2" w:space="0"/>
-            <w:left w:val="single" w:color="000000" w:sz="2" w:space="0"/>
-            <w:bottom w:val="single" w:color="000000" w:sz="2" w:space="0"/>
-            <w:right w:val="single" w:color="000000" w:sz="2" w:space="0"/>
-            <w:insideH w:val="single" w:color="000000" w:sz="2" w:space="0"/>
-            <w:insideV w:val="single" w:color="000000" w:sz="2" w:space="0"/>
+            <w:top w:val="single" w:sz="2" w:space="0" w:color="000000"/>
+            <w:left w:val="single" w:sz="2" w:space="0" w:color="000000"/>
+            <w:bottom w:val="single" w:sz="2" w:space="0" w:color="000000"/>
+            <w:right w:val="single" w:sz="2" w:space="0" w:color="000000"/>
+            <w:insideH w:val="single" w:sz="2" w:space="0" w:color="000000"/>
+            <w:insideV w:val="single" w:sz="2" w:space="0" w:color="000000"/>
           </w:tblBorders>
+          <w:tblLayout w:type="fixed"/>
           <w:tblCellMar>
             <w:top w:w="0" w:type="dxa"/>
             <w:left w:w="0" w:type="dxa"/>
@@ -748,7 +747,7 @@
           </w:tblCellMar>
         </w:tblPrEx>
         <w:trPr>
-          <w:trHeight w:val="593" w:hRule="atLeast"/>
+          <w:trHeight w:val="593"/>
           <w:jc w:val="center"/>
         </w:trPr>
         <w:tc>
@@ -770,18 +769,18 @@
               <w:adjustRightInd w:val="0"/>
               <w:snapToGrid w:val="0"/>
               <w:spacing w:before="176" w:line="228" w:lineRule="auto"/>
-              <w:ind w:left="0" w:leftChars="0" w:right="0" w:rightChars="0" w:firstLine="0" w:firstLineChars="0"/>
+              <w:ind w:left="0" w:right="0" w:firstLine="0" w:leftChars="0" w:rightChars="0" w:firstLineChars="0"/>
               <w:jc w:val="center"/>
               <w:textAlignment w:val="baseline"/>
               <w:rPr>
-                <w:rFonts w:ascii="宋体" w:hAnsi="宋体" w:eastAsia="宋体" w:cs="宋体"/>
+                <w:rFonts w:ascii="宋体" w:eastAsia="宋体" w:hAnsi="宋体" w:cs="宋体"/>
                 <w:sz w:val="20"/>
                 <w:szCs w:val="20"/>
               </w:rPr>
             </w:pPr>
             <w:r>
               <w:rPr>
-                <w:rFonts w:ascii="宋体" w:hAnsi="宋体" w:eastAsia="宋体" w:cs="宋体"/>
+                <w:rFonts w:ascii="宋体" w:eastAsia="宋体" w:hAnsi="宋体" w:cs="宋体"/>
                 <w:spacing w:val="-14"/>
                 <w:sz w:val="20"/>
                 <w:szCs w:val="20"/>
@@ -809,18 +808,18 @@
               <w:adjustRightInd w:val="0"/>
               <w:snapToGrid w:val="0"/>
               <w:spacing w:before="175" w:line="227" w:lineRule="auto"/>
-              <w:ind w:left="0" w:leftChars="0" w:right="0" w:rightChars="0" w:firstLine="0" w:firstLineChars="0"/>
+              <w:ind w:left="0" w:right="0" w:firstLine="0" w:leftChars="0" w:rightChars="0" w:firstLineChars="0"/>
               <w:jc w:val="center"/>
               <w:textAlignment w:val="baseline"/>
               <w:rPr>
-                <w:rFonts w:ascii="宋体" w:hAnsi="宋体" w:eastAsia="宋体" w:cs="宋体"/>
+                <w:rFonts w:ascii="宋体" w:eastAsia="宋体" w:hAnsi="宋体" w:cs="宋体"/>
                 <w:sz w:val="20"/>
                 <w:szCs w:val="20"/>
               </w:rPr>
             </w:pPr>
             <w:r>
               <w:rPr>
-                <w:rFonts w:ascii="宋体" w:hAnsi="宋体" w:eastAsia="宋体" w:cs="宋体"/>
+                <w:rFonts w:ascii="宋体" w:eastAsia="宋体" w:hAnsi="宋体" w:cs="宋体"/>
                 <w:spacing w:val="4"/>
                 <w:sz w:val="20"/>
                 <w:szCs w:val="20"/>
@@ -848,18 +847,18 @@
               <w:adjustRightInd w:val="0"/>
               <w:snapToGrid w:val="0"/>
               <w:spacing w:before="175" w:line="228" w:lineRule="auto"/>
-              <w:ind w:left="0" w:leftChars="0" w:right="0" w:rightChars="0" w:firstLine="0" w:firstLineChars="0"/>
+              <w:ind w:left="0" w:right="0" w:firstLine="0" w:leftChars="0" w:rightChars="0" w:firstLineChars="0"/>
               <w:jc w:val="center"/>
               <w:textAlignment w:val="baseline"/>
               <w:rPr>
-                <w:rFonts w:ascii="宋体" w:hAnsi="宋体" w:eastAsia="宋体" w:cs="宋体"/>
+                <w:rFonts w:ascii="宋体" w:eastAsia="宋体" w:hAnsi="宋体" w:cs="宋体"/>
                 <w:sz w:val="20"/>
                 <w:szCs w:val="20"/>
               </w:rPr>
             </w:pPr>
             <w:r>
               <w:rPr>
-                <w:rFonts w:ascii="宋体" w:hAnsi="宋体" w:eastAsia="宋体" w:cs="宋体"/>
+                <w:rFonts w:ascii="宋体" w:eastAsia="宋体" w:hAnsi="宋体" w:cs="宋体"/>
                 <w:spacing w:val="7"/>
                 <w:sz w:val="20"/>
                 <w:szCs w:val="20"/>
@@ -887,18 +886,18 @@
               <w:adjustRightInd w:val="0"/>
               <w:snapToGrid w:val="0"/>
               <w:spacing w:before="176" w:line="229" w:lineRule="auto"/>
-              <w:ind w:left="0" w:leftChars="0" w:right="0" w:rightChars="0" w:firstLine="0" w:firstLineChars="0"/>
+              <w:ind w:left="0" w:right="0" w:firstLine="0" w:leftChars="0" w:rightChars="0" w:firstLineChars="0"/>
               <w:jc w:val="center"/>
               <w:textAlignment w:val="baseline"/>
               <w:rPr>
-                <w:rFonts w:ascii="宋体" w:hAnsi="宋体" w:eastAsia="宋体" w:cs="宋体"/>
+                <w:rFonts w:ascii="宋体" w:eastAsia="宋体" w:hAnsi="宋体" w:cs="宋体"/>
                 <w:sz w:val="20"/>
                 <w:szCs w:val="20"/>
               </w:rPr>
             </w:pPr>
             <w:r>
               <w:rPr>
-                <w:rFonts w:ascii="宋体" w:hAnsi="宋体" w:eastAsia="宋体" w:cs="宋体"/>
+                <w:rFonts w:ascii="宋体" w:eastAsia="宋体" w:hAnsi="宋体" w:cs="宋体"/>
                 <w:spacing w:val="7"/>
                 <w:sz w:val="20"/>
                 <w:szCs w:val="20"/>
@@ -910,14 +909,9 @@
       </w:tr>
       <w:tr>
         <w:tblPrEx>
-          <w:tblBorders>
-            <w:top w:val="single" w:color="000000" w:sz="2" w:space="0"/>
-            <w:left w:val="single" w:color="000000" w:sz="2" w:space="0"/>
-            <w:bottom w:val="single" w:color="000000" w:sz="2" w:space="0"/>
-            <w:right w:val="single" w:color="000000" w:sz="2" w:space="0"/>
-            <w:insideH w:val="single" w:color="000000" w:sz="2" w:space="0"/>
-            <w:insideV w:val="single" w:color="000000" w:sz="2" w:space="0"/>
-          </w:tblBorders>
+          <w:tblW w:w="7137" w:type="dxa"/>
+          <w:jc w:val="center"/>
+          <w:tblLayout w:type="fixed"/>
           <w:tblCellMar>
             <w:top w:w="0" w:type="dxa"/>
             <w:left w:w="0" w:type="dxa"/>
@@ -926,7 +920,7 @@
           </w:tblCellMar>
         </w:tblPrEx>
         <w:trPr>
-          <w:trHeight w:val="516" w:hRule="atLeast"/>
+          <w:trHeight w:val="516"/>
           <w:jc w:val="center"/>
         </w:trPr>
         <w:tc>
@@ -948,11 +942,11 @@
               <w:adjustRightInd w:val="0"/>
               <w:snapToGrid w:val="0"/>
               <w:spacing w:before="173" w:line="267" w:lineRule="exact"/>
-              <w:ind w:left="0" w:leftChars="0" w:right="0" w:rightChars="0" w:firstLine="0" w:firstLineChars="0"/>
+              <w:ind w:left="0" w:right="0" w:firstLine="0" w:leftChars="0" w:rightChars="0" w:firstLineChars="0"/>
               <w:jc w:val="center"/>
               <w:textAlignment w:val="baseline"/>
               <w:rPr>
-                <w:rFonts w:hint="default" w:ascii="宋体" w:hAnsi="宋体" w:eastAsia="宋体" w:cs="宋体"/>
+                <w:rFonts w:ascii="宋体" w:eastAsia="宋体" w:hAnsi="宋体" w:cs="宋体" w:hint="default"/>
                 <w:sz w:val="20"/>
                 <w:szCs w:val="20"/>
                 <w:lang w:val="en-US" w:eastAsia="zh-CN"/>
@@ -960,7 +954,7 @@
             </w:pPr>
             <w:r>
               <w:rPr>
-                <w:rFonts w:ascii="宋体" w:hAnsi="宋体" w:eastAsia="宋体" w:cs="宋体"/>
+                <w:rFonts w:ascii="宋体" w:eastAsia="宋体" w:hAnsi="宋体" w:cs="宋体"/>
                 <w:spacing w:val="3"/>
                 <w:position w:val="1"/>
                 <w:sz w:val="20"/>
@@ -970,7 +964,7 @@
             </w:r>
             <w:r>
               <w:rPr>
-                <w:rFonts w:hint="eastAsia" w:ascii="宋体" w:hAnsi="宋体" w:cs="宋体"/>
+                <w:rFonts w:ascii="宋体" w:hAnsi="宋体" w:cs="宋体" w:hint="eastAsia"/>
                 <w:spacing w:val="3"/>
                 <w:position w:val="1"/>
                 <w:sz w:val="20"/>
@@ -1000,18 +994,18 @@
               <w:adjustRightInd w:val="0"/>
               <w:snapToGrid w:val="0"/>
               <w:spacing w:before="173" w:line="267" w:lineRule="exact"/>
-              <w:ind w:left="0" w:leftChars="0" w:right="0" w:rightChars="0" w:firstLine="0" w:firstLineChars="0"/>
+              <w:ind w:left="0" w:right="0" w:firstLine="0" w:leftChars="0" w:rightChars="0" w:firstLineChars="0"/>
               <w:jc w:val="center"/>
               <w:textAlignment w:val="baseline"/>
               <w:rPr>
-                <w:rFonts w:ascii="宋体" w:hAnsi="宋体" w:eastAsia="宋体" w:cs="宋体"/>
+                <w:rFonts w:ascii="宋体" w:eastAsia="宋体" w:hAnsi="宋体" w:cs="宋体"/>
                 <w:sz w:val="20"/>
                 <w:szCs w:val="20"/>
               </w:rPr>
             </w:pPr>
             <w:r>
               <w:rPr>
-                <w:rFonts w:ascii="宋体" w:hAnsi="宋体" w:eastAsia="宋体" w:cs="宋体"/>
+                <w:rFonts w:ascii="宋体" w:eastAsia="宋体" w:hAnsi="宋体" w:cs="宋体"/>
                 <w:spacing w:val="4"/>
                 <w:position w:val="1"/>
                 <w:sz w:val="20"/>
@@ -1040,18 +1034,18 @@
               <w:adjustRightInd w:val="0"/>
               <w:snapToGrid w:val="0"/>
               <w:spacing w:before="172" w:line="228" w:lineRule="auto"/>
-              <w:ind w:left="0" w:leftChars="0" w:right="0" w:rightChars="0" w:firstLine="0" w:firstLineChars="0"/>
+              <w:ind w:left="0" w:right="0" w:firstLine="0" w:leftChars="0" w:rightChars="0" w:firstLineChars="0"/>
               <w:jc w:val="center"/>
               <w:textAlignment w:val="baseline"/>
               <w:rPr>
-                <w:rFonts w:ascii="宋体" w:hAnsi="宋体" w:eastAsia="宋体" w:cs="宋体"/>
+                <w:rFonts w:ascii="宋体" w:eastAsia="宋体" w:hAnsi="宋体" w:cs="宋体"/>
                 <w:sz w:val="20"/>
                 <w:szCs w:val="20"/>
               </w:rPr>
             </w:pPr>
             <w:r>
               <w:rPr>
-                <w:rFonts w:ascii="宋体" w:hAnsi="宋体" w:eastAsia="宋体" w:cs="宋体"/>
+                <w:rFonts w:ascii="宋体" w:eastAsia="宋体" w:hAnsi="宋体" w:cs="宋体"/>
                 <w:spacing w:val="7"/>
                 <w:sz w:val="20"/>
                 <w:szCs w:val="20"/>
@@ -1079,11 +1073,11 @@
               <w:adjustRightInd w:val="0"/>
               <w:snapToGrid w:val="0"/>
               <w:spacing w:before="173" w:line="229" w:lineRule="auto"/>
-              <w:ind w:left="0" w:leftChars="0" w:right="0" w:rightChars="0" w:firstLine="0" w:firstLineChars="0"/>
+              <w:ind w:left="0" w:right="0" w:firstLine="0" w:leftChars="0" w:rightChars="0" w:firstLineChars="0"/>
               <w:jc w:val="center"/>
               <w:textAlignment w:val="baseline"/>
               <w:rPr>
-                <w:rFonts w:ascii="宋体" w:hAnsi="宋体" w:eastAsia="宋体" w:cs="宋体"/>
+                <w:rFonts w:ascii="宋体" w:eastAsia="宋体" w:hAnsi="宋体" w:cs="宋体"/>
                 <w:sz w:val="20"/>
                 <w:szCs w:val="20"/>
               </w:rPr>
@@ -1100,14 +1094,9 @@
       </w:tr>
       <w:tr>
         <w:tblPrEx>
-          <w:tblBorders>
-            <w:top w:val="single" w:color="000000" w:sz="2" w:space="0"/>
-            <w:left w:val="single" w:color="000000" w:sz="2" w:space="0"/>
-            <w:bottom w:val="single" w:color="000000" w:sz="2" w:space="0"/>
-            <w:right w:val="single" w:color="000000" w:sz="2" w:space="0"/>
-            <w:insideH w:val="single" w:color="000000" w:sz="2" w:space="0"/>
-            <w:insideV w:val="single" w:color="000000" w:sz="2" w:space="0"/>
-          </w:tblBorders>
+          <w:tblW w:w="7137" w:type="dxa"/>
+          <w:jc w:val="center"/>
+          <w:tblLayout w:type="fixed"/>
           <w:tblCellMar>
             <w:top w:w="0" w:type="dxa"/>
             <w:left w:w="0" w:type="dxa"/>
@@ -1116,7 +1105,7 @@
           </w:tblCellMar>
         </w:tblPrEx>
         <w:trPr>
-          <w:trHeight w:val="556" w:hRule="atLeast"/>
+          <w:trHeight w:val="556"/>
           <w:jc w:val="center"/>
         </w:trPr>
         <w:tc>
@@ -1139,11 +1128,11 @@
               <w:adjustRightInd w:val="0"/>
               <w:snapToGrid w:val="0"/>
               <w:spacing w:before="173" w:line="267" w:lineRule="exact"/>
-              <w:ind w:left="0" w:leftChars="0" w:right="0" w:rightChars="0" w:firstLine="0" w:firstLineChars="0"/>
+              <w:ind w:left="0" w:right="0" w:firstLine="0" w:leftChars="0" w:rightChars="0" w:firstLineChars="0"/>
               <w:jc w:val="center"/>
               <w:textAlignment w:val="baseline"/>
               <w:rPr>
-                <w:rFonts w:hint="default" w:ascii="宋体" w:hAnsi="宋体" w:eastAsia="宋体" w:cs="宋体"/>
+                <w:rFonts w:ascii="宋体" w:eastAsia="宋体" w:hAnsi="宋体" w:cs="宋体" w:hint="default"/>
                 <w:snapToGrid w:val="0"/>
                 <w:color w:val="000000"/>
                 <w:kern w:val="0"/>
@@ -1154,7 +1143,7 @@
             </w:pPr>
             <w:r>
               <w:rPr>
-                <w:rFonts w:ascii="宋体" w:hAnsi="宋体" w:eastAsia="宋体" w:cs="宋体"/>
+                <w:rFonts w:ascii="宋体" w:eastAsia="宋体" w:hAnsi="宋体" w:cs="宋体"/>
                 <w:spacing w:val="3"/>
                 <w:position w:val="1"/>
                 <w:sz w:val="20"/>
@@ -1164,7 +1153,7 @@
             </w:r>
             <w:r>
               <w:rPr>
-                <w:rFonts w:hint="eastAsia" w:ascii="宋体" w:hAnsi="宋体" w:cs="宋体"/>
+                <w:rFonts w:ascii="宋体" w:hAnsi="宋体" w:cs="宋体" w:hint="eastAsia"/>
                 <w:spacing w:val="3"/>
                 <w:position w:val="1"/>
                 <w:sz w:val="20"/>
@@ -1175,7 +1164,7 @@
             </w:r>
             <w:r>
               <w:rPr>
-                <w:rFonts w:ascii="宋体" w:hAnsi="宋体" w:eastAsia="宋体" w:cs="宋体"/>
+                <w:rFonts w:ascii="宋体" w:eastAsia="宋体" w:hAnsi="宋体" w:cs="宋体"/>
                 <w:spacing w:val="3"/>
                 <w:position w:val="1"/>
                 <w:sz w:val="20"/>
@@ -1185,7 +1174,7 @@
             </w:r>
             <w:r>
               <w:rPr>
-                <w:rFonts w:hint="eastAsia" w:ascii="宋体" w:hAnsi="宋体" w:cs="宋体"/>
+                <w:rFonts w:ascii="宋体" w:hAnsi="宋体" w:cs="宋体" w:hint="eastAsia"/>
                 <w:spacing w:val="3"/>
                 <w:position w:val="1"/>
                 <w:sz w:val="20"/>
@@ -1216,11 +1205,11 @@
               <w:adjustRightInd w:val="0"/>
               <w:snapToGrid w:val="0"/>
               <w:spacing w:before="173" w:line="267" w:lineRule="exact"/>
-              <w:ind w:left="0" w:leftChars="0" w:right="0" w:rightChars="0" w:firstLine="0" w:firstLineChars="0"/>
+              <w:ind w:left="0" w:right="0" w:firstLine="0" w:leftChars="0" w:rightChars="0" w:firstLineChars="0"/>
               <w:jc w:val="center"/>
               <w:textAlignment w:val="baseline"/>
               <w:rPr>
-                <w:rFonts w:hint="eastAsia" w:ascii="宋体" w:hAnsi="宋体" w:eastAsia="宋体" w:cs="宋体"/>
+                <w:rFonts w:ascii="宋体" w:eastAsia="宋体" w:hAnsi="宋体" w:cs="宋体" w:hint="eastAsia"/>
                 <w:snapToGrid w:val="0"/>
                 <w:color w:val="000000"/>
                 <w:kern w:val="0"/>
@@ -1231,7 +1220,7 @@
             </w:pPr>
             <w:r>
               <w:rPr>
-                <w:rFonts w:ascii="宋体" w:hAnsi="宋体" w:eastAsia="宋体" w:cs="宋体"/>
+                <w:rFonts w:ascii="宋体" w:eastAsia="宋体" w:hAnsi="宋体" w:cs="宋体"/>
                 <w:spacing w:val="4"/>
                 <w:position w:val="1"/>
                 <w:sz w:val="20"/>
@@ -1241,7 +1230,7 @@
             </w:r>
             <w:r>
               <w:rPr>
-                <w:rFonts w:hint="eastAsia" w:ascii="宋体" w:hAnsi="宋体" w:cs="宋体"/>
+                <w:rFonts w:ascii="宋体" w:hAnsi="宋体" w:cs="宋体" w:hint="eastAsia"/>
                 <w:spacing w:val="4"/>
                 <w:position w:val="1"/>
                 <w:sz w:val="20"/>
@@ -1272,11 +1261,11 @@
               <w:adjustRightInd w:val="0"/>
               <w:snapToGrid w:val="0"/>
               <w:spacing w:before="172" w:line="228" w:lineRule="auto"/>
-              <w:ind w:left="0" w:leftChars="0" w:right="0" w:rightChars="0" w:firstLine="0" w:firstLineChars="0"/>
+              <w:ind w:left="0" w:right="0" w:firstLine="0" w:leftChars="0" w:rightChars="0" w:firstLineChars="0"/>
               <w:jc w:val="center"/>
               <w:textAlignment w:val="baseline"/>
               <w:rPr>
-                <w:rFonts w:hint="default" w:ascii="宋体" w:hAnsi="宋体" w:eastAsia="宋体" w:cs="宋体"/>
+                <w:rFonts w:ascii="宋体" w:eastAsia="宋体" w:hAnsi="宋体" w:cs="宋体" w:hint="default"/>
                 <w:snapToGrid w:val="0"/>
                 <w:color w:val="000000"/>
                 <w:kern w:val="0"/>
@@ -1287,7 +1276,7 @@
             </w:pPr>
             <w:r>
               <w:rPr>
-                <w:rFonts w:hint="eastAsia" w:ascii="宋体" w:hAnsi="宋体" w:cs="宋体"/>
+                <w:rFonts w:ascii="宋体" w:hAnsi="宋体" w:cs="宋体" w:hint="eastAsia"/>
                 <w:snapToGrid w:val="0"/>
                 <w:color w:val="000000"/>
                 <w:kern w:val="0"/>
@@ -1319,11 +1308,11 @@
               <w:adjustRightInd w:val="0"/>
               <w:snapToGrid w:val="0"/>
               <w:spacing w:before="173" w:line="229" w:lineRule="auto"/>
-              <w:ind w:left="0" w:leftChars="0" w:right="0" w:rightChars="0" w:firstLine="0" w:firstLineChars="0"/>
+              <w:ind w:left="0" w:right="0" w:firstLine="0" w:leftChars="0" w:rightChars="0" w:firstLineChars="0"/>
               <w:jc w:val="center"/>
               <w:textAlignment w:val="baseline"/>
               <w:rPr>
-                <w:rFonts w:ascii="宋体" w:hAnsi="宋体" w:eastAsia="宋体" w:cs="宋体"/>
+                <w:rFonts w:ascii="宋体" w:eastAsia="宋体" w:hAnsi="宋体" w:cs="宋体"/>
                 <w:snapToGrid w:val="0"/>
                 <w:color w:val="000000"/>
                 <w:kern w:val="0"/>
@@ -1344,14 +1333,9 @@
       </w:tr>
       <w:tr>
         <w:tblPrEx>
-          <w:tblBorders>
-            <w:top w:val="single" w:color="000000" w:sz="2" w:space="0"/>
-            <w:left w:val="single" w:color="000000" w:sz="2" w:space="0"/>
-            <w:bottom w:val="single" w:color="000000" w:sz="2" w:space="0"/>
-            <w:right w:val="single" w:color="000000" w:sz="2" w:space="0"/>
-            <w:insideH w:val="single" w:color="000000" w:sz="2" w:space="0"/>
-            <w:insideV w:val="single" w:color="000000" w:sz="2" w:space="0"/>
-          </w:tblBorders>
+          <w:tblW w:w="7137" w:type="dxa"/>
+          <w:jc w:val="center"/>
+          <w:tblLayout w:type="fixed"/>
           <w:tblCellMar>
             <w:top w:w="0" w:type="dxa"/>
             <w:left w:w="0" w:type="dxa"/>
@@ -1360,7 +1344,7 @@
           </w:tblCellMar>
         </w:tblPrEx>
         <w:trPr>
-          <w:trHeight w:val="556" w:hRule="atLeast"/>
+          <w:trHeight w:val="556"/>
           <w:jc w:val="center"/>
         </w:trPr>
         <w:tc>
@@ -1369,7 +1353,7 @@
           </w:tcPr>
           <w:p>
             <w:pPr>
-              <w:pStyle w:val="27"/>
+              <w:pStyle w:val="TableText"/>
               <w:keepNext w:val="0"/>
               <w:keepLines w:val="0"/>
               <w:pageBreakBefore w:val="0"/>
@@ -1382,7 +1366,7 @@
               <w:bidi w:val="0"/>
               <w:adjustRightInd w:val="0"/>
               <w:snapToGrid w:val="0"/>
-              <w:ind w:left="0" w:leftChars="0" w:right="0" w:rightChars="0" w:firstLine="0" w:firstLineChars="0"/>
+              <w:ind w:left="0" w:right="0" w:firstLine="0" w:leftChars="0" w:rightChars="0" w:firstLineChars="0"/>
               <w:jc w:val="center"/>
               <w:textAlignment w:val="baseline"/>
             </w:pPr>
@@ -1394,7 +1378,7 @@
           </w:tcPr>
           <w:p>
             <w:pPr>
-              <w:pStyle w:val="27"/>
+              <w:pStyle w:val="TableText"/>
               <w:keepNext w:val="0"/>
               <w:keepLines w:val="0"/>
               <w:pageBreakBefore w:val="0"/>
@@ -1407,7 +1391,7 @@
               <w:bidi w:val="0"/>
               <w:adjustRightInd w:val="0"/>
               <w:snapToGrid w:val="0"/>
-              <w:ind w:left="0" w:leftChars="0" w:right="0" w:rightChars="0" w:firstLine="0" w:firstLineChars="0"/>
+              <w:ind w:left="0" w:right="0" w:firstLine="0" w:leftChars="0" w:rightChars="0" w:firstLineChars="0"/>
               <w:jc w:val="center"/>
               <w:textAlignment w:val="baseline"/>
             </w:pPr>
@@ -1419,7 +1403,7 @@
           </w:tcPr>
           <w:p>
             <w:pPr>
-              <w:pStyle w:val="27"/>
+              <w:pStyle w:val="TableText"/>
               <w:keepNext w:val="0"/>
               <w:keepLines w:val="0"/>
               <w:pageBreakBefore w:val="0"/>
@@ -1432,7 +1416,7 @@
               <w:bidi w:val="0"/>
               <w:adjustRightInd w:val="0"/>
               <w:snapToGrid w:val="0"/>
-              <w:ind w:left="0" w:leftChars="0" w:right="0" w:rightChars="0" w:firstLine="0" w:firstLineChars="0"/>
+              <w:ind w:left="0" w:right="0" w:firstLine="0" w:leftChars="0" w:rightChars="0" w:firstLineChars="0"/>
               <w:jc w:val="center"/>
               <w:textAlignment w:val="baseline"/>
             </w:pPr>
@@ -1444,7 +1428,7 @@
           </w:tcPr>
           <w:p>
             <w:pPr>
-              <w:pStyle w:val="27"/>
+              <w:pStyle w:val="TableText"/>
               <w:keepNext w:val="0"/>
               <w:keepLines w:val="0"/>
               <w:pageBreakBefore w:val="0"/>
@@ -1457,7 +1441,7 @@
               <w:bidi w:val="0"/>
               <w:adjustRightInd w:val="0"/>
               <w:snapToGrid w:val="0"/>
-              <w:ind w:left="0" w:leftChars="0" w:right="0" w:rightChars="0" w:firstLine="0" w:firstLineChars="0"/>
+              <w:ind w:left="0" w:right="0" w:firstLine="0" w:leftChars="0" w:rightChars="0" w:firstLineChars="0"/>
               <w:jc w:val="center"/>
               <w:textAlignment w:val="baseline"/>
             </w:pPr>
@@ -1466,14 +1450,9 @@
       </w:tr>
       <w:tr>
         <w:tblPrEx>
-          <w:tblBorders>
-            <w:top w:val="single" w:color="000000" w:sz="2" w:space="0"/>
-            <w:left w:val="single" w:color="000000" w:sz="2" w:space="0"/>
-            <w:bottom w:val="single" w:color="000000" w:sz="2" w:space="0"/>
-            <w:right w:val="single" w:color="000000" w:sz="2" w:space="0"/>
-            <w:insideH w:val="single" w:color="000000" w:sz="2" w:space="0"/>
-            <w:insideV w:val="single" w:color="000000" w:sz="2" w:space="0"/>
-          </w:tblBorders>
+          <w:tblW w:w="7137" w:type="dxa"/>
+          <w:jc w:val="center"/>
+          <w:tblLayout w:type="fixed"/>
           <w:tblCellMar>
             <w:top w:w="0" w:type="dxa"/>
             <w:left w:w="0" w:type="dxa"/>
@@ -1482,7 +1461,7 @@
           </w:tblCellMar>
         </w:tblPrEx>
         <w:trPr>
-          <w:trHeight w:val="557" w:hRule="atLeast"/>
+          <w:trHeight w:val="557"/>
           <w:jc w:val="center"/>
         </w:trPr>
         <w:tc>
@@ -1491,7 +1470,7 @@
           </w:tcPr>
           <w:p>
             <w:pPr>
-              <w:pStyle w:val="27"/>
+              <w:pStyle w:val="TableText"/>
               <w:keepNext w:val="0"/>
               <w:keepLines w:val="0"/>
               <w:pageBreakBefore w:val="0"/>
@@ -1504,7 +1483,7 @@
               <w:bidi w:val="0"/>
               <w:adjustRightInd w:val="0"/>
               <w:snapToGrid w:val="0"/>
-              <w:ind w:left="0" w:leftChars="0" w:right="0" w:rightChars="0" w:firstLine="0" w:firstLineChars="0"/>
+              <w:ind w:left="0" w:right="0" w:firstLine="0" w:leftChars="0" w:rightChars="0" w:firstLineChars="0"/>
               <w:jc w:val="center"/>
               <w:textAlignment w:val="baseline"/>
             </w:pPr>
@@ -1516,7 +1495,7 @@
           </w:tcPr>
           <w:p>
             <w:pPr>
-              <w:pStyle w:val="27"/>
+              <w:pStyle w:val="TableText"/>
               <w:keepNext w:val="0"/>
               <w:keepLines w:val="0"/>
               <w:pageBreakBefore w:val="0"/>
@@ -1529,7 +1508,7 @@
               <w:bidi w:val="0"/>
               <w:adjustRightInd w:val="0"/>
               <w:snapToGrid w:val="0"/>
-              <w:ind w:left="0" w:leftChars="0" w:right="0" w:rightChars="0" w:firstLine="0" w:firstLineChars="0"/>
+              <w:ind w:left="0" w:right="0" w:firstLine="0" w:leftChars="0" w:rightChars="0" w:firstLineChars="0"/>
               <w:jc w:val="center"/>
               <w:textAlignment w:val="baseline"/>
             </w:pPr>
@@ -1541,7 +1520,7 @@
           </w:tcPr>
           <w:p>
             <w:pPr>
-              <w:pStyle w:val="27"/>
+              <w:pStyle w:val="TableText"/>
               <w:keepNext w:val="0"/>
               <w:keepLines w:val="0"/>
               <w:pageBreakBefore w:val="0"/>
@@ -1554,7 +1533,7 @@
               <w:bidi w:val="0"/>
               <w:adjustRightInd w:val="0"/>
               <w:snapToGrid w:val="0"/>
-              <w:ind w:left="0" w:leftChars="0" w:right="0" w:rightChars="0" w:firstLine="0" w:firstLineChars="0"/>
+              <w:ind w:left="0" w:right="0" w:firstLine="0" w:leftChars="0" w:rightChars="0" w:firstLineChars="0"/>
               <w:jc w:val="center"/>
               <w:textAlignment w:val="baseline"/>
             </w:pPr>
@@ -1566,7 +1545,7 @@
           </w:tcPr>
           <w:p>
             <w:pPr>
-              <w:pStyle w:val="27"/>
+              <w:pStyle w:val="TableText"/>
               <w:keepNext w:val="0"/>
               <w:keepLines w:val="0"/>
               <w:pageBreakBefore w:val="0"/>
@@ -1579,7 +1558,7 @@
               <w:bidi w:val="0"/>
               <w:adjustRightInd w:val="0"/>
               <w:snapToGrid w:val="0"/>
-              <w:ind w:left="0" w:leftChars="0" w:right="0" w:rightChars="0" w:firstLine="0" w:firstLineChars="0"/>
+              <w:ind w:left="0" w:right="0" w:firstLine="0" w:leftChars="0" w:rightChars="0" w:firstLineChars="0"/>
               <w:jc w:val="center"/>
               <w:textAlignment w:val="baseline"/>
             </w:pPr>
@@ -1610,7 +1589,7 @@
     <w:sdt>
       <w:sdtPr>
         <w:rPr>
-          <w:rFonts w:ascii="宋体" w:hAnsi="宋体" w:eastAsia="宋体" w:cs="Arial"/>
+          <w:rFonts w:ascii="宋体" w:eastAsia="宋体" w:hAnsi="宋体" w:cs="Arial"/>
           <w:snapToGrid w:val="0"/>
           <w:color w:val="000000"/>
           <w:kern w:val="0"/>
@@ -1626,7 +1605,7 @@
       </w:sdtPr>
       <w:sdtEndPr>
         <w:rPr>
-          <w:rFonts w:hint="eastAsia" w:ascii="宋体" w:hAnsi="宋体" w:eastAsia="宋体" w:cs="宋体"/>
+          <w:rFonts w:ascii="宋体" w:eastAsia="宋体" w:hAnsi="宋体" w:cs="宋体" w:hint="eastAsia"/>
           <w:snapToGrid w:val="0"/>
           <w:color w:val="000000"/>
           <w:kern w:val="0"/>
@@ -1651,18 +1630,18 @@
             <w:adjustRightInd w:val="0"/>
             <w:snapToGrid w:val="0"/>
             <w:spacing w:before="0" w:beforeLines="0" w:after="0" w:afterLines="0" w:line="240" w:lineRule="auto"/>
-            <w:ind w:left="0" w:leftChars="0" w:right="0" w:rightChars="0" w:firstLine="0" w:firstLineChars="0"/>
+            <w:ind w:left="0" w:right="0" w:firstLine="0" w:leftChars="0" w:rightChars="0" w:firstLineChars="0"/>
             <w:jc w:val="center"/>
             <w:textAlignment w:val="baseline"/>
             <w:rPr>
-              <w:rFonts w:hint="eastAsia" w:ascii="宋体" w:hAnsi="宋体" w:eastAsia="宋体" w:cs="宋体"/>
+              <w:rFonts w:ascii="宋体" w:eastAsia="宋体" w:hAnsi="宋体" w:cs="宋体" w:hint="eastAsia"/>
               <w:sz w:val="24"/>
               <w:szCs w:val="24"/>
             </w:rPr>
           </w:pPr>
           <w:r>
             <w:rPr>
-              <w:rFonts w:hint="eastAsia" w:ascii="宋体" w:hAnsi="宋体" w:eastAsia="宋体" w:cs="宋体"/>
+              <w:rFonts w:ascii="宋体" w:eastAsia="宋体" w:hAnsi="宋体" w:cs="宋体" w:hint="eastAsia"/>
               <w:sz w:val="24"/>
               <w:szCs w:val="24"/>
             </w:rPr>
@@ -1671,14 +1650,14 @@
         </w:p>
         <w:p>
           <w:pPr>
-            <w:pStyle w:val="16"/>
+            <w:pStyle w:val="TOC1"/>
             <w:tabs>
               <w:tab w:val="right" w:leader="dot" w:pos="8306"/>
             </w:tabs>
           </w:pPr>
           <w:r>
             <w:rPr>
-              <w:rFonts w:hint="eastAsia" w:ascii="宋体" w:hAnsi="宋体" w:eastAsia="宋体" w:cs="宋体"/>
+              <w:rFonts w:ascii="宋体" w:eastAsia="宋体" w:hAnsi="宋体" w:cs="宋体" w:hint="eastAsia"/>
               <w:sz w:val="24"/>
               <w:szCs w:val="24"/>
             </w:rPr>
@@ -1686,7 +1665,7 @@
           </w:r>
           <w:r>
             <w:rPr>
-              <w:rFonts w:hint="eastAsia" w:ascii="宋体" w:hAnsi="宋体" w:eastAsia="宋体" w:cs="宋体"/>
+              <w:rFonts w:ascii="宋体" w:eastAsia="宋体" w:hAnsi="宋体" w:cs="宋体" w:hint="eastAsia"/>
               <w:sz w:val="24"/>
               <w:szCs w:val="24"/>
             </w:rPr>
@@ -1694,7 +1673,7 @@
           </w:r>
           <w:r>
             <w:rPr>
-              <w:rFonts w:hint="eastAsia" w:ascii="宋体" w:hAnsi="宋体" w:eastAsia="宋体" w:cs="宋体"/>
+              <w:rFonts w:ascii="宋体" w:eastAsia="宋体" w:hAnsi="宋体" w:cs="宋体" w:hint="eastAsia"/>
               <w:sz w:val="24"/>
               <w:szCs w:val="24"/>
             </w:rPr>
@@ -1702,21 +1681,21 @@
           </w:r>
           <w:r>
             <w:rPr>
-              <w:rFonts w:hint="eastAsia" w:ascii="宋体" w:hAnsi="宋体" w:eastAsia="宋体" w:cs="宋体"/>
+              <w:rFonts w:ascii="宋体" w:eastAsia="宋体" w:hAnsi="宋体" w:cs="宋体" w:hint="eastAsia"/>
               <w:szCs w:val="24"/>
             </w:rPr>
             <w:fldChar w:fldCharType="begin"/>
           </w:r>
           <w:r>
             <w:rPr>
-              <w:rFonts w:hint="eastAsia" w:ascii="宋体" w:hAnsi="宋体" w:eastAsia="宋体" w:cs="宋体"/>
+              <w:rFonts w:ascii="宋体" w:eastAsia="宋体" w:hAnsi="宋体" w:cs="宋体" w:hint="eastAsia"/>
               <w:szCs w:val="24"/>
             </w:rPr>
             <w:instrText xml:space="preserve"> HYPERLINK \l _Toc10504 </w:instrText>
           </w:r>
           <w:r>
             <w:rPr>
-              <w:rFonts w:hint="eastAsia" w:ascii="宋体" w:hAnsi="宋体" w:eastAsia="宋体" w:cs="宋体"/>
+              <w:rFonts w:ascii="宋体" w:eastAsia="宋体" w:hAnsi="宋体" w:cs="宋体" w:hint="eastAsia"/>
               <w:szCs w:val="24"/>
             </w:rPr>
             <w:fldChar w:fldCharType="separate"/>
@@ -1748,7 +1727,7 @@
           </w:r>
           <w:r>
             <w:rPr>
-              <w:rFonts w:hint="eastAsia" w:ascii="宋体" w:hAnsi="宋体" w:eastAsia="宋体" w:cs="宋体"/>
+              <w:rFonts w:ascii="宋体" w:eastAsia="宋体" w:hAnsi="宋体" w:cs="宋体" w:hint="eastAsia"/>
               <w:szCs w:val="24"/>
             </w:rPr>
             <w:fldChar w:fldCharType="end"/>
@@ -1756,28 +1735,28 @@
         </w:p>
         <w:p>
           <w:pPr>
-            <w:pStyle w:val="16"/>
+            <w:pStyle w:val="TOC1"/>
             <w:tabs>
               <w:tab w:val="right" w:leader="dot" w:pos="8306"/>
             </w:tabs>
           </w:pPr>
           <w:r>
             <w:rPr>
-              <w:rFonts w:hint="eastAsia" w:ascii="宋体" w:hAnsi="宋体" w:eastAsia="宋体" w:cs="宋体"/>
+              <w:rFonts w:ascii="宋体" w:eastAsia="宋体" w:hAnsi="宋体" w:cs="宋体" w:hint="eastAsia"/>
               <w:szCs w:val="24"/>
             </w:rPr>
             <w:fldChar w:fldCharType="begin"/>
           </w:r>
           <w:r>
             <w:rPr>
-              <w:rFonts w:hint="eastAsia" w:ascii="宋体" w:hAnsi="宋体" w:eastAsia="宋体" w:cs="宋体"/>
+              <w:rFonts w:ascii="宋体" w:eastAsia="宋体" w:hAnsi="宋体" w:cs="宋体" w:hint="eastAsia"/>
               <w:szCs w:val="24"/>
             </w:rPr>
             <w:instrText xml:space="preserve"> HYPERLINK \l _Toc32281 </w:instrText>
           </w:r>
           <w:r>
             <w:rPr>
-              <w:rFonts w:hint="eastAsia" w:ascii="宋体" w:hAnsi="宋体" w:eastAsia="宋体" w:cs="宋体"/>
+              <w:rFonts w:ascii="宋体" w:eastAsia="宋体" w:hAnsi="宋体" w:cs="宋体" w:hint="eastAsia"/>
               <w:szCs w:val="24"/>
             </w:rPr>
             <w:fldChar w:fldCharType="separate"/>
@@ -1809,7 +1788,7 @@
           </w:r>
           <w:r>
             <w:rPr>
-              <w:rFonts w:hint="eastAsia" w:ascii="宋体" w:hAnsi="宋体" w:eastAsia="宋体" w:cs="宋体"/>
+              <w:rFonts w:ascii="宋体" w:eastAsia="宋体" w:hAnsi="宋体" w:cs="宋体" w:hint="eastAsia"/>
               <w:szCs w:val="24"/>
             </w:rPr>
             <w:fldChar w:fldCharType="end"/>
@@ -1817,28 +1796,28 @@
         </w:p>
         <w:p>
           <w:pPr>
-            <w:pStyle w:val="16"/>
+            <w:pStyle w:val="TOC1"/>
             <w:tabs>
               <w:tab w:val="right" w:leader="dot" w:pos="8306"/>
             </w:tabs>
           </w:pPr>
           <w:r>
             <w:rPr>
-              <w:rFonts w:hint="eastAsia" w:ascii="宋体" w:hAnsi="宋体" w:eastAsia="宋体" w:cs="宋体"/>
+              <w:rFonts w:ascii="宋体" w:eastAsia="宋体" w:hAnsi="宋体" w:cs="宋体" w:hint="eastAsia"/>
               <w:szCs w:val="24"/>
             </w:rPr>
             <w:fldChar w:fldCharType="begin"/>
           </w:r>
           <w:r>
             <w:rPr>
-              <w:rFonts w:hint="eastAsia" w:ascii="宋体" w:hAnsi="宋体" w:eastAsia="宋体" w:cs="宋体"/>
+              <w:rFonts w:ascii="宋体" w:eastAsia="宋体" w:hAnsi="宋体" w:cs="宋体" w:hint="eastAsia"/>
               <w:szCs w:val="24"/>
             </w:rPr>
             <w:instrText xml:space="preserve"> HYPERLINK \l _Toc11561 </w:instrText>
           </w:r>
           <w:r>
             <w:rPr>
-              <w:rFonts w:hint="eastAsia" w:ascii="宋体" w:hAnsi="宋体" w:eastAsia="宋体" w:cs="宋体"/>
+              <w:rFonts w:ascii="宋体" w:eastAsia="宋体" w:hAnsi="宋体" w:cs="宋体" w:hint="eastAsia"/>
               <w:szCs w:val="24"/>
             </w:rPr>
             <w:fldChar w:fldCharType="separate"/>
@@ -1870,7 +1849,7 @@
           </w:r>
           <w:r>
             <w:rPr>
-              <w:rFonts w:hint="eastAsia" w:ascii="宋体" w:hAnsi="宋体" w:eastAsia="宋体" w:cs="宋体"/>
+              <w:rFonts w:ascii="宋体" w:eastAsia="宋体" w:hAnsi="宋体" w:cs="宋体" w:hint="eastAsia"/>
               <w:szCs w:val="24"/>
             </w:rPr>
             <w:fldChar w:fldCharType="end"/>
@@ -1878,28 +1857,28 @@
         </w:p>
         <w:p>
           <w:pPr>
-            <w:pStyle w:val="17"/>
+            <w:pStyle w:val="TOC2"/>
             <w:tabs>
               <w:tab w:val="right" w:leader="dot" w:pos="8306"/>
             </w:tabs>
           </w:pPr>
           <w:r>
             <w:rPr>
-              <w:rFonts w:hint="eastAsia" w:ascii="宋体" w:hAnsi="宋体" w:eastAsia="宋体" w:cs="宋体"/>
+              <w:rFonts w:ascii="宋体" w:eastAsia="宋体" w:hAnsi="宋体" w:cs="宋体" w:hint="eastAsia"/>
               <w:szCs w:val="24"/>
             </w:rPr>
             <w:fldChar w:fldCharType="begin"/>
           </w:r>
           <w:r>
             <w:rPr>
-              <w:rFonts w:hint="eastAsia" w:ascii="宋体" w:hAnsi="宋体" w:eastAsia="宋体" w:cs="宋体"/>
+              <w:rFonts w:ascii="宋体" w:eastAsia="宋体" w:hAnsi="宋体" w:cs="宋体" w:hint="eastAsia"/>
               <w:szCs w:val="24"/>
             </w:rPr>
             <w:instrText xml:space="preserve"> HYPERLINK \l _Toc12133 </w:instrText>
           </w:r>
           <w:r>
             <w:rPr>
-              <w:rFonts w:hint="eastAsia" w:ascii="宋体" w:hAnsi="宋体" w:eastAsia="宋体" w:cs="宋体"/>
+              <w:rFonts w:ascii="宋体" w:eastAsia="宋体" w:hAnsi="宋体" w:cs="宋体" w:hint="eastAsia"/>
               <w:szCs w:val="24"/>
             </w:rPr>
             <w:fldChar w:fldCharType="separate"/>
@@ -1931,7 +1910,7 @@
           </w:r>
           <w:r>
             <w:rPr>
-              <w:rFonts w:hint="eastAsia" w:ascii="宋体" w:hAnsi="宋体" w:eastAsia="宋体" w:cs="宋体"/>
+              <w:rFonts w:ascii="宋体" w:eastAsia="宋体" w:hAnsi="宋体" w:cs="宋体" w:hint="eastAsia"/>
               <w:szCs w:val="24"/>
             </w:rPr>
             <w:fldChar w:fldCharType="end"/>
@@ -1939,28 +1918,28 @@
         </w:p>
         <w:p>
           <w:pPr>
-            <w:pStyle w:val="17"/>
+            <w:pStyle w:val="TOC2"/>
             <w:tabs>
               <w:tab w:val="right" w:leader="dot" w:pos="8306"/>
             </w:tabs>
           </w:pPr>
           <w:r>
             <w:rPr>
-              <w:rFonts w:hint="eastAsia" w:ascii="宋体" w:hAnsi="宋体" w:eastAsia="宋体" w:cs="宋体"/>
+              <w:rFonts w:ascii="宋体" w:eastAsia="宋体" w:hAnsi="宋体" w:cs="宋体" w:hint="eastAsia"/>
               <w:szCs w:val="24"/>
             </w:rPr>
             <w:fldChar w:fldCharType="begin"/>
           </w:r>
           <w:r>
             <w:rPr>
-              <w:rFonts w:hint="eastAsia" w:ascii="宋体" w:hAnsi="宋体" w:eastAsia="宋体" w:cs="宋体"/>
+              <w:rFonts w:ascii="宋体" w:eastAsia="宋体" w:hAnsi="宋体" w:cs="宋体" w:hint="eastAsia"/>
               <w:szCs w:val="24"/>
             </w:rPr>
             <w:instrText xml:space="preserve"> HYPERLINK \l _Toc27607 </w:instrText>
           </w:r>
           <w:r>
             <w:rPr>
-              <w:rFonts w:hint="eastAsia" w:ascii="宋体" w:hAnsi="宋体" w:eastAsia="宋体" w:cs="宋体"/>
+              <w:rFonts w:ascii="宋体" w:eastAsia="宋体" w:hAnsi="宋体" w:cs="宋体" w:hint="eastAsia"/>
               <w:szCs w:val="24"/>
             </w:rPr>
             <w:fldChar w:fldCharType="separate"/>
@@ -1992,7 +1971,7 @@
           </w:r>
           <w:r>
             <w:rPr>
-              <w:rFonts w:hint="eastAsia" w:ascii="宋体" w:hAnsi="宋体" w:eastAsia="宋体" w:cs="宋体"/>
+              <w:rFonts w:ascii="宋体" w:eastAsia="宋体" w:hAnsi="宋体" w:cs="宋体" w:hint="eastAsia"/>
               <w:szCs w:val="24"/>
             </w:rPr>
             <w:fldChar w:fldCharType="end"/>
@@ -2000,28 +1979,28 @@
         </w:p>
         <w:p>
           <w:pPr>
-            <w:pStyle w:val="17"/>
+            <w:pStyle w:val="TOC2"/>
             <w:tabs>
               <w:tab w:val="right" w:leader="dot" w:pos="8306"/>
             </w:tabs>
           </w:pPr>
           <w:r>
             <w:rPr>
-              <w:rFonts w:hint="eastAsia" w:ascii="宋体" w:hAnsi="宋体" w:eastAsia="宋体" w:cs="宋体"/>
+              <w:rFonts w:ascii="宋体" w:eastAsia="宋体" w:hAnsi="宋体" w:cs="宋体" w:hint="eastAsia"/>
               <w:szCs w:val="24"/>
             </w:rPr>
             <w:fldChar w:fldCharType="begin"/>
           </w:r>
           <w:r>
             <w:rPr>
-              <w:rFonts w:hint="eastAsia" w:ascii="宋体" w:hAnsi="宋体" w:eastAsia="宋体" w:cs="宋体"/>
+              <w:rFonts w:ascii="宋体" w:eastAsia="宋体" w:hAnsi="宋体" w:cs="宋体" w:hint="eastAsia"/>
               <w:szCs w:val="24"/>
             </w:rPr>
             <w:instrText xml:space="preserve"> HYPERLINK \l _Toc22716 </w:instrText>
           </w:r>
           <w:r>
             <w:rPr>
-              <w:rFonts w:hint="eastAsia" w:ascii="宋体" w:hAnsi="宋体" w:eastAsia="宋体" w:cs="宋体"/>
+              <w:rFonts w:ascii="宋体" w:eastAsia="宋体" w:hAnsi="宋体" w:cs="宋体" w:hint="eastAsia"/>
               <w:szCs w:val="24"/>
             </w:rPr>
             <w:fldChar w:fldCharType="separate"/>
@@ -2053,7 +2032,7 @@
           </w:r>
           <w:r>
             <w:rPr>
-              <w:rFonts w:hint="eastAsia" w:ascii="宋体" w:hAnsi="宋体" w:eastAsia="宋体" w:cs="宋体"/>
+              <w:rFonts w:ascii="宋体" w:eastAsia="宋体" w:hAnsi="宋体" w:cs="宋体" w:hint="eastAsia"/>
               <w:szCs w:val="24"/>
             </w:rPr>
             <w:fldChar w:fldCharType="end"/>
@@ -2061,28 +2040,28 @@
         </w:p>
         <w:p>
           <w:pPr>
-            <w:pStyle w:val="16"/>
+            <w:pStyle w:val="TOC1"/>
             <w:tabs>
               <w:tab w:val="right" w:leader="dot" w:pos="8306"/>
             </w:tabs>
           </w:pPr>
           <w:r>
             <w:rPr>
-              <w:rFonts w:hint="eastAsia" w:ascii="宋体" w:hAnsi="宋体" w:eastAsia="宋体" w:cs="宋体"/>
+              <w:rFonts w:ascii="宋体" w:eastAsia="宋体" w:hAnsi="宋体" w:cs="宋体" w:hint="eastAsia"/>
               <w:szCs w:val="24"/>
             </w:rPr>
             <w:fldChar w:fldCharType="begin"/>
           </w:r>
           <w:r>
             <w:rPr>
-              <w:rFonts w:hint="eastAsia" w:ascii="宋体" w:hAnsi="宋体" w:eastAsia="宋体" w:cs="宋体"/>
+              <w:rFonts w:ascii="宋体" w:eastAsia="宋体" w:hAnsi="宋体" w:cs="宋体" w:hint="eastAsia"/>
               <w:szCs w:val="24"/>
             </w:rPr>
             <w:instrText xml:space="preserve"> HYPERLINK \l _Toc10319 </w:instrText>
           </w:r>
           <w:r>
             <w:rPr>
-              <w:rFonts w:hint="eastAsia" w:ascii="宋体" w:hAnsi="宋体" w:eastAsia="宋体" w:cs="宋体"/>
+              <w:rFonts w:ascii="宋体" w:eastAsia="宋体" w:hAnsi="宋体" w:cs="宋体" w:hint="eastAsia"/>
               <w:szCs w:val="24"/>
             </w:rPr>
             <w:fldChar w:fldCharType="separate"/>
@@ -2114,7 +2093,7 @@
           </w:r>
           <w:r>
             <w:rPr>
-              <w:rFonts w:hint="eastAsia" w:ascii="宋体" w:hAnsi="宋体" w:eastAsia="宋体" w:cs="宋体"/>
+              <w:rFonts w:ascii="宋体" w:eastAsia="宋体" w:hAnsi="宋体" w:cs="宋体" w:hint="eastAsia"/>
               <w:szCs w:val="24"/>
             </w:rPr>
             <w:fldChar w:fldCharType="end"/>
@@ -2122,28 +2101,28 @@
         </w:p>
         <w:p>
           <w:pPr>
-            <w:pStyle w:val="16"/>
+            <w:pStyle w:val="TOC1"/>
             <w:tabs>
               <w:tab w:val="right" w:leader="dot" w:pos="8306"/>
             </w:tabs>
           </w:pPr>
           <w:r>
             <w:rPr>
-              <w:rFonts w:hint="eastAsia" w:ascii="宋体" w:hAnsi="宋体" w:eastAsia="宋体" w:cs="宋体"/>
+              <w:rFonts w:ascii="宋体" w:eastAsia="宋体" w:hAnsi="宋体" w:cs="宋体" w:hint="eastAsia"/>
               <w:szCs w:val="24"/>
             </w:rPr>
             <w:fldChar w:fldCharType="begin"/>
           </w:r>
           <w:r>
             <w:rPr>
-              <w:rFonts w:hint="eastAsia" w:ascii="宋体" w:hAnsi="宋体" w:eastAsia="宋体" w:cs="宋体"/>
+              <w:rFonts w:ascii="宋体" w:eastAsia="宋体" w:hAnsi="宋体" w:cs="宋体" w:hint="eastAsia"/>
               <w:szCs w:val="24"/>
             </w:rPr>
             <w:instrText xml:space="preserve"> HYPERLINK \l _Toc16389 </w:instrText>
           </w:r>
           <w:r>
             <w:rPr>
-              <w:rFonts w:hint="eastAsia" w:ascii="宋体" w:hAnsi="宋体" w:eastAsia="宋体" w:cs="宋体"/>
+              <w:rFonts w:ascii="宋体" w:eastAsia="宋体" w:hAnsi="宋体" w:cs="宋体" w:hint="eastAsia"/>
               <w:szCs w:val="24"/>
             </w:rPr>
             <w:fldChar w:fldCharType="separate"/>
@@ -2175,7 +2154,7 @@
           </w:r>
           <w:r>
             <w:rPr>
-              <w:rFonts w:hint="eastAsia" w:ascii="宋体" w:hAnsi="宋体" w:eastAsia="宋体" w:cs="宋体"/>
+              <w:rFonts w:ascii="宋体" w:eastAsia="宋体" w:hAnsi="宋体" w:cs="宋体" w:hint="eastAsia"/>
               <w:szCs w:val="24"/>
             </w:rPr>
             <w:fldChar w:fldCharType="end"/>
@@ -2183,28 +2162,28 @@
         </w:p>
         <w:p>
           <w:pPr>
-            <w:pStyle w:val="17"/>
+            <w:pStyle w:val="TOC2"/>
             <w:tabs>
               <w:tab w:val="right" w:leader="dot" w:pos="8306"/>
             </w:tabs>
           </w:pPr>
           <w:r>
             <w:rPr>
-              <w:rFonts w:hint="eastAsia" w:ascii="宋体" w:hAnsi="宋体" w:eastAsia="宋体" w:cs="宋体"/>
+              <w:rFonts w:ascii="宋体" w:eastAsia="宋体" w:hAnsi="宋体" w:cs="宋体" w:hint="eastAsia"/>
               <w:szCs w:val="24"/>
             </w:rPr>
             <w:fldChar w:fldCharType="begin"/>
           </w:r>
           <w:r>
             <w:rPr>
-              <w:rFonts w:hint="eastAsia" w:ascii="宋体" w:hAnsi="宋体" w:eastAsia="宋体" w:cs="宋体"/>
+              <w:rFonts w:ascii="宋体" w:eastAsia="宋体" w:hAnsi="宋体" w:cs="宋体" w:hint="eastAsia"/>
               <w:szCs w:val="24"/>
             </w:rPr>
             <w:instrText xml:space="preserve"> HYPERLINK \l _Toc18951 </w:instrText>
           </w:r>
           <w:r>
             <w:rPr>
-              <w:rFonts w:hint="eastAsia" w:ascii="宋体" w:hAnsi="宋体" w:eastAsia="宋体" w:cs="宋体"/>
+              <w:rFonts w:ascii="宋体" w:eastAsia="宋体" w:hAnsi="宋体" w:cs="宋体" w:hint="eastAsia"/>
               <w:szCs w:val="24"/>
             </w:rPr>
             <w:fldChar w:fldCharType="separate"/>
@@ -2236,7 +2215,7 @@
           </w:r>
           <w:r>
             <w:rPr>
-              <w:rFonts w:hint="eastAsia" w:ascii="宋体" w:hAnsi="宋体" w:eastAsia="宋体" w:cs="宋体"/>
+              <w:rFonts w:ascii="宋体" w:eastAsia="宋体" w:hAnsi="宋体" w:cs="宋体" w:hint="eastAsia"/>
               <w:szCs w:val="24"/>
             </w:rPr>
             <w:fldChar w:fldCharType="end"/>
@@ -2244,28 +2223,28 @@
         </w:p>
         <w:p>
           <w:pPr>
-            <w:pStyle w:val="17"/>
+            <w:pStyle w:val="TOC2"/>
             <w:tabs>
               <w:tab w:val="right" w:leader="dot" w:pos="8306"/>
             </w:tabs>
           </w:pPr>
           <w:r>
             <w:rPr>
-              <w:rFonts w:hint="eastAsia" w:ascii="宋体" w:hAnsi="宋体" w:eastAsia="宋体" w:cs="宋体"/>
+              <w:rFonts w:ascii="宋体" w:eastAsia="宋体" w:hAnsi="宋体" w:cs="宋体" w:hint="eastAsia"/>
               <w:szCs w:val="24"/>
             </w:rPr>
             <w:fldChar w:fldCharType="begin"/>
           </w:r>
           <w:r>
             <w:rPr>
-              <w:rFonts w:hint="eastAsia" w:ascii="宋体" w:hAnsi="宋体" w:eastAsia="宋体" w:cs="宋体"/>
+              <w:rFonts w:ascii="宋体" w:eastAsia="宋体" w:hAnsi="宋体" w:cs="宋体" w:hint="eastAsia"/>
               <w:szCs w:val="24"/>
             </w:rPr>
             <w:instrText xml:space="preserve"> HYPERLINK \l _Toc19266 </w:instrText>
           </w:r>
           <w:r>
             <w:rPr>
-              <w:rFonts w:hint="eastAsia" w:ascii="宋体" w:hAnsi="宋体" w:eastAsia="宋体" w:cs="宋体"/>
+              <w:rFonts w:ascii="宋体" w:eastAsia="宋体" w:hAnsi="宋体" w:cs="宋体" w:hint="eastAsia"/>
               <w:szCs w:val="24"/>
             </w:rPr>
             <w:fldChar w:fldCharType="separate"/>
@@ -2297,7 +2276,7 @@
           </w:r>
           <w:r>
             <w:rPr>
-              <w:rFonts w:hint="eastAsia" w:ascii="宋体" w:hAnsi="宋体" w:eastAsia="宋体" w:cs="宋体"/>
+              <w:rFonts w:ascii="宋体" w:eastAsia="宋体" w:hAnsi="宋体" w:cs="宋体" w:hint="eastAsia"/>
               <w:szCs w:val="24"/>
             </w:rPr>
             <w:fldChar w:fldCharType="end"/>
@@ -2305,28 +2284,28 @@
         </w:p>
         <w:p>
           <w:pPr>
-            <w:pStyle w:val="17"/>
+            <w:pStyle w:val="TOC2"/>
             <w:tabs>
               <w:tab w:val="right" w:leader="dot" w:pos="8306"/>
             </w:tabs>
           </w:pPr>
           <w:r>
             <w:rPr>
-              <w:rFonts w:hint="eastAsia" w:ascii="宋体" w:hAnsi="宋体" w:eastAsia="宋体" w:cs="宋体"/>
+              <w:rFonts w:ascii="宋体" w:eastAsia="宋体" w:hAnsi="宋体" w:cs="宋体" w:hint="eastAsia"/>
               <w:szCs w:val="24"/>
             </w:rPr>
             <w:fldChar w:fldCharType="begin"/>
           </w:r>
           <w:r>
             <w:rPr>
-              <w:rFonts w:hint="eastAsia" w:ascii="宋体" w:hAnsi="宋体" w:eastAsia="宋体" w:cs="宋体"/>
+              <w:rFonts w:ascii="宋体" w:eastAsia="宋体" w:hAnsi="宋体" w:cs="宋体" w:hint="eastAsia"/>
               <w:szCs w:val="24"/>
             </w:rPr>
             <w:instrText xml:space="preserve"> HYPERLINK \l _Toc29117 </w:instrText>
           </w:r>
           <w:r>
             <w:rPr>
-              <w:rFonts w:hint="eastAsia" w:ascii="宋体" w:hAnsi="宋体" w:eastAsia="宋体" w:cs="宋体"/>
+              <w:rFonts w:ascii="宋体" w:eastAsia="宋体" w:hAnsi="宋体" w:cs="宋体" w:hint="eastAsia"/>
               <w:szCs w:val="24"/>
             </w:rPr>
             <w:fldChar w:fldCharType="separate"/>
@@ -2358,7 +2337,7 @@
           </w:r>
           <w:r>
             <w:rPr>
-              <w:rFonts w:hint="eastAsia" w:ascii="宋体" w:hAnsi="宋体" w:eastAsia="宋体" w:cs="宋体"/>
+              <w:rFonts w:ascii="宋体" w:eastAsia="宋体" w:hAnsi="宋体" w:cs="宋体" w:hint="eastAsia"/>
               <w:szCs w:val="24"/>
             </w:rPr>
             <w:fldChar w:fldCharType="end"/>
@@ -2366,28 +2345,28 @@
         </w:p>
         <w:p>
           <w:pPr>
-            <w:pStyle w:val="17"/>
+            <w:pStyle w:val="TOC2"/>
             <w:tabs>
               <w:tab w:val="right" w:leader="dot" w:pos="8306"/>
             </w:tabs>
           </w:pPr>
           <w:r>
             <w:rPr>
-              <w:rFonts w:hint="eastAsia" w:ascii="宋体" w:hAnsi="宋体" w:eastAsia="宋体" w:cs="宋体"/>
+              <w:rFonts w:ascii="宋体" w:eastAsia="宋体" w:hAnsi="宋体" w:cs="宋体" w:hint="eastAsia"/>
               <w:szCs w:val="24"/>
             </w:rPr>
             <w:fldChar w:fldCharType="begin"/>
           </w:r>
           <w:r>
             <w:rPr>
-              <w:rFonts w:hint="eastAsia" w:ascii="宋体" w:hAnsi="宋体" w:eastAsia="宋体" w:cs="宋体"/>
+              <w:rFonts w:ascii="宋体" w:eastAsia="宋体" w:hAnsi="宋体" w:cs="宋体" w:hint="eastAsia"/>
               <w:szCs w:val="24"/>
             </w:rPr>
             <w:instrText xml:space="preserve"> HYPERLINK \l _Toc10231 </w:instrText>
           </w:r>
           <w:r>
             <w:rPr>
-              <w:rFonts w:hint="eastAsia" w:ascii="宋体" w:hAnsi="宋体" w:eastAsia="宋体" w:cs="宋体"/>
+              <w:rFonts w:ascii="宋体" w:eastAsia="宋体" w:hAnsi="宋体" w:cs="宋体" w:hint="eastAsia"/>
               <w:szCs w:val="24"/>
             </w:rPr>
             <w:fldChar w:fldCharType="separate"/>
@@ -2419,7 +2398,7 @@
           </w:r>
           <w:r>
             <w:rPr>
-              <w:rFonts w:hint="eastAsia" w:ascii="宋体" w:hAnsi="宋体" w:eastAsia="宋体" w:cs="宋体"/>
+              <w:rFonts w:ascii="宋体" w:eastAsia="宋体" w:hAnsi="宋体" w:cs="宋体" w:hint="eastAsia"/>
               <w:szCs w:val="24"/>
             </w:rPr>
             <w:fldChar w:fldCharType="end"/>
@@ -2427,28 +2406,28 @@
         </w:p>
         <w:p>
           <w:pPr>
-            <w:pStyle w:val="16"/>
+            <w:pStyle w:val="TOC1"/>
             <w:tabs>
               <w:tab w:val="right" w:leader="dot" w:pos="8306"/>
             </w:tabs>
           </w:pPr>
           <w:r>
             <w:rPr>
-              <w:rFonts w:hint="eastAsia" w:ascii="宋体" w:hAnsi="宋体" w:eastAsia="宋体" w:cs="宋体"/>
+              <w:rFonts w:ascii="宋体" w:eastAsia="宋体" w:hAnsi="宋体" w:cs="宋体" w:hint="eastAsia"/>
               <w:szCs w:val="24"/>
             </w:rPr>
             <w:fldChar w:fldCharType="begin"/>
           </w:r>
           <w:r>
             <w:rPr>
-              <w:rFonts w:hint="eastAsia" w:ascii="宋体" w:hAnsi="宋体" w:eastAsia="宋体" w:cs="宋体"/>
+              <w:rFonts w:ascii="宋体" w:eastAsia="宋体" w:hAnsi="宋体" w:cs="宋体" w:hint="eastAsia"/>
               <w:szCs w:val="24"/>
             </w:rPr>
             <w:instrText xml:space="preserve"> HYPERLINK \l _Toc20406 </w:instrText>
           </w:r>
           <w:r>
             <w:rPr>
-              <w:rFonts w:hint="eastAsia" w:ascii="宋体" w:hAnsi="宋体" w:eastAsia="宋体" w:cs="宋体"/>
+              <w:rFonts w:ascii="宋体" w:eastAsia="宋体" w:hAnsi="宋体" w:cs="宋体" w:hint="eastAsia"/>
               <w:szCs w:val="24"/>
             </w:rPr>
             <w:fldChar w:fldCharType="separate"/>
@@ -2480,7 +2459,7 @@
           </w:r>
           <w:r>
             <w:rPr>
-              <w:rFonts w:hint="eastAsia" w:ascii="宋体" w:hAnsi="宋体" w:eastAsia="宋体" w:cs="宋体"/>
+              <w:rFonts w:ascii="宋体" w:eastAsia="宋体" w:hAnsi="宋体" w:cs="宋体" w:hint="eastAsia"/>
               <w:szCs w:val="24"/>
             </w:rPr>
             <w:fldChar w:fldCharType="end"/>
@@ -2488,28 +2467,28 @@
         </w:p>
         <w:p>
           <w:pPr>
-            <w:pStyle w:val="17"/>
+            <w:pStyle w:val="TOC2"/>
             <w:tabs>
               <w:tab w:val="right" w:leader="dot" w:pos="8306"/>
             </w:tabs>
           </w:pPr>
           <w:r>
             <w:rPr>
-              <w:rFonts w:hint="eastAsia" w:ascii="宋体" w:hAnsi="宋体" w:eastAsia="宋体" w:cs="宋体"/>
+              <w:rFonts w:ascii="宋体" w:eastAsia="宋体" w:hAnsi="宋体" w:cs="宋体" w:hint="eastAsia"/>
               <w:szCs w:val="24"/>
             </w:rPr>
             <w:fldChar w:fldCharType="begin"/>
           </w:r>
           <w:r>
             <w:rPr>
-              <w:rFonts w:hint="eastAsia" w:ascii="宋体" w:hAnsi="宋体" w:eastAsia="宋体" w:cs="宋体"/>
+              <w:rFonts w:ascii="宋体" w:eastAsia="宋体" w:hAnsi="宋体" w:cs="宋体" w:hint="eastAsia"/>
               <w:szCs w:val="24"/>
             </w:rPr>
             <w:instrText xml:space="preserve"> HYPERLINK \l _Toc25310 </w:instrText>
           </w:r>
           <w:r>
             <w:rPr>
-              <w:rFonts w:hint="eastAsia" w:ascii="宋体" w:hAnsi="宋体" w:eastAsia="宋体" w:cs="宋体"/>
+              <w:rFonts w:ascii="宋体" w:eastAsia="宋体" w:hAnsi="宋体" w:cs="宋体" w:hint="eastAsia"/>
               <w:szCs w:val="24"/>
             </w:rPr>
             <w:fldChar w:fldCharType="separate"/>
@@ -2541,7 +2520,7 @@
           </w:r>
           <w:r>
             <w:rPr>
-              <w:rFonts w:hint="eastAsia" w:ascii="宋体" w:hAnsi="宋体" w:eastAsia="宋体" w:cs="宋体"/>
+              <w:rFonts w:ascii="宋体" w:eastAsia="宋体" w:hAnsi="宋体" w:cs="宋体" w:hint="eastAsia"/>
               <w:szCs w:val="24"/>
             </w:rPr>
             <w:fldChar w:fldCharType="end"/>
@@ -2549,28 +2528,28 @@
         </w:p>
         <w:p>
           <w:pPr>
-            <w:pStyle w:val="17"/>
+            <w:pStyle w:val="TOC2"/>
             <w:tabs>
               <w:tab w:val="right" w:leader="dot" w:pos="8306"/>
             </w:tabs>
           </w:pPr>
           <w:r>
             <w:rPr>
-              <w:rFonts w:hint="eastAsia" w:ascii="宋体" w:hAnsi="宋体" w:eastAsia="宋体" w:cs="宋体"/>
+              <w:rFonts w:ascii="宋体" w:eastAsia="宋体" w:hAnsi="宋体" w:cs="宋体" w:hint="eastAsia"/>
               <w:szCs w:val="24"/>
             </w:rPr>
             <w:fldChar w:fldCharType="begin"/>
           </w:r>
           <w:r>
             <w:rPr>
-              <w:rFonts w:hint="eastAsia" w:ascii="宋体" w:hAnsi="宋体" w:eastAsia="宋体" w:cs="宋体"/>
+              <w:rFonts w:ascii="宋体" w:eastAsia="宋体" w:hAnsi="宋体" w:cs="宋体" w:hint="eastAsia"/>
               <w:szCs w:val="24"/>
             </w:rPr>
             <w:instrText xml:space="preserve"> HYPERLINK \l _Toc3372 </w:instrText>
           </w:r>
           <w:r>
             <w:rPr>
-              <w:rFonts w:hint="eastAsia" w:ascii="宋体" w:hAnsi="宋体" w:eastAsia="宋体" w:cs="宋体"/>
+              <w:rFonts w:ascii="宋体" w:eastAsia="宋体" w:hAnsi="宋体" w:cs="宋体" w:hint="eastAsia"/>
               <w:szCs w:val="24"/>
             </w:rPr>
             <w:fldChar w:fldCharType="separate"/>
@@ -2602,7 +2581,7 @@
           </w:r>
           <w:r>
             <w:rPr>
-              <w:rFonts w:hint="eastAsia" w:ascii="宋体" w:hAnsi="宋体" w:eastAsia="宋体" w:cs="宋体"/>
+              <w:rFonts w:ascii="宋体" w:eastAsia="宋体" w:hAnsi="宋体" w:cs="宋体" w:hint="eastAsia"/>
               <w:szCs w:val="24"/>
             </w:rPr>
             <w:fldChar w:fldCharType="end"/>
@@ -2610,28 +2589,28 @@
         </w:p>
         <w:p>
           <w:pPr>
-            <w:pStyle w:val="13"/>
+            <w:pStyle w:val="TOC3"/>
             <w:tabs>
               <w:tab w:val="right" w:leader="dot" w:pos="8306"/>
             </w:tabs>
           </w:pPr>
           <w:r>
             <w:rPr>
-              <w:rFonts w:hint="eastAsia" w:ascii="宋体" w:hAnsi="宋体" w:eastAsia="宋体" w:cs="宋体"/>
+              <w:rFonts w:ascii="宋体" w:eastAsia="宋体" w:hAnsi="宋体" w:cs="宋体" w:hint="eastAsia"/>
               <w:szCs w:val="24"/>
             </w:rPr>
             <w:fldChar w:fldCharType="begin"/>
           </w:r>
           <w:r>
             <w:rPr>
-              <w:rFonts w:hint="eastAsia" w:ascii="宋体" w:hAnsi="宋体" w:eastAsia="宋体" w:cs="宋体"/>
+              <w:rFonts w:ascii="宋体" w:eastAsia="宋体" w:hAnsi="宋体" w:cs="宋体" w:hint="eastAsia"/>
               <w:szCs w:val="24"/>
             </w:rPr>
             <w:instrText xml:space="preserve"> HYPERLINK \l _Toc6692 </w:instrText>
           </w:r>
           <w:r>
             <w:rPr>
-              <w:rFonts w:hint="eastAsia" w:ascii="宋体" w:hAnsi="宋体" w:eastAsia="宋体" w:cs="宋体"/>
+              <w:rFonts w:ascii="宋体" w:eastAsia="宋体" w:hAnsi="宋体" w:cs="宋体" w:hint="eastAsia"/>
               <w:szCs w:val="24"/>
             </w:rPr>
             <w:fldChar w:fldCharType="separate"/>
@@ -2670,7 +2649,7 @@
           </w:r>
           <w:r>
             <w:rPr>
-              <w:rFonts w:hint="eastAsia" w:ascii="宋体" w:hAnsi="宋体" w:eastAsia="宋体" w:cs="宋体"/>
+              <w:rFonts w:ascii="宋体" w:eastAsia="宋体" w:hAnsi="宋体" w:cs="宋体" w:hint="eastAsia"/>
               <w:szCs w:val="24"/>
             </w:rPr>
             <w:fldChar w:fldCharType="end"/>
@@ -2678,28 +2657,28 @@
         </w:p>
         <w:p>
           <w:pPr>
-            <w:pStyle w:val="13"/>
+            <w:pStyle w:val="TOC3"/>
             <w:tabs>
               <w:tab w:val="right" w:leader="dot" w:pos="8306"/>
             </w:tabs>
           </w:pPr>
           <w:r>
             <w:rPr>
-              <w:rFonts w:hint="eastAsia" w:ascii="宋体" w:hAnsi="宋体" w:eastAsia="宋体" w:cs="宋体"/>
+              <w:rFonts w:ascii="宋体" w:eastAsia="宋体" w:hAnsi="宋体" w:cs="宋体" w:hint="eastAsia"/>
               <w:szCs w:val="24"/>
             </w:rPr>
             <w:fldChar w:fldCharType="begin"/>
           </w:r>
           <w:r>
             <w:rPr>
-              <w:rFonts w:hint="eastAsia" w:ascii="宋体" w:hAnsi="宋体" w:eastAsia="宋体" w:cs="宋体"/>
+              <w:rFonts w:ascii="宋体" w:eastAsia="宋体" w:hAnsi="宋体" w:cs="宋体" w:hint="eastAsia"/>
               <w:szCs w:val="24"/>
             </w:rPr>
             <w:instrText xml:space="preserve"> HYPERLINK \l _Toc27136 </w:instrText>
           </w:r>
           <w:r>
             <w:rPr>
-              <w:rFonts w:hint="eastAsia" w:ascii="宋体" w:hAnsi="宋体" w:eastAsia="宋体" w:cs="宋体"/>
+              <w:rFonts w:ascii="宋体" w:eastAsia="宋体" w:hAnsi="宋体" w:cs="宋体" w:hint="eastAsia"/>
               <w:szCs w:val="24"/>
             </w:rPr>
             <w:fldChar w:fldCharType="separate"/>
@@ -2738,7 +2717,7 @@
           </w:r>
           <w:r>
             <w:rPr>
-              <w:rFonts w:hint="eastAsia" w:ascii="宋体" w:hAnsi="宋体" w:eastAsia="宋体" w:cs="宋体"/>
+              <w:rFonts w:ascii="宋体" w:eastAsia="宋体" w:hAnsi="宋体" w:cs="宋体" w:hint="eastAsia"/>
               <w:szCs w:val="24"/>
             </w:rPr>
             <w:fldChar w:fldCharType="end"/>
@@ -2746,28 +2725,28 @@
         </w:p>
         <w:p>
           <w:pPr>
-            <w:pStyle w:val="17"/>
+            <w:pStyle w:val="TOC2"/>
             <w:tabs>
               <w:tab w:val="right" w:leader="dot" w:pos="8306"/>
             </w:tabs>
           </w:pPr>
           <w:r>
             <w:rPr>
-              <w:rFonts w:hint="eastAsia" w:ascii="宋体" w:hAnsi="宋体" w:eastAsia="宋体" w:cs="宋体"/>
+              <w:rFonts w:ascii="宋体" w:eastAsia="宋体" w:hAnsi="宋体" w:cs="宋体" w:hint="eastAsia"/>
               <w:szCs w:val="24"/>
             </w:rPr>
             <w:fldChar w:fldCharType="begin"/>
           </w:r>
           <w:r>
             <w:rPr>
-              <w:rFonts w:hint="eastAsia" w:ascii="宋体" w:hAnsi="宋体" w:eastAsia="宋体" w:cs="宋体"/>
+              <w:rFonts w:ascii="宋体" w:eastAsia="宋体" w:hAnsi="宋体" w:cs="宋体" w:hint="eastAsia"/>
               <w:szCs w:val="24"/>
             </w:rPr>
             <w:instrText xml:space="preserve"> HYPERLINK \l _Toc1743 </w:instrText>
           </w:r>
           <w:r>
             <w:rPr>
-              <w:rFonts w:hint="eastAsia" w:ascii="宋体" w:hAnsi="宋体" w:eastAsia="宋体" w:cs="宋体"/>
+              <w:rFonts w:ascii="宋体" w:eastAsia="宋体" w:hAnsi="宋体" w:cs="宋体" w:hint="eastAsia"/>
               <w:szCs w:val="24"/>
             </w:rPr>
             <w:fldChar w:fldCharType="separate"/>
@@ -2799,7 +2778,7 @@
           </w:r>
           <w:r>
             <w:rPr>
-              <w:rFonts w:hint="eastAsia" w:ascii="宋体" w:hAnsi="宋体" w:eastAsia="宋体" w:cs="宋体"/>
+              <w:rFonts w:ascii="宋体" w:eastAsia="宋体" w:hAnsi="宋体" w:cs="宋体" w:hint="eastAsia"/>
               <w:szCs w:val="24"/>
             </w:rPr>
             <w:fldChar w:fldCharType="end"/>
@@ -2807,28 +2786,28 @@
         </w:p>
         <w:p>
           <w:pPr>
-            <w:pStyle w:val="17"/>
+            <w:pStyle w:val="TOC2"/>
             <w:tabs>
               <w:tab w:val="right" w:leader="dot" w:pos="8306"/>
             </w:tabs>
           </w:pPr>
           <w:r>
             <w:rPr>
-              <w:rFonts w:hint="eastAsia" w:ascii="宋体" w:hAnsi="宋体" w:eastAsia="宋体" w:cs="宋体"/>
+              <w:rFonts w:ascii="宋体" w:eastAsia="宋体" w:hAnsi="宋体" w:cs="宋体" w:hint="eastAsia"/>
               <w:szCs w:val="24"/>
             </w:rPr>
             <w:fldChar w:fldCharType="begin"/>
           </w:r>
           <w:r>
             <w:rPr>
-              <w:rFonts w:hint="eastAsia" w:ascii="宋体" w:hAnsi="宋体" w:eastAsia="宋体" w:cs="宋体"/>
+              <w:rFonts w:ascii="宋体" w:eastAsia="宋体" w:hAnsi="宋体" w:cs="宋体" w:hint="eastAsia"/>
               <w:szCs w:val="24"/>
             </w:rPr>
             <w:instrText xml:space="preserve"> HYPERLINK \l _Toc31018 </w:instrText>
           </w:r>
           <w:r>
             <w:rPr>
-              <w:rFonts w:hint="eastAsia" w:ascii="宋体" w:hAnsi="宋体" w:eastAsia="宋体" w:cs="宋体"/>
+              <w:rFonts w:ascii="宋体" w:eastAsia="宋体" w:hAnsi="宋体" w:cs="宋体" w:hint="eastAsia"/>
               <w:szCs w:val="24"/>
             </w:rPr>
             <w:fldChar w:fldCharType="separate"/>
@@ -2860,7 +2839,7 @@
           </w:r>
           <w:r>
             <w:rPr>
-              <w:rFonts w:hint="eastAsia" w:ascii="宋体" w:hAnsi="宋体" w:eastAsia="宋体" w:cs="宋体"/>
+              <w:rFonts w:ascii="宋体" w:eastAsia="宋体" w:hAnsi="宋体" w:cs="宋体" w:hint="eastAsia"/>
               <w:szCs w:val="24"/>
             </w:rPr>
             <w:fldChar w:fldCharType="end"/>
@@ -2868,28 +2847,28 @@
         </w:p>
         <w:p>
           <w:pPr>
-            <w:pStyle w:val="17"/>
+            <w:pStyle w:val="TOC2"/>
             <w:tabs>
               <w:tab w:val="right" w:leader="dot" w:pos="8306"/>
             </w:tabs>
           </w:pPr>
           <w:r>
             <w:rPr>
-              <w:rFonts w:hint="eastAsia" w:ascii="宋体" w:hAnsi="宋体" w:eastAsia="宋体" w:cs="宋体"/>
+              <w:rFonts w:ascii="宋体" w:eastAsia="宋体" w:hAnsi="宋体" w:cs="宋体" w:hint="eastAsia"/>
               <w:szCs w:val="24"/>
             </w:rPr>
             <w:fldChar w:fldCharType="begin"/>
           </w:r>
           <w:r>
             <w:rPr>
-              <w:rFonts w:hint="eastAsia" w:ascii="宋体" w:hAnsi="宋体" w:eastAsia="宋体" w:cs="宋体"/>
+              <w:rFonts w:ascii="宋体" w:eastAsia="宋体" w:hAnsi="宋体" w:cs="宋体" w:hint="eastAsia"/>
               <w:szCs w:val="24"/>
             </w:rPr>
             <w:instrText xml:space="preserve"> HYPERLINK \l _Toc15859 </w:instrText>
           </w:r>
           <w:r>
             <w:rPr>
-              <w:rFonts w:hint="eastAsia" w:ascii="宋体" w:hAnsi="宋体" w:eastAsia="宋体" w:cs="宋体"/>
+              <w:rFonts w:ascii="宋体" w:eastAsia="宋体" w:hAnsi="宋体" w:cs="宋体" w:hint="eastAsia"/>
               <w:szCs w:val="24"/>
             </w:rPr>
             <w:fldChar w:fldCharType="separate"/>
@@ -2921,7 +2900,7 @@
           </w:r>
           <w:r>
             <w:rPr>
-              <w:rFonts w:hint="eastAsia" w:ascii="宋体" w:hAnsi="宋体" w:eastAsia="宋体" w:cs="宋体"/>
+              <w:rFonts w:ascii="宋体" w:eastAsia="宋体" w:hAnsi="宋体" w:cs="宋体" w:hint="eastAsia"/>
               <w:szCs w:val="24"/>
             </w:rPr>
             <w:fldChar w:fldCharType="end"/>
@@ -2929,28 +2908,28 @@
         </w:p>
         <w:p>
           <w:pPr>
-            <w:pStyle w:val="16"/>
+            <w:pStyle w:val="TOC1"/>
             <w:tabs>
               <w:tab w:val="right" w:leader="dot" w:pos="8306"/>
             </w:tabs>
           </w:pPr>
           <w:r>
             <w:rPr>
-              <w:rFonts w:hint="eastAsia" w:ascii="宋体" w:hAnsi="宋体" w:eastAsia="宋体" w:cs="宋体"/>
+              <w:rFonts w:ascii="宋体" w:eastAsia="宋体" w:hAnsi="宋体" w:cs="宋体" w:hint="eastAsia"/>
               <w:szCs w:val="24"/>
             </w:rPr>
             <w:fldChar w:fldCharType="begin"/>
           </w:r>
           <w:r>
             <w:rPr>
-              <w:rFonts w:hint="eastAsia" w:ascii="宋体" w:hAnsi="宋体" w:eastAsia="宋体" w:cs="宋体"/>
+              <w:rFonts w:ascii="宋体" w:eastAsia="宋体" w:hAnsi="宋体" w:cs="宋体" w:hint="eastAsia"/>
               <w:szCs w:val="24"/>
             </w:rPr>
             <w:instrText xml:space="preserve"> HYPERLINK \l _Toc31102 </w:instrText>
           </w:r>
           <w:r>
             <w:rPr>
-              <w:rFonts w:hint="eastAsia" w:ascii="宋体" w:hAnsi="宋体" w:eastAsia="宋体" w:cs="宋体"/>
+              <w:rFonts w:ascii="宋体" w:eastAsia="宋体" w:hAnsi="宋体" w:cs="宋体" w:hint="eastAsia"/>
               <w:szCs w:val="24"/>
             </w:rPr>
             <w:fldChar w:fldCharType="separate"/>
@@ -2982,7 +2961,7 @@
           </w:r>
           <w:r>
             <w:rPr>
-              <w:rFonts w:hint="eastAsia" w:ascii="宋体" w:hAnsi="宋体" w:eastAsia="宋体" w:cs="宋体"/>
+              <w:rFonts w:ascii="宋体" w:eastAsia="宋体" w:hAnsi="宋体" w:cs="宋体" w:hint="eastAsia"/>
               <w:szCs w:val="24"/>
             </w:rPr>
             <w:fldChar w:fldCharType="end"/>
@@ -2990,28 +2969,28 @@
         </w:p>
         <w:p>
           <w:pPr>
-            <w:pStyle w:val="16"/>
+            <w:pStyle w:val="TOC1"/>
             <w:tabs>
               <w:tab w:val="right" w:leader="dot" w:pos="8306"/>
             </w:tabs>
           </w:pPr>
           <w:r>
             <w:rPr>
-              <w:rFonts w:hint="eastAsia" w:ascii="宋体" w:hAnsi="宋体" w:eastAsia="宋体" w:cs="宋体"/>
+              <w:rFonts w:ascii="宋体" w:eastAsia="宋体" w:hAnsi="宋体" w:cs="宋体" w:hint="eastAsia"/>
               <w:szCs w:val="24"/>
             </w:rPr>
             <w:fldChar w:fldCharType="begin"/>
           </w:r>
           <w:r>
             <w:rPr>
-              <w:rFonts w:hint="eastAsia" w:ascii="宋体" w:hAnsi="宋体" w:eastAsia="宋体" w:cs="宋体"/>
+              <w:rFonts w:ascii="宋体" w:eastAsia="宋体" w:hAnsi="宋体" w:cs="宋体" w:hint="eastAsia"/>
               <w:szCs w:val="24"/>
             </w:rPr>
             <w:instrText xml:space="preserve"> HYPERLINK \l _Toc20698 </w:instrText>
           </w:r>
           <w:r>
             <w:rPr>
-              <w:rFonts w:hint="eastAsia" w:ascii="宋体" w:hAnsi="宋体" w:eastAsia="宋体" w:cs="宋体"/>
+              <w:rFonts w:ascii="宋体" w:eastAsia="宋体" w:hAnsi="宋体" w:cs="宋体" w:hint="eastAsia"/>
               <w:szCs w:val="24"/>
             </w:rPr>
             <w:fldChar w:fldCharType="separate"/>
@@ -3043,7 +3022,7 @@
           </w:r>
           <w:r>
             <w:rPr>
-              <w:rFonts w:hint="eastAsia" w:ascii="宋体" w:hAnsi="宋体" w:eastAsia="宋体" w:cs="宋体"/>
+              <w:rFonts w:ascii="宋体" w:eastAsia="宋体" w:hAnsi="宋体" w:cs="宋体" w:hint="eastAsia"/>
               <w:szCs w:val="24"/>
             </w:rPr>
             <w:fldChar w:fldCharType="end"/>
@@ -3065,7 +3044,7 @@
             <w:snapToGrid w:val="0"/>
             <w:textAlignment w:val="baseline"/>
             <w:rPr>
-              <w:rFonts w:hint="eastAsia" w:ascii="宋体" w:hAnsi="宋体" w:eastAsia="宋体" w:cs="宋体"/>
+              <w:rFonts w:ascii="宋体" w:eastAsia="宋体" w:hAnsi="宋体" w:cs="宋体" w:hint="eastAsia"/>
               <w:snapToGrid w:val="0"/>
               <w:color w:val="000000"/>
               <w:kern w:val="0"/>
@@ -3076,7 +3055,7 @@
           </w:pPr>
           <w:r>
             <w:rPr>
-              <w:rFonts w:hint="eastAsia" w:ascii="宋体" w:hAnsi="宋体" w:eastAsia="宋体" w:cs="宋体"/>
+              <w:rFonts w:ascii="宋体" w:eastAsia="宋体" w:hAnsi="宋体" w:cs="宋体" w:hint="eastAsia"/>
               <w:szCs w:val="24"/>
             </w:rPr>
             <w:fldChar w:fldCharType="end"/>
@@ -3101,14 +3080,14 @@
     </w:p>
     <w:p>
       <w:pPr>
-        <w:pStyle w:val="28"/>
+        <w:pStyle w:val="1"/>
         <w:bidi w:val="0"/>
         <w:rPr>
           <w:rFonts w:hint="default"/>
           <w:lang w:val="en-US" w:eastAsia="zh-CN"/>
         </w:rPr>
       </w:pPr>
-      <w:bookmarkStart w:id="2" w:name="_Toc11561"/>
+      <w:bookmarkStart w:id="3" w:name="_Toc11561"/>
       <w:r>
         <w:rPr>
           <w:rFonts w:hint="default"/>
@@ -3116,18 +3095,18 @@
         </w:rPr>
         <w:t>总则</w:t>
       </w:r>
-      <w:bookmarkEnd w:id="2"/>
-    </w:p>
-    <w:p>
-      <w:pPr>
-        <w:pStyle w:val="30"/>
+      <w:bookmarkEnd w:id="3"/>
+    </w:p>
+    <w:p>
+      <w:pPr>
+        <w:pStyle w:val="2"/>
         <w:bidi w:val="0"/>
         <w:rPr>
           <w:rFonts w:hint="default"/>
           <w:lang w:val="en-US" w:eastAsia="zh-CN"/>
         </w:rPr>
       </w:pPr>
-      <w:bookmarkStart w:id="3" w:name="_Toc12133"/>
+      <w:bookmarkStart w:id="4" w:name="_Toc12133"/>
       <w:r>
         <w:rPr>
           <w:rFonts w:hint="default"/>
@@ -3135,11 +3114,11 @@
         </w:rPr>
         <w:t>目的</w:t>
       </w:r>
-      <w:bookmarkEnd w:id="3"/>
-    </w:p>
-    <w:p>
-      <w:pPr>
-        <w:pStyle w:val="29"/>
+      <w:bookmarkEnd w:id="4"/>
+    </w:p>
+    <w:p>
+      <w:pPr>
+        <w:pStyle w:val="a1"/>
         <w:keepNext w:val="0"/>
         <w:keepLines w:val="0"/>
         <w:pageBreakBefore w:val="0"/>
@@ -3168,14 +3147,14 @@
     </w:p>
     <w:p>
       <w:pPr>
-        <w:pStyle w:val="30"/>
+        <w:pStyle w:val="2"/>
         <w:bidi w:val="0"/>
         <w:rPr>
           <w:rFonts w:hint="default"/>
           <w:lang w:val="en-US" w:eastAsia="zh-CN"/>
         </w:rPr>
       </w:pPr>
-      <w:bookmarkStart w:id="4" w:name="_Toc27607"/>
+      <w:bookmarkStart w:id="5" w:name="_Toc27607"/>
       <w:r>
         <w:rPr>
           <w:rFonts w:hint="default"/>
@@ -3183,11 +3162,11 @@
         </w:rPr>
         <w:t>适用范围</w:t>
       </w:r>
-      <w:bookmarkEnd w:id="4"/>
-    </w:p>
-    <w:p>
-      <w:pPr>
-        <w:pStyle w:val="29"/>
+      <w:bookmarkEnd w:id="5"/>
+    </w:p>
+    <w:p>
+      <w:pPr>
+        <w:pStyle w:val="a1"/>
         <w:keepNext w:val="0"/>
         <w:keepLines w:val="0"/>
         <w:pageBreakBefore w:val="0"/>
@@ -3216,14 +3195,14 @@
     </w:p>
     <w:p>
       <w:pPr>
-        <w:pStyle w:val="30"/>
+        <w:pStyle w:val="2"/>
         <w:bidi w:val="0"/>
         <w:rPr>
           <w:rFonts w:hint="default"/>
           <w:lang w:val="en-US" w:eastAsia="zh-CN"/>
         </w:rPr>
       </w:pPr>
-      <w:bookmarkStart w:id="5" w:name="_Toc22716"/>
+      <w:bookmarkStart w:id="6" w:name="_Toc22716"/>
       <w:r>
         <w:rPr>
           <w:rFonts w:hint="default"/>
@@ -3231,11 +3210,11 @@
         </w:rPr>
         <w:t>原则</w:t>
       </w:r>
-      <w:bookmarkEnd w:id="5"/>
-    </w:p>
-    <w:p>
-      <w:pPr>
-        <w:pStyle w:val="29"/>
+      <w:bookmarkEnd w:id="6"/>
+    </w:p>
+    <w:p>
+      <w:pPr>
+        <w:pStyle w:val="a1"/>
         <w:keepNext w:val="0"/>
         <w:keepLines w:val="0"/>
         <w:pageBreakBefore w:val="0"/>
@@ -3264,7 +3243,7 @@
     </w:p>
     <w:p>
       <w:pPr>
-        <w:pStyle w:val="29"/>
+        <w:pStyle w:val="a1"/>
         <w:keepNext w:val="0"/>
         <w:keepLines w:val="0"/>
         <w:pageBreakBefore w:val="0"/>
@@ -3293,7 +3272,7 @@
     </w:p>
     <w:p>
       <w:pPr>
-        <w:pStyle w:val="29"/>
+        <w:pStyle w:val="a1"/>
         <w:keepNext w:val="0"/>
         <w:keepLines w:val="0"/>
         <w:pageBreakBefore w:val="0"/>
@@ -3322,7 +3301,7 @@
     </w:p>
     <w:p>
       <w:pPr>
-        <w:pStyle w:val="29"/>
+        <w:pStyle w:val="a1"/>
         <w:keepNext w:val="0"/>
         <w:keepLines w:val="0"/>
         <w:pageBreakBefore w:val="0"/>
@@ -3351,7 +3330,7 @@
     </w:p>
     <w:p>
       <w:pPr>
-        <w:pStyle w:val="29"/>
+        <w:pStyle w:val="a1"/>
         <w:keepNext w:val="0"/>
         <w:keepLines w:val="0"/>
         <w:pageBreakBefore w:val="0"/>
@@ -3380,14 +3359,14 @@
     </w:p>
     <w:p>
       <w:pPr>
-        <w:pStyle w:val="28"/>
+        <w:pStyle w:val="1"/>
         <w:bidi w:val="0"/>
         <w:rPr>
           <w:rFonts w:hint="default"/>
           <w:lang w:val="en-US" w:eastAsia="zh-CN"/>
         </w:rPr>
       </w:pPr>
-      <w:bookmarkStart w:id="6" w:name="_Toc10319"/>
+      <w:bookmarkStart w:id="7" w:name="_Toc10319"/>
       <w:r>
         <w:rPr>
           <w:rFonts w:hint="default"/>
@@ -3395,11 +3374,11 @@
         </w:rPr>
         <w:t>引用依据与关联文件</w:t>
       </w:r>
-      <w:bookmarkEnd w:id="6"/>
-    </w:p>
-    <w:p>
-      <w:pPr>
-        <w:pStyle w:val="29"/>
+      <w:bookmarkEnd w:id="7"/>
+    </w:p>
+    <w:p>
+      <w:pPr>
+        <w:pStyle w:val="a1"/>
         <w:keepNext w:val="0"/>
         <w:keepLines w:val="0"/>
         <w:pageBreakBefore w:val="0"/>
@@ -3416,7 +3395,7 @@
         <w:bidi w:val="0"/>
         <w:adjustRightInd w:val="0"/>
         <w:snapToGrid w:val="0"/>
-        <w:ind w:left="425" w:leftChars="0" w:hanging="425" w:firstLineChars="0"/>
+        <w:ind w:left="425" w:hanging="425" w:leftChars="0" w:firstLineChars="0"/>
         <w:textAlignment w:val="baseline"/>
         <w:rPr>
           <w:rFonts w:hint="default"/>
@@ -3433,7 +3412,7 @@
     </w:p>
     <w:p>
       <w:pPr>
-        <w:pStyle w:val="29"/>
+        <w:pStyle w:val="a1"/>
         <w:keepNext w:val="0"/>
         <w:keepLines w:val="0"/>
         <w:pageBreakBefore w:val="0"/>
@@ -3450,7 +3429,7 @@
         <w:bidi w:val="0"/>
         <w:adjustRightInd w:val="0"/>
         <w:snapToGrid w:val="0"/>
-        <w:ind w:left="425" w:leftChars="0" w:hanging="425" w:firstLineChars="0"/>
+        <w:ind w:left="425" w:hanging="425" w:leftChars="0" w:firstLineChars="0"/>
         <w:textAlignment w:val="baseline"/>
         <w:rPr>
           <w:rFonts w:hint="default"/>
@@ -3467,7 +3446,7 @@
     </w:p>
     <w:p>
       <w:pPr>
-        <w:pStyle w:val="29"/>
+        <w:pStyle w:val="a1"/>
         <w:keepNext w:val="0"/>
         <w:keepLines w:val="0"/>
         <w:pageBreakBefore w:val="0"/>
@@ -3484,7 +3463,7 @@
         <w:bidi w:val="0"/>
         <w:adjustRightInd w:val="0"/>
         <w:snapToGrid w:val="0"/>
-        <w:ind w:left="425" w:leftChars="0" w:hanging="425" w:firstLineChars="0"/>
+        <w:ind w:left="425" w:hanging="425" w:leftChars="0" w:firstLineChars="0"/>
         <w:textAlignment w:val="baseline"/>
         <w:rPr>
           <w:rFonts w:hint="default"/>
@@ -3515,7 +3494,7 @@
     </w:p>
     <w:p>
       <w:pPr>
-        <w:pStyle w:val="29"/>
+        <w:pStyle w:val="a1"/>
         <w:keepNext w:val="0"/>
         <w:keepLines w:val="0"/>
         <w:pageBreakBefore w:val="0"/>
@@ -3532,7 +3511,7 @@
         <w:bidi w:val="0"/>
         <w:adjustRightInd w:val="0"/>
         <w:snapToGrid w:val="0"/>
-        <w:ind w:left="425" w:leftChars="0" w:hanging="425" w:firstLineChars="0"/>
+        <w:ind w:left="425" w:hanging="425" w:leftChars="0" w:firstLineChars="0"/>
         <w:textAlignment w:val="baseline"/>
         <w:rPr>
           <w:rFonts w:hint="default"/>
@@ -3549,14 +3528,14 @@
     </w:p>
     <w:p>
       <w:pPr>
-        <w:pStyle w:val="28"/>
+        <w:pStyle w:val="1"/>
         <w:bidi w:val="0"/>
         <w:rPr>
           <w:rFonts w:hint="default"/>
           <w:lang w:val="en-US" w:eastAsia="zh-CN"/>
         </w:rPr>
       </w:pPr>
-      <w:bookmarkStart w:id="7" w:name="_Toc16389"/>
+      <w:bookmarkStart w:id="8" w:name="_Toc16389"/>
       <w:r>
         <w:rPr>
           <w:rFonts w:hint="default"/>
@@ -3564,11 +3543,11 @@
         </w:rPr>
         <w:t>组织与职责</w:t>
       </w:r>
-      <w:bookmarkEnd w:id="7"/>
-    </w:p>
-    <w:p>
-      <w:pPr>
-        <w:pStyle w:val="29"/>
+      <w:bookmarkEnd w:id="8"/>
+    </w:p>
+    <w:p>
+      <w:pPr>
+        <w:pStyle w:val="a1"/>
         <w:keepNext w:val="0"/>
         <w:keepLines w:val="0"/>
         <w:pageBreakBefore w:val="0"/>
@@ -3597,14 +3576,14 @@
     </w:p>
     <w:p>
       <w:pPr>
-        <w:pStyle w:val="30"/>
+        <w:pStyle w:val="2"/>
         <w:bidi w:val="0"/>
         <w:rPr>
           <w:rFonts w:hint="default"/>
           <w:lang w:val="en-US" w:eastAsia="zh-CN"/>
         </w:rPr>
       </w:pPr>
-      <w:bookmarkStart w:id="8" w:name="_Toc18951"/>
+      <w:bookmarkStart w:id="9" w:name="_Toc18951"/>
       <w:r>
         <w:rPr>
           <w:rFonts w:hint="default"/>
@@ -3612,11 +3591,11 @@
         </w:rPr>
         <w:t>采购部</w:t>
       </w:r>
-      <w:bookmarkEnd w:id="8"/>
-    </w:p>
-    <w:p>
-      <w:pPr>
-        <w:pStyle w:val="29"/>
+      <w:bookmarkEnd w:id="9"/>
+    </w:p>
+    <w:p>
+      <w:pPr>
+        <w:pStyle w:val="a1"/>
         <w:keepNext w:val="0"/>
         <w:keepLines w:val="0"/>
         <w:pageBreakBefore w:val="0"/>
@@ -3645,7 +3624,7 @@
     </w:p>
     <w:p>
       <w:pPr>
-        <w:pStyle w:val="29"/>
+        <w:pStyle w:val="a1"/>
         <w:keepNext w:val="0"/>
         <w:keepLines w:val="0"/>
         <w:pageBreakBefore w:val="0"/>
@@ -3674,7 +3653,7 @@
     </w:p>
     <w:p>
       <w:pPr>
-        <w:pStyle w:val="29"/>
+        <w:pStyle w:val="a1"/>
         <w:keepNext w:val="0"/>
         <w:keepLines w:val="0"/>
         <w:pageBreakBefore w:val="0"/>
@@ -3698,19 +3677,19 @@
           <w:rFonts w:hint="default"/>
           <w:lang w:val="en-US" w:eastAsia="zh-CN"/>
         </w:rPr>
-        <w:t>采购部部长负责审核《合格供方名录》、审批采购策略及重大采购合同。</w:t>
-      </w:r>
-    </w:p>
-    <w:p>
-      <w:pPr>
-        <w:pStyle w:val="30"/>
+        <w:t>采购部经理负责审核《合格供方名录》、审批采购策略及重大采购合同。</w:t>
+      </w:r>
+    </w:p>
+    <w:p>
+      <w:pPr>
+        <w:pStyle w:val="2"/>
         <w:bidi w:val="0"/>
         <w:rPr>
           <w:rFonts w:hint="default"/>
           <w:lang w:val="en-US" w:eastAsia="zh-CN"/>
         </w:rPr>
       </w:pPr>
-      <w:bookmarkStart w:id="9" w:name="_Toc19266"/>
+      <w:bookmarkStart w:id="10" w:name="_Toc19266"/>
       <w:r>
         <w:rPr>
           <w:rFonts w:hint="default"/>
@@ -3718,11 +3697,11 @@
         </w:rPr>
         <w:t>运维部</w:t>
       </w:r>
-      <w:bookmarkEnd w:id="9"/>
-    </w:p>
-    <w:p>
-      <w:pPr>
-        <w:pStyle w:val="29"/>
+      <w:bookmarkEnd w:id="10"/>
+    </w:p>
+    <w:p>
+      <w:pPr>
+        <w:pStyle w:val="a1"/>
         <w:keepNext w:val="0"/>
         <w:keepLines w:val="0"/>
         <w:pageBreakBefore w:val="0"/>
@@ -3751,7 +3730,7 @@
     </w:p>
     <w:p>
       <w:pPr>
-        <w:pStyle w:val="29"/>
+        <w:pStyle w:val="a1"/>
         <w:keepNext w:val="0"/>
         <w:keepLines w:val="0"/>
         <w:pageBreakBefore w:val="0"/>
@@ -3780,7 +3759,7 @@
     </w:p>
     <w:p>
       <w:pPr>
-        <w:pStyle w:val="29"/>
+        <w:pStyle w:val="a1"/>
         <w:keepNext w:val="0"/>
         <w:keepLines w:val="0"/>
         <w:pageBreakBefore w:val="0"/>
@@ -3809,14 +3788,14 @@
     </w:p>
     <w:p>
       <w:pPr>
-        <w:pStyle w:val="30"/>
+        <w:pStyle w:val="2"/>
         <w:bidi w:val="0"/>
         <w:rPr>
           <w:rFonts w:hint="default"/>
           <w:lang w:val="en-US" w:eastAsia="zh-CN"/>
         </w:rPr>
       </w:pPr>
-      <w:bookmarkStart w:id="10" w:name="_Toc29117"/>
+      <w:bookmarkStart w:id="11" w:name="_Toc29117"/>
       <w:r>
         <w:rPr>
           <w:rFonts w:hint="default"/>
@@ -3824,11 +3803,11 @@
         </w:rPr>
         <w:t>研发部</w:t>
       </w:r>
-      <w:bookmarkEnd w:id="10"/>
-    </w:p>
-    <w:p>
-      <w:pPr>
-        <w:pStyle w:val="29"/>
+      <w:bookmarkEnd w:id="11"/>
+    </w:p>
+    <w:p>
+      <w:pPr>
+        <w:pStyle w:val="a1"/>
         <w:keepNext w:val="0"/>
         <w:keepLines w:val="0"/>
         <w:pageBreakBefore w:val="0"/>
@@ -3857,7 +3836,7 @@
     </w:p>
     <w:p>
       <w:pPr>
-        <w:pStyle w:val="29"/>
+        <w:pStyle w:val="a1"/>
         <w:keepNext w:val="0"/>
         <w:keepLines w:val="0"/>
         <w:pageBreakBefore w:val="0"/>
@@ -3886,14 +3865,14 @@
     </w:p>
     <w:p>
       <w:pPr>
-        <w:pStyle w:val="30"/>
+        <w:pStyle w:val="2"/>
         <w:bidi w:val="0"/>
         <w:rPr>
           <w:rFonts w:hint="default"/>
           <w:lang w:val="en-US" w:eastAsia="zh-CN"/>
         </w:rPr>
       </w:pPr>
-      <w:bookmarkStart w:id="11" w:name="_Toc10231"/>
+      <w:bookmarkStart w:id="12" w:name="_Toc10231"/>
       <w:r>
         <w:rPr>
           <w:rFonts w:hint="default"/>
@@ -3901,11 +3880,11 @@
         </w:rPr>
         <w:t>质量部：</w:t>
       </w:r>
-      <w:bookmarkEnd w:id="11"/>
-    </w:p>
-    <w:p>
-      <w:pPr>
-        <w:pStyle w:val="29"/>
+      <w:bookmarkEnd w:id="12"/>
+    </w:p>
+    <w:p>
+      <w:pPr>
+        <w:pStyle w:val="a1"/>
         <w:keepNext w:val="0"/>
         <w:keepLines w:val="0"/>
         <w:pageBreakBefore w:val="0"/>
@@ -3934,7 +3913,7 @@
     </w:p>
     <w:p>
       <w:pPr>
-        <w:pStyle w:val="29"/>
+        <w:pStyle w:val="a1"/>
         <w:keepNext w:val="0"/>
         <w:keepLines w:val="0"/>
         <w:pageBreakBefore w:val="0"/>
@@ -3963,7 +3942,7 @@
     </w:p>
     <w:p>
       <w:pPr>
-        <w:pStyle w:val="29"/>
+        <w:pStyle w:val="a1"/>
         <w:keepNext w:val="0"/>
         <w:keepLines w:val="0"/>
         <w:pageBreakBefore w:val="0"/>
@@ -3992,14 +3971,14 @@
     </w:p>
     <w:p>
       <w:pPr>
-        <w:pStyle w:val="28"/>
+        <w:pStyle w:val="1"/>
         <w:bidi w:val="0"/>
         <w:rPr>
           <w:rFonts w:hint="default"/>
           <w:lang w:val="en-US" w:eastAsia="zh-CN"/>
         </w:rPr>
       </w:pPr>
-      <w:bookmarkStart w:id="12" w:name="_Toc20406"/>
+      <w:bookmarkStart w:id="13" w:name="_Toc20406"/>
       <w:r>
         <w:rPr>
           <w:rFonts w:hint="default"/>
@@ -4007,18 +3986,18 @@
         </w:rPr>
         <w:t>供应商全生命周期管理流程</w:t>
       </w:r>
-      <w:bookmarkEnd w:id="12"/>
-    </w:p>
-    <w:p>
-      <w:pPr>
-        <w:pStyle w:val="30"/>
+      <w:bookmarkEnd w:id="13"/>
+    </w:p>
+    <w:p>
+      <w:pPr>
+        <w:pStyle w:val="2"/>
         <w:bidi w:val="0"/>
         <w:rPr>
           <w:rFonts w:hint="default"/>
           <w:lang w:val="en-US" w:eastAsia="zh-CN"/>
         </w:rPr>
       </w:pPr>
-      <w:bookmarkStart w:id="13" w:name="_Toc25310"/>
+      <w:bookmarkStart w:id="14" w:name="_Toc25310"/>
       <w:r>
         <w:rPr>
           <w:rFonts w:hint="default"/>
@@ -4026,11 +4005,11 @@
         </w:rPr>
         <w:t>供应商开发与准入</w:t>
       </w:r>
-      <w:bookmarkEnd w:id="13"/>
-    </w:p>
-    <w:p>
-      <w:pPr>
-        <w:pStyle w:val="29"/>
+      <w:bookmarkEnd w:id="14"/>
+    </w:p>
+    <w:p>
+      <w:pPr>
+        <w:pStyle w:val="a1"/>
         <w:keepNext w:val="0"/>
         <w:keepLines w:val="0"/>
         <w:pageBreakBefore w:val="0"/>
@@ -4059,7 +4038,7 @@
     </w:p>
     <w:p>
       <w:pPr>
-        <w:pStyle w:val="29"/>
+        <w:pStyle w:val="a1"/>
         <w:keepNext w:val="0"/>
         <w:keepLines w:val="0"/>
         <w:pageBreakBefore w:val="0"/>
@@ -4088,7 +4067,7 @@
     </w:p>
     <w:p>
       <w:pPr>
-        <w:pStyle w:val="29"/>
+        <w:pStyle w:val="a1"/>
         <w:keepNext w:val="0"/>
         <w:keepLines w:val="0"/>
         <w:pageBreakBefore w:val="0"/>
@@ -4112,12 +4091,12 @@
           <w:rFonts w:hint="default"/>
           <w:lang w:val="en-US" w:eastAsia="zh-CN"/>
         </w:rPr>
-        <w:t>评估与审批：采购部组织由需求部门、质量部、技术部门组成的评估小组，对潜在供应商进行综合评估。评估通过后，由采购部部长审批，纳入《合格供方名录》。</w:t>
-      </w:r>
-    </w:p>
-    <w:p>
-      <w:pPr>
-        <w:pStyle w:val="29"/>
+        <w:t>评估与审批：采购部组织由需求部门、质量部、技术部门组成的评估小组，对潜在供应商进行综合评估。评估通过后，由采购部经理审批，纳入《合格供方名录》。</w:t>
+      </w:r>
+    </w:p>
+    <w:p>
+      <w:pPr>
+        <w:pStyle w:val="a1"/>
         <w:keepNext w:val="0"/>
         <w:keepLines w:val="0"/>
         <w:pageBreakBefore w:val="0"/>
@@ -4146,14 +4125,14 @@
     </w:p>
     <w:p>
       <w:pPr>
-        <w:pStyle w:val="30"/>
+        <w:pStyle w:val="2"/>
         <w:bidi w:val="0"/>
         <w:rPr>
           <w:rFonts w:hint="default"/>
           <w:lang w:val="en-US" w:eastAsia="zh-CN"/>
         </w:rPr>
       </w:pPr>
-      <w:bookmarkStart w:id="14" w:name="_Toc3372"/>
+      <w:bookmarkStart w:id="15" w:name="_Toc3372"/>
       <w:r>
         <w:rPr>
           <w:rFonts w:hint="default"/>
@@ -4161,18 +4140,18 @@
         </w:rPr>
         <w:t>采购与合同签订</w:t>
       </w:r>
-      <w:bookmarkEnd w:id="14"/>
-    </w:p>
-    <w:p>
-      <w:pPr>
-        <w:pStyle w:val="31"/>
+      <w:bookmarkEnd w:id="15"/>
+    </w:p>
+    <w:p>
+      <w:pPr>
+        <w:pStyle w:val="3"/>
         <w:bidi w:val="0"/>
         <w:rPr>
           <w:rFonts w:hint="default"/>
           <w:lang w:val="en-US" w:eastAsia="zh-CN"/>
         </w:rPr>
       </w:pPr>
-      <w:bookmarkStart w:id="15" w:name="_Toc6692"/>
+      <w:bookmarkStart w:id="16" w:name="_Toc6692"/>
       <w:r>
         <w:rPr>
           <w:rFonts w:hint="eastAsia"/>
@@ -4180,11 +4159,11 @@
         </w:rPr>
         <w:t>常规采购</w:t>
       </w:r>
-      <w:bookmarkEnd w:id="15"/>
-    </w:p>
-    <w:p>
-      <w:pPr>
-        <w:pStyle w:val="29"/>
+      <w:bookmarkEnd w:id="16"/>
+    </w:p>
+    <w:p>
+      <w:pPr>
+        <w:pStyle w:val="a1"/>
         <w:keepNext w:val="0"/>
         <w:keepLines w:val="0"/>
         <w:pageBreakBefore w:val="0"/>
@@ -4213,7 +4192,7 @@
     </w:p>
     <w:p>
       <w:pPr>
-        <w:pStyle w:val="29"/>
+        <w:pStyle w:val="a1"/>
         <w:keepNext w:val="0"/>
         <w:keepLines w:val="0"/>
         <w:pageBreakBefore w:val="0"/>
@@ -4242,14 +4221,14 @@
     </w:p>
     <w:p>
       <w:pPr>
-        <w:pStyle w:val="31"/>
+        <w:pStyle w:val="3"/>
         <w:bidi w:val="0"/>
         <w:rPr>
           <w:rFonts w:hint="default"/>
           <w:lang w:val="en-US" w:eastAsia="zh-CN"/>
         </w:rPr>
       </w:pPr>
-      <w:bookmarkStart w:id="16" w:name="_Toc27136"/>
+      <w:bookmarkStart w:id="17" w:name="_Toc27136"/>
       <w:r>
         <w:rPr>
           <w:rFonts w:hint="eastAsia"/>
@@ -4257,11 +4236,11 @@
         </w:rPr>
         <w:t>应急采购</w:t>
       </w:r>
-      <w:bookmarkEnd w:id="16"/>
-    </w:p>
-    <w:p>
-      <w:pPr>
-        <w:pStyle w:val="29"/>
+      <w:bookmarkEnd w:id="17"/>
+    </w:p>
+    <w:p>
+      <w:pPr>
+        <w:pStyle w:val="a1"/>
         <w:rPr>
           <w:rFonts w:hint="default"/>
           <w:lang w:val="en-US" w:eastAsia="zh-CN"/>
@@ -4277,12 +4256,12 @@
     </w:p>
     <w:p>
       <w:pPr>
-        <w:pStyle w:val="29"/>
+        <w:pStyle w:val="a1"/>
         <w:numPr>
           <w:ilvl w:val="0"/>
           <w:numId w:val="3"/>
         </w:numPr>
-        <w:ind w:left="425" w:leftChars="0" w:hanging="425" w:firstLineChars="0"/>
+        <w:ind w:left="425" w:hanging="425" w:leftChars="0" w:firstLineChars="0"/>
         <w:rPr>
           <w:rFonts w:hint="default"/>
           <w:lang w:val="en-US" w:eastAsia="zh-CN"/>
@@ -4298,7 +4277,7 @@
     </w:p>
     <w:p>
       <w:pPr>
-        <w:pStyle w:val="29"/>
+        <w:pStyle w:val="a1"/>
         <w:rPr>
           <w:rFonts w:hint="default"/>
           <w:lang w:val="en-US" w:eastAsia="zh-CN"/>
@@ -4314,12 +4293,12 @@
     </w:p>
     <w:p>
       <w:pPr>
-        <w:pStyle w:val="29"/>
+        <w:pStyle w:val="a1"/>
         <w:numPr>
           <w:ilvl w:val="0"/>
           <w:numId w:val="4"/>
         </w:numPr>
-        <w:ind w:left="845" w:leftChars="0" w:hanging="425" w:firstLineChars="0"/>
+        <w:ind w:left="845" w:hanging="425" w:leftChars="0" w:firstLineChars="0"/>
         <w:rPr>
           <w:rFonts w:hint="default"/>
           <w:lang w:val="en-US" w:eastAsia="zh-CN"/>
@@ -4335,12 +4314,12 @@
     </w:p>
     <w:p>
       <w:pPr>
-        <w:pStyle w:val="29"/>
+        <w:pStyle w:val="a1"/>
         <w:numPr>
           <w:ilvl w:val="0"/>
           <w:numId w:val="4"/>
         </w:numPr>
-        <w:ind w:left="845" w:leftChars="0" w:hanging="425" w:firstLineChars="0"/>
+        <w:ind w:left="845" w:hanging="425" w:leftChars="0" w:firstLineChars="0"/>
         <w:rPr>
           <w:rFonts w:hint="default"/>
           <w:lang w:val="en-US" w:eastAsia="zh-CN"/>
@@ -4356,12 +4335,12 @@
     </w:p>
     <w:p>
       <w:pPr>
-        <w:pStyle w:val="29"/>
+        <w:pStyle w:val="a1"/>
         <w:numPr>
           <w:ilvl w:val="0"/>
           <w:numId w:val="4"/>
         </w:numPr>
-        <w:ind w:left="845" w:leftChars="0" w:hanging="425" w:firstLineChars="0"/>
+        <w:ind w:left="845" w:hanging="425" w:leftChars="0" w:firstLineChars="0"/>
         <w:rPr>
           <w:rFonts w:hint="default"/>
           <w:lang w:val="en-US" w:eastAsia="zh-CN"/>
@@ -4377,33 +4356,33 @@
     </w:p>
     <w:p>
       <w:pPr>
-        <w:pStyle w:val="29"/>
+        <w:pStyle w:val="a1"/>
         <w:numPr>
           <w:ilvl w:val="0"/>
           <w:numId w:val="4"/>
         </w:numPr>
-        <w:ind w:left="845" w:leftChars="0" w:hanging="425" w:firstLineChars="0"/>
-        <w:rPr>
-          <w:rFonts w:hint="default"/>
-          <w:lang w:val="en-US" w:eastAsia="zh-CN"/>
-        </w:rPr>
-      </w:pPr>
-      <w:r>
-        <w:rPr>
-          <w:rFonts w:hint="default"/>
-          <w:lang w:val="en-US" w:eastAsia="zh-CN"/>
-        </w:rPr>
-        <w:t>其他经运维部部长或公司领导认定的紧急情况。</w:t>
-      </w:r>
-    </w:p>
-    <w:p>
-      <w:pPr>
-        <w:pStyle w:val="29"/>
+        <w:ind w:left="845" w:hanging="425" w:leftChars="0" w:firstLineChars="0"/>
+        <w:rPr>
+          <w:rFonts w:hint="default"/>
+          <w:lang w:val="en-US" w:eastAsia="zh-CN"/>
+        </w:rPr>
+      </w:pPr>
+      <w:r>
+        <w:rPr>
+          <w:rFonts w:hint="default"/>
+          <w:lang w:val="en-US" w:eastAsia="zh-CN"/>
+        </w:rPr>
+        <w:t>其他经运维部经理或公司领导认定的紧急情况。</w:t>
+      </w:r>
+    </w:p>
+    <w:p>
+      <w:pPr>
+        <w:pStyle w:val="a1"/>
         <w:numPr>
           <w:ilvl w:val="0"/>
           <w:numId w:val="3"/>
         </w:numPr>
-        <w:ind w:left="425" w:leftChars="0" w:hanging="425" w:firstLineChars="0"/>
+        <w:ind w:left="425" w:hanging="425" w:leftChars="0" w:firstLineChars="0"/>
         <w:rPr>
           <w:rFonts w:hint="default"/>
           <w:lang w:val="en-US" w:eastAsia="zh-CN"/>
@@ -4419,19 +4398,18 @@
     </w:p>
     <w:tbl>
       <w:tblPr>
-        <w:tblStyle w:val="20"/>
+        <w:tblStyle w:val="TableNormal"/>
         <w:tblW w:w="8495" w:type="dxa"/>
         <w:jc w:val="center"/>
         <w:tblBorders>
-          <w:top w:val="none" w:color="auto" w:sz="0" w:space="0"/>
-          <w:left w:val="none" w:color="auto" w:sz="0" w:space="0"/>
-          <w:bottom w:val="none" w:color="auto" w:sz="0" w:space="0"/>
-          <w:right w:val="none" w:color="auto" w:sz="0" w:space="0"/>
-          <w:insideH w:val="none" w:color="auto" w:sz="0" w:space="0"/>
-          <w:insideV w:val="none" w:color="auto" w:sz="0" w:space="0"/>
+          <w:top w:val="nil"/>
+          <w:left w:val="nil"/>
+          <w:bottom w:val="nil"/>
+          <w:right w:val="nil"/>
+          <w:insideH w:val="nil"/>
+          <w:insideV w:val="nil"/>
         </w:tblBorders>
         <w:shd w:val="clear" w:color="auto" w:fill="auto"/>
-        <w:tblLayout w:type="autofit"/>
         <w:tblCellMar>
           <w:top w:w="15" w:type="dxa"/>
           <w:left w:w="15" w:type="dxa"/>
@@ -4446,13 +4424,15 @@
       </w:tblGrid>
       <w:tr>
         <w:tblPrEx>
+          <w:tblW w:w="8495" w:type="dxa"/>
+          <w:jc w:val="center"/>
           <w:tblBorders>
-            <w:top w:val="none" w:color="auto" w:sz="0" w:space="0"/>
-            <w:left w:val="none" w:color="auto" w:sz="0" w:space="0"/>
-            <w:bottom w:val="none" w:color="auto" w:sz="0" w:space="0"/>
-            <w:right w:val="none" w:color="auto" w:sz="0" w:space="0"/>
-            <w:insideH w:val="none" w:color="auto" w:sz="0" w:space="0"/>
-            <w:insideV w:val="none" w:color="auto" w:sz="0" w:space="0"/>
+            <w:top w:val="nil"/>
+            <w:left w:val="nil"/>
+            <w:bottom w:val="nil"/>
+            <w:right w:val="nil"/>
+            <w:insideH w:val="nil"/>
+            <w:insideV w:val="nil"/>
           </w:tblBorders>
           <w:shd w:val="clear" w:color="auto" w:fill="auto"/>
           <w:tblCellMar>
@@ -4463,7 +4443,7 @@
           </w:tblCellMar>
         </w:tblPrEx>
         <w:trPr>
-          <w:trHeight w:val="0" w:hRule="atLeast"/>
+          <w:trHeight w:val="0"/>
           <w:tblHeader/>
           <w:jc w:val="center"/>
         </w:trPr>
@@ -4471,8 +4451,8 @@
           <w:tcPr>
             <w:tcW w:w="0" w:type="auto"/>
             <w:tcBorders>
-              <w:top w:val="single" w:color="auto" w:sz="12" w:space="0"/>
-              <w:left w:val="single" w:color="auto" w:sz="12" w:space="0"/>
+              <w:top w:val="single" w:sz="12" w:space="0" w:color="auto"/>
+              <w:left w:val="single" w:sz="12" w:space="0" w:color="auto"/>
               <w:bottom w:val="nil"/>
               <w:right w:val="nil"/>
             </w:tcBorders>
@@ -4493,10 +4473,10 @@
               <w:suppressLineNumbers w:val="0"/>
               <w:snapToGrid w:val="0"/>
               <w:spacing w:line="240" w:lineRule="auto"/>
-              <w:ind w:left="0" w:leftChars="0" w:right="0" w:rightChars="0" w:firstLine="0" w:firstLineChars="0"/>
+              <w:ind w:left="0" w:right="0" w:firstLine="0" w:leftChars="0" w:rightChars="0" w:firstLineChars="0"/>
               <w:jc w:val="center"/>
               <w:rPr>
-                <w:rFonts w:ascii="Segoe UI" w:hAnsi="Segoe UI" w:eastAsia="Segoe UI" w:cs="Segoe UI"/>
+                <w:rFonts w:ascii="Segoe UI" w:eastAsia="Segoe UI" w:hAnsi="Segoe UI" w:cs="Segoe UI"/>
                 <w:b/>
                 <w:i w:val="0"/>
                 <w:iCs w:val="0"/>
@@ -4509,8 +4489,8 @@
             </w:pPr>
             <w:r>
               <w:rPr>
-                <w:rStyle w:val="23"/>
-                <w:rFonts w:hint="default" w:ascii="Segoe UI" w:hAnsi="Segoe UI" w:eastAsia="Segoe UI" w:cs="Segoe UI"/>
+                <w:rStyle w:val="Strong"/>
+                <w:rFonts w:ascii="Segoe UI" w:eastAsia="Segoe UI" w:hAnsi="Segoe UI" w:cs="Segoe UI" w:hint="default"/>
                 <w:b/>
                 <w:bCs/>
                 <w:i w:val="0"/>
@@ -4532,8 +4512,8 @@
           <w:tcPr>
             <w:tcW w:w="0" w:type="auto"/>
             <w:tcBorders>
-              <w:top w:val="single" w:color="auto" w:sz="12" w:space="0"/>
-              <w:left w:val="single" w:color="auto" w:sz="4" w:space="0"/>
+              <w:top w:val="single" w:sz="12" w:space="0" w:color="auto"/>
+              <w:left w:val="single" w:sz="4" w:space="0" w:color="auto"/>
               <w:bottom w:val="nil"/>
               <w:right w:val="nil"/>
             </w:tcBorders>
@@ -4554,10 +4534,10 @@
               <w:suppressLineNumbers w:val="0"/>
               <w:snapToGrid w:val="0"/>
               <w:spacing w:line="240" w:lineRule="auto"/>
-              <w:ind w:left="0" w:leftChars="0" w:right="0" w:rightChars="0" w:firstLine="0" w:firstLineChars="0"/>
+              <w:ind w:left="0" w:right="0" w:firstLine="0" w:leftChars="0" w:rightChars="0" w:firstLineChars="0"/>
               <w:jc w:val="center"/>
               <w:rPr>
-                <w:rFonts w:hint="default" w:ascii="Segoe UI" w:hAnsi="Segoe UI" w:eastAsia="Segoe UI" w:cs="Segoe UI"/>
+                <w:rFonts w:ascii="Segoe UI" w:eastAsia="Segoe UI" w:hAnsi="Segoe UI" w:cs="Segoe UI" w:hint="default"/>
                 <w:b/>
                 <w:i w:val="0"/>
                 <w:iCs w:val="0"/>
@@ -4570,8 +4550,8 @@
             </w:pPr>
             <w:r>
               <w:rPr>
-                <w:rStyle w:val="23"/>
-                <w:rFonts w:hint="default" w:ascii="Segoe UI" w:hAnsi="Segoe UI" w:eastAsia="Segoe UI" w:cs="Segoe UI"/>
+                <w:rStyle w:val="Strong"/>
+                <w:rFonts w:ascii="Segoe UI" w:eastAsia="Segoe UI" w:hAnsi="Segoe UI" w:cs="Segoe UI" w:hint="default"/>
                 <w:b/>
                 <w:bCs/>
                 <w:i w:val="0"/>
@@ -4593,10 +4573,10 @@
           <w:tcPr>
             <w:tcW w:w="4524" w:type="dxa"/>
             <w:tcBorders>
-              <w:top w:val="single" w:color="auto" w:sz="12" w:space="0"/>
-              <w:left w:val="single" w:color="auto" w:sz="4" w:space="0"/>
+              <w:top w:val="single" w:sz="12" w:space="0" w:color="auto"/>
+              <w:left w:val="single" w:sz="4" w:space="0" w:color="auto"/>
               <w:bottom w:val="nil"/>
-              <w:right w:val="single" w:color="auto" w:sz="12" w:space="0"/>
+              <w:right w:val="single" w:sz="12" w:space="0" w:color="auto"/>
             </w:tcBorders>
             <w:shd w:val="clear" w:color="auto" w:fill="auto"/>
             <w:tcMar>
@@ -4615,10 +4595,10 @@
               <w:suppressLineNumbers w:val="0"/>
               <w:snapToGrid w:val="0"/>
               <w:spacing w:line="240" w:lineRule="auto"/>
-              <w:ind w:left="0" w:leftChars="0" w:right="0" w:rightChars="0" w:firstLine="0" w:firstLineChars="0"/>
+              <w:ind w:left="0" w:right="0" w:firstLine="0" w:leftChars="0" w:rightChars="0" w:firstLineChars="0"/>
               <w:jc w:val="center"/>
               <w:rPr>
-                <w:rFonts w:hint="default" w:ascii="Segoe UI" w:hAnsi="Segoe UI" w:eastAsia="Segoe UI" w:cs="Segoe UI"/>
+                <w:rFonts w:ascii="Segoe UI" w:eastAsia="Segoe UI" w:hAnsi="Segoe UI" w:cs="Segoe UI" w:hint="default"/>
                 <w:b/>
                 <w:i w:val="0"/>
                 <w:iCs w:val="0"/>
@@ -4631,8 +4611,8 @@
             </w:pPr>
             <w:r>
               <w:rPr>
-                <w:rStyle w:val="23"/>
-                <w:rFonts w:hint="default" w:ascii="Segoe UI" w:hAnsi="Segoe UI" w:eastAsia="Segoe UI" w:cs="Segoe UI"/>
+                <w:rStyle w:val="Strong"/>
+                <w:rFonts w:ascii="Segoe UI" w:eastAsia="Segoe UI" w:hAnsi="Segoe UI" w:cs="Segoe UI" w:hint="default"/>
                 <w:b/>
                 <w:bCs/>
                 <w:i w:val="0"/>
@@ -4653,14 +4633,8 @@
       </w:tr>
       <w:tr>
         <w:tblPrEx>
-          <w:tblBorders>
-            <w:top w:val="none" w:color="auto" w:sz="0" w:space="0"/>
-            <w:left w:val="none" w:color="auto" w:sz="0" w:space="0"/>
-            <w:bottom w:val="none" w:color="auto" w:sz="0" w:space="0"/>
-            <w:right w:val="none" w:color="auto" w:sz="0" w:space="0"/>
-            <w:insideH w:val="none" w:color="auto" w:sz="0" w:space="0"/>
-            <w:insideV w:val="none" w:color="auto" w:sz="0" w:space="0"/>
-          </w:tblBorders>
+          <w:tblW w:w="8495" w:type="dxa"/>
+          <w:jc w:val="center"/>
           <w:shd w:val="clear" w:color="auto" w:fill="auto"/>
           <w:tblCellMar>
             <w:top w:w="15" w:type="dxa"/>
@@ -4670,15 +4644,15 @@
           </w:tblCellMar>
         </w:tblPrEx>
         <w:trPr>
-          <w:trHeight w:val="0" w:hRule="atLeast"/>
+          <w:trHeight w:val="0"/>
           <w:jc w:val="center"/>
         </w:trPr>
         <w:tc>
           <w:tcPr>
             <w:tcW w:w="0" w:type="auto"/>
             <w:tcBorders>
-              <w:top w:val="single" w:color="auto" w:sz="4" w:space="0"/>
-              <w:left w:val="single" w:color="auto" w:sz="12" w:space="0"/>
+              <w:top w:val="single" w:sz="4" w:space="0" w:color="auto"/>
+              <w:left w:val="single" w:sz="12" w:space="0" w:color="auto"/>
               <w:bottom w:val="nil"/>
               <w:right w:val="nil"/>
             </w:tcBorders>
@@ -4699,10 +4673,10 @@
               <w:suppressLineNumbers w:val="0"/>
               <w:snapToGrid w:val="0"/>
               <w:spacing w:line="240" w:lineRule="auto"/>
-              <w:ind w:left="0" w:leftChars="0" w:right="0" w:rightChars="0" w:firstLine="0" w:firstLineChars="0"/>
+              <w:ind w:left="0" w:right="0" w:firstLine="0" w:leftChars="0" w:rightChars="0" w:firstLineChars="0"/>
               <w:jc w:val="center"/>
               <w:rPr>
-                <w:rFonts w:hint="default" w:ascii="Segoe UI" w:hAnsi="Segoe UI" w:eastAsia="Segoe UI" w:cs="Segoe UI"/>
+                <w:rFonts w:ascii="Segoe UI" w:eastAsia="Segoe UI" w:hAnsi="Segoe UI" w:cs="Segoe UI" w:hint="default"/>
                 <w:i w:val="0"/>
                 <w:iCs w:val="0"/>
                 <w:caps w:val="0"/>
@@ -4714,8 +4688,8 @@
             </w:pPr>
             <w:r>
               <w:rPr>
-                <w:rStyle w:val="23"/>
-                <w:rFonts w:hint="default" w:ascii="Segoe UI" w:hAnsi="Segoe UI" w:eastAsia="Segoe UI" w:cs="Segoe UI"/>
+                <w:rStyle w:val="Strong"/>
+                <w:rFonts w:ascii="Segoe UI" w:eastAsia="Segoe UI" w:hAnsi="Segoe UI" w:cs="Segoe UI" w:hint="default"/>
                 <w:b/>
                 <w:bCs/>
                 <w:i w:val="0"/>
@@ -4737,8 +4711,8 @@
           <w:tcPr>
             <w:tcW w:w="0" w:type="auto"/>
             <w:tcBorders>
-              <w:top w:val="single" w:color="auto" w:sz="4" w:space="0"/>
-              <w:left w:val="single" w:color="auto" w:sz="4" w:space="0"/>
+              <w:top w:val="single" w:sz="4" w:space="0" w:color="auto"/>
+              <w:left w:val="single" w:sz="4" w:space="0" w:color="auto"/>
               <w:bottom w:val="nil"/>
               <w:right w:val="nil"/>
             </w:tcBorders>
@@ -4759,10 +4733,10 @@
               <w:suppressLineNumbers w:val="0"/>
               <w:snapToGrid w:val="0"/>
               <w:spacing w:line="240" w:lineRule="auto"/>
-              <w:ind w:left="0" w:leftChars="0" w:right="0" w:rightChars="0" w:firstLine="0" w:firstLineChars="0"/>
+              <w:ind w:left="0" w:right="0" w:firstLine="0" w:leftChars="0" w:rightChars="0" w:firstLineChars="0"/>
               <w:jc w:val="right"/>
               <w:rPr>
-                <w:rFonts w:hint="default" w:ascii="Segoe UI" w:hAnsi="Segoe UI" w:eastAsia="Segoe UI" w:cs="Segoe UI"/>
+                <w:rFonts w:ascii="Segoe UI" w:eastAsia="Segoe UI" w:hAnsi="Segoe UI" w:cs="Segoe UI" w:hint="default"/>
                 <w:i w:val="0"/>
                 <w:iCs w:val="0"/>
                 <w:caps w:val="0"/>
@@ -4774,8 +4748,8 @@
             </w:pPr>
             <w:r>
               <w:rPr>
-                <w:rStyle w:val="23"/>
-                <w:rFonts w:hint="default" w:ascii="Segoe UI" w:hAnsi="Segoe UI" w:eastAsia="Segoe UI" w:cs="Segoe UI"/>
+                <w:rStyle w:val="Strong"/>
+                <w:rFonts w:ascii="Segoe UI" w:eastAsia="Segoe UI" w:hAnsi="Segoe UI" w:cs="Segoe UI" w:hint="default"/>
                 <w:b/>
                 <w:bCs/>
                 <w:i w:val="0"/>
@@ -4789,7 +4763,7 @@
                 <w:szCs w:val="18"/>
                 <w:lang w:val="en-US" w:eastAsia="zh-CN"/>
               </w:rPr>
-              <w:t>运维部部长</w:t>
+              <w:t>运维部经理</w:t>
             </w:r>
           </w:p>
         </w:tc>
@@ -4797,10 +4771,10 @@
           <w:tcPr>
             <w:tcW w:w="4524" w:type="dxa"/>
             <w:tcBorders>
-              <w:top w:val="single" w:color="auto" w:sz="4" w:space="0"/>
-              <w:left w:val="single" w:color="auto" w:sz="4" w:space="0"/>
+              <w:top w:val="single" w:sz="4" w:space="0" w:color="auto"/>
+              <w:left w:val="single" w:sz="4" w:space="0" w:color="auto"/>
               <w:bottom w:val="nil"/>
-              <w:right w:val="single" w:color="auto" w:sz="12" w:space="0"/>
+              <w:right w:val="single" w:sz="12" w:space="0" w:color="auto"/>
             </w:tcBorders>
             <w:shd w:val="clear" w:color="auto" w:fill="auto"/>
             <w:tcMar>
@@ -4819,10 +4793,10 @@
               <w:suppressLineNumbers w:val="0"/>
               <w:snapToGrid w:val="0"/>
               <w:spacing w:line="240" w:lineRule="auto"/>
-              <w:ind w:left="0" w:leftChars="0" w:right="0" w:rightChars="0" w:firstLine="0" w:firstLineChars="0"/>
+              <w:ind w:left="0" w:right="0" w:firstLine="0" w:leftChars="0" w:rightChars="0" w:firstLineChars="0"/>
               <w:jc w:val="left"/>
               <w:rPr>
-                <w:rFonts w:hint="default" w:ascii="Segoe UI" w:hAnsi="Segoe UI" w:eastAsia="Segoe UI" w:cs="Segoe UI"/>
+                <w:rFonts w:ascii="Segoe UI" w:eastAsia="Segoe UI" w:hAnsi="Segoe UI" w:cs="Segoe UI" w:hint="default"/>
                 <w:i w:val="0"/>
                 <w:iCs w:val="0"/>
                 <w:caps w:val="0"/>
@@ -4834,8 +4808,8 @@
             </w:pPr>
             <w:r>
               <w:rPr>
-                <w:rStyle w:val="23"/>
-                <w:rFonts w:hint="default" w:ascii="Segoe UI" w:hAnsi="Segoe UI" w:eastAsia="Segoe UI" w:cs="Segoe UI"/>
+                <w:rStyle w:val="Strong"/>
+                <w:rFonts w:ascii="Segoe UI" w:eastAsia="Segoe UI" w:hAnsi="Segoe UI" w:cs="Segoe UI" w:hint="default"/>
                 <w:b/>
                 <w:bCs/>
                 <w:i w:val="0"/>
@@ -4856,14 +4830,8 @@
       </w:tr>
       <w:tr>
         <w:tblPrEx>
-          <w:tblBorders>
-            <w:top w:val="none" w:color="auto" w:sz="0" w:space="0"/>
-            <w:left w:val="none" w:color="auto" w:sz="0" w:space="0"/>
-            <w:bottom w:val="none" w:color="auto" w:sz="0" w:space="0"/>
-            <w:right w:val="none" w:color="auto" w:sz="0" w:space="0"/>
-            <w:insideH w:val="none" w:color="auto" w:sz="0" w:space="0"/>
-            <w:insideV w:val="none" w:color="auto" w:sz="0" w:space="0"/>
-          </w:tblBorders>
+          <w:tblW w:w="8495" w:type="dxa"/>
+          <w:jc w:val="center"/>
           <w:shd w:val="clear" w:color="auto" w:fill="auto"/>
           <w:tblCellMar>
             <w:top w:w="15" w:type="dxa"/>
@@ -4873,15 +4841,15 @@
           </w:tblCellMar>
         </w:tblPrEx>
         <w:trPr>
-          <w:trHeight w:val="0" w:hRule="atLeast"/>
+          <w:trHeight w:val="0"/>
           <w:jc w:val="center"/>
         </w:trPr>
         <w:tc>
           <w:tcPr>
             <w:tcW w:w="0" w:type="auto"/>
             <w:tcBorders>
-              <w:top w:val="single" w:color="auto" w:sz="4" w:space="0"/>
-              <w:left w:val="single" w:color="auto" w:sz="12" w:space="0"/>
+              <w:top w:val="single" w:sz="4" w:space="0" w:color="auto"/>
+              <w:left w:val="single" w:sz="12" w:space="0" w:color="auto"/>
               <w:bottom w:val="nil"/>
               <w:right w:val="nil"/>
             </w:tcBorders>
@@ -4902,10 +4870,10 @@
               <w:suppressLineNumbers w:val="0"/>
               <w:snapToGrid w:val="0"/>
               <w:spacing w:line="240" w:lineRule="auto"/>
-              <w:ind w:left="0" w:leftChars="0" w:right="0" w:rightChars="0" w:firstLine="0" w:firstLineChars="0"/>
+              <w:ind w:left="0" w:right="0" w:firstLine="0" w:leftChars="0" w:rightChars="0" w:firstLineChars="0"/>
               <w:jc w:val="center"/>
               <w:rPr>
-                <w:rFonts w:hint="default" w:ascii="Segoe UI" w:hAnsi="Segoe UI" w:eastAsia="Segoe UI" w:cs="Segoe UI"/>
+                <w:rFonts w:ascii="Segoe UI" w:eastAsia="Segoe UI" w:hAnsi="Segoe UI" w:cs="Segoe UI" w:hint="default"/>
                 <w:i w:val="0"/>
                 <w:iCs w:val="0"/>
                 <w:caps w:val="0"/>
@@ -4917,8 +4885,8 @@
             </w:pPr>
             <w:r>
               <w:rPr>
-                <w:rStyle w:val="23"/>
-                <w:rFonts w:hint="default" w:ascii="Segoe UI" w:hAnsi="Segoe UI" w:eastAsia="Segoe UI" w:cs="Segoe UI"/>
+                <w:rStyle w:val="Strong"/>
+                <w:rFonts w:ascii="Segoe UI" w:eastAsia="Segoe UI" w:hAnsi="Segoe UI" w:cs="Segoe UI" w:hint="default"/>
                 <w:b/>
                 <w:bCs/>
                 <w:i w:val="0"/>
@@ -4940,8 +4908,8 @@
           <w:tcPr>
             <w:tcW w:w="0" w:type="auto"/>
             <w:tcBorders>
-              <w:top w:val="single" w:color="auto" w:sz="4" w:space="0"/>
-              <w:left w:val="single" w:color="auto" w:sz="4" w:space="0"/>
+              <w:top w:val="single" w:sz="4" w:space="0" w:color="auto"/>
+              <w:left w:val="single" w:sz="4" w:space="0" w:color="auto"/>
               <w:bottom w:val="nil"/>
               <w:right w:val="nil"/>
             </w:tcBorders>
@@ -4962,10 +4930,10 @@
               <w:suppressLineNumbers w:val="0"/>
               <w:snapToGrid w:val="0"/>
               <w:spacing w:line="240" w:lineRule="auto"/>
-              <w:ind w:left="0" w:leftChars="0" w:right="0" w:rightChars="0" w:firstLine="0" w:firstLineChars="0"/>
+              <w:ind w:left="0" w:right="0" w:firstLine="0" w:leftChars="0" w:rightChars="0" w:firstLineChars="0"/>
               <w:jc w:val="right"/>
               <w:rPr>
-                <w:rFonts w:hint="default" w:ascii="Segoe UI" w:hAnsi="Segoe UI" w:eastAsia="Segoe UI" w:cs="Segoe UI"/>
+                <w:rFonts w:ascii="Segoe UI" w:eastAsia="Segoe UI" w:hAnsi="Segoe UI" w:cs="Segoe UI" w:hint="default"/>
                 <w:i w:val="0"/>
                 <w:iCs w:val="0"/>
                 <w:caps w:val="0"/>
@@ -4977,8 +4945,8 @@
             </w:pPr>
             <w:r>
               <w:rPr>
-                <w:rStyle w:val="23"/>
-                <w:rFonts w:hint="default" w:ascii="Segoe UI" w:hAnsi="Segoe UI" w:eastAsia="Segoe UI" w:cs="Segoe UI"/>
+                <w:rStyle w:val="Strong"/>
+                <w:rFonts w:ascii="Segoe UI" w:eastAsia="Segoe UI" w:hAnsi="Segoe UI" w:cs="Segoe UI" w:hint="default"/>
                 <w:b/>
                 <w:bCs/>
                 <w:i w:val="0"/>
@@ -5000,10 +4968,10 @@
           <w:tcPr>
             <w:tcW w:w="4524" w:type="dxa"/>
             <w:tcBorders>
-              <w:top w:val="single" w:color="auto" w:sz="4" w:space="0"/>
-              <w:left w:val="single" w:color="auto" w:sz="4" w:space="0"/>
+              <w:top w:val="single" w:sz="4" w:space="0" w:color="auto"/>
+              <w:left w:val="single" w:sz="4" w:space="0" w:color="auto"/>
               <w:bottom w:val="nil"/>
-              <w:right w:val="single" w:color="auto" w:sz="12" w:space="0"/>
+              <w:right w:val="single" w:sz="12" w:space="0" w:color="auto"/>
             </w:tcBorders>
             <w:shd w:val="clear" w:color="auto" w:fill="auto"/>
             <w:tcMar>
@@ -5022,10 +4990,10 @@
               <w:suppressLineNumbers w:val="0"/>
               <w:snapToGrid w:val="0"/>
               <w:spacing w:line="240" w:lineRule="auto"/>
-              <w:ind w:left="0" w:leftChars="0" w:right="0" w:rightChars="0" w:firstLine="0" w:firstLineChars="0"/>
+              <w:ind w:left="0" w:right="0" w:firstLine="0" w:leftChars="0" w:rightChars="0" w:firstLineChars="0"/>
               <w:jc w:val="left"/>
               <w:rPr>
-                <w:rFonts w:hint="default" w:ascii="Segoe UI" w:hAnsi="Segoe UI" w:eastAsia="Segoe UI" w:cs="Segoe UI"/>
+                <w:rFonts w:ascii="Segoe UI" w:eastAsia="Segoe UI" w:hAnsi="Segoe UI" w:cs="Segoe UI" w:hint="default"/>
                 <w:i w:val="0"/>
                 <w:iCs w:val="0"/>
                 <w:caps w:val="0"/>
@@ -5037,8 +5005,8 @@
             </w:pPr>
             <w:r>
               <w:rPr>
-                <w:rStyle w:val="23"/>
-                <w:rFonts w:hint="default" w:ascii="Segoe UI" w:hAnsi="Segoe UI" w:eastAsia="Segoe UI" w:cs="Segoe UI"/>
+                <w:rStyle w:val="Strong"/>
+                <w:rFonts w:ascii="Segoe UI" w:eastAsia="Segoe UI" w:hAnsi="Segoe UI" w:cs="Segoe UI" w:hint="default"/>
                 <w:b/>
                 <w:bCs/>
                 <w:i w:val="0"/>
@@ -5059,14 +5027,8 @@
       </w:tr>
       <w:tr>
         <w:tblPrEx>
-          <w:tblBorders>
-            <w:top w:val="none" w:color="auto" w:sz="0" w:space="0"/>
-            <w:left w:val="none" w:color="auto" w:sz="0" w:space="0"/>
-            <w:bottom w:val="none" w:color="auto" w:sz="0" w:space="0"/>
-            <w:right w:val="none" w:color="auto" w:sz="0" w:space="0"/>
-            <w:insideH w:val="none" w:color="auto" w:sz="0" w:space="0"/>
-            <w:insideV w:val="none" w:color="auto" w:sz="0" w:space="0"/>
-          </w:tblBorders>
+          <w:tblW w:w="8495" w:type="dxa"/>
+          <w:jc w:val="center"/>
           <w:shd w:val="clear" w:color="auto" w:fill="auto"/>
           <w:tblCellMar>
             <w:top w:w="15" w:type="dxa"/>
@@ -5076,16 +5038,16 @@
           </w:tblCellMar>
         </w:tblPrEx>
         <w:trPr>
-          <w:trHeight w:val="0" w:hRule="atLeast"/>
+          <w:trHeight w:val="0"/>
           <w:jc w:val="center"/>
         </w:trPr>
         <w:tc>
           <w:tcPr>
             <w:tcW w:w="1911" w:type="dxa"/>
             <w:tcBorders>
-              <w:top w:val="single" w:color="auto" w:sz="4" w:space="0"/>
-              <w:left w:val="single" w:color="auto" w:sz="12" w:space="0"/>
-              <w:bottom w:val="single" w:color="auto" w:sz="12" w:space="0"/>
+              <w:top w:val="single" w:sz="4" w:space="0" w:color="auto"/>
+              <w:left w:val="single" w:sz="12" w:space="0" w:color="auto"/>
+              <w:bottom w:val="single" w:sz="12" w:space="0" w:color="auto"/>
               <w:right w:val="nil"/>
             </w:tcBorders>
             <w:shd w:val="clear" w:color="auto" w:fill="auto"/>
@@ -5105,10 +5067,10 @@
               <w:suppressLineNumbers w:val="0"/>
               <w:snapToGrid w:val="0"/>
               <w:spacing w:line="240" w:lineRule="auto"/>
-              <w:ind w:left="0" w:leftChars="0" w:right="0" w:rightChars="0" w:firstLine="0" w:firstLineChars="0"/>
+              <w:ind w:left="0" w:right="0" w:firstLine="0" w:leftChars="0" w:rightChars="0" w:firstLineChars="0"/>
               <w:jc w:val="center"/>
               <w:rPr>
-                <w:rFonts w:hint="default" w:ascii="Segoe UI" w:hAnsi="Segoe UI" w:eastAsia="Segoe UI" w:cs="Segoe UI"/>
+                <w:rFonts w:ascii="Segoe UI" w:eastAsia="Segoe UI" w:hAnsi="Segoe UI" w:cs="Segoe UI" w:hint="default"/>
                 <w:i w:val="0"/>
                 <w:iCs w:val="0"/>
                 <w:caps w:val="0"/>
@@ -5120,8 +5082,8 @@
             </w:pPr>
             <w:r>
               <w:rPr>
-                <w:rStyle w:val="23"/>
-                <w:rFonts w:hint="default" w:ascii="Segoe UI" w:hAnsi="Segoe UI" w:eastAsia="Segoe UI" w:cs="Segoe UI"/>
+                <w:rStyle w:val="Strong"/>
+                <w:rFonts w:ascii="Segoe UI" w:eastAsia="Segoe UI" w:hAnsi="Segoe UI" w:cs="Segoe UI" w:hint="default"/>
                 <w:b/>
                 <w:bCs/>
                 <w:i w:val="0"/>
@@ -5143,9 +5105,9 @@
           <w:tcPr>
             <w:tcW w:w="2060" w:type="dxa"/>
             <w:tcBorders>
-              <w:top w:val="single" w:color="auto" w:sz="4" w:space="0"/>
-              <w:left w:val="single" w:color="auto" w:sz="4" w:space="0"/>
-              <w:bottom w:val="single" w:color="auto" w:sz="12" w:space="0"/>
+              <w:top w:val="single" w:sz="4" w:space="0" w:color="auto"/>
+              <w:left w:val="single" w:sz="4" w:space="0" w:color="auto"/>
+              <w:bottom w:val="single" w:sz="12" w:space="0" w:color="auto"/>
               <w:right w:val="nil"/>
             </w:tcBorders>
             <w:shd w:val="clear" w:color="auto" w:fill="auto"/>
@@ -5165,10 +5127,10 @@
               <w:suppressLineNumbers w:val="0"/>
               <w:snapToGrid w:val="0"/>
               <w:spacing w:line="240" w:lineRule="auto"/>
-              <w:ind w:left="0" w:leftChars="0" w:right="0" w:rightChars="0" w:firstLine="0" w:firstLineChars="0"/>
+              <w:ind w:left="0" w:right="0" w:firstLine="0" w:leftChars="0" w:rightChars="0" w:firstLineChars="0"/>
               <w:jc w:val="right"/>
               <w:rPr>
-                <w:rFonts w:hint="default" w:ascii="Segoe UI" w:hAnsi="Segoe UI" w:eastAsia="Segoe UI" w:cs="Segoe UI"/>
+                <w:rFonts w:ascii="Segoe UI" w:eastAsia="Segoe UI" w:hAnsi="Segoe UI" w:cs="Segoe UI" w:hint="default"/>
                 <w:i w:val="0"/>
                 <w:iCs w:val="0"/>
                 <w:caps w:val="0"/>
@@ -5180,8 +5142,8 @@
             </w:pPr>
             <w:r>
               <w:rPr>
-                <w:rStyle w:val="23"/>
-                <w:rFonts w:hint="eastAsia" w:ascii="Segoe UI" w:hAnsi="Segoe UI" w:eastAsia="Segoe UI" w:cs="Segoe UI"/>
+                <w:rStyle w:val="Strong"/>
+                <w:rFonts w:ascii="Segoe UI" w:eastAsia="Segoe UI" w:hAnsi="Segoe UI" w:cs="Segoe UI" w:hint="eastAsia"/>
                 <w:b/>
                 <w:bCs/>
                 <w:i w:val="0"/>
@@ -5203,10 +5165,10 @@
           <w:tcPr>
             <w:tcW w:w="4524" w:type="dxa"/>
             <w:tcBorders>
-              <w:top w:val="single" w:color="auto" w:sz="4" w:space="0"/>
-              <w:left w:val="single" w:color="auto" w:sz="4" w:space="0"/>
-              <w:bottom w:val="single" w:color="auto" w:sz="12" w:space="0"/>
-              <w:right w:val="single" w:color="auto" w:sz="12" w:space="0"/>
+              <w:top w:val="single" w:sz="4" w:space="0" w:color="auto"/>
+              <w:left w:val="single" w:sz="4" w:space="0" w:color="auto"/>
+              <w:bottom w:val="single" w:sz="12" w:space="0" w:color="auto"/>
+              <w:right w:val="single" w:sz="12" w:space="0" w:color="auto"/>
             </w:tcBorders>
             <w:shd w:val="clear" w:color="auto" w:fill="auto"/>
             <w:tcMar>
@@ -5225,10 +5187,10 @@
               <w:suppressLineNumbers w:val="0"/>
               <w:snapToGrid w:val="0"/>
               <w:spacing w:line="240" w:lineRule="auto"/>
-              <w:ind w:left="0" w:leftChars="0" w:right="0" w:rightChars="0" w:firstLine="0" w:firstLineChars="0"/>
+              <w:ind w:left="0" w:right="0" w:firstLine="0" w:leftChars="0" w:rightChars="0" w:firstLineChars="0"/>
               <w:jc w:val="left"/>
               <w:rPr>
-                <w:rFonts w:hint="default" w:ascii="Segoe UI" w:hAnsi="Segoe UI" w:eastAsia="Segoe UI" w:cs="Segoe UI"/>
+                <w:rFonts w:ascii="Segoe UI" w:eastAsia="Segoe UI" w:hAnsi="Segoe UI" w:cs="Segoe UI" w:hint="default"/>
                 <w:i w:val="0"/>
                 <w:iCs w:val="0"/>
                 <w:caps w:val="0"/>
@@ -5240,8 +5202,8 @@
             </w:pPr>
             <w:r>
               <w:rPr>
-                <w:rStyle w:val="23"/>
-                <w:rFonts w:hint="default" w:ascii="Segoe UI" w:hAnsi="Segoe UI" w:eastAsia="Segoe UI" w:cs="Segoe UI"/>
+                <w:rStyle w:val="Strong"/>
+                <w:rFonts w:ascii="Segoe UI" w:eastAsia="Segoe UI" w:hAnsi="Segoe UI" w:cs="Segoe UI" w:hint="default"/>
                 <w:b/>
                 <w:bCs/>
                 <w:i w:val="0"/>
@@ -5263,12 +5225,12 @@
     </w:tbl>
     <w:p>
       <w:pPr>
-        <w:pStyle w:val="29"/>
+        <w:pStyle w:val="a1"/>
         <w:numPr>
           <w:ilvl w:val="0"/>
           <w:numId w:val="3"/>
         </w:numPr>
-        <w:ind w:left="425" w:leftChars="0" w:hanging="425" w:firstLineChars="0"/>
+        <w:ind w:left="425" w:hanging="425" w:leftChars="0" w:firstLineChars="0"/>
         <w:rPr>
           <w:rFonts w:hint="default"/>
           <w:lang w:val="en-US" w:eastAsia="zh-CN"/>
@@ -5284,33 +5246,33 @@
     </w:p>
     <w:p>
       <w:pPr>
-        <w:pStyle w:val="29"/>
+        <w:pStyle w:val="a1"/>
         <w:numPr>
           <w:ilvl w:val="0"/>
           <w:numId w:val="5"/>
         </w:numPr>
-        <w:ind w:left="845" w:leftChars="0" w:hanging="425" w:firstLineChars="0"/>
-        <w:rPr>
-          <w:rFonts w:hint="default"/>
-          <w:lang w:val="en-US" w:eastAsia="zh-CN"/>
-        </w:rPr>
-      </w:pPr>
-      <w:r>
-        <w:rPr>
-          <w:rFonts w:hint="default"/>
-          <w:lang w:val="en-US" w:eastAsia="zh-CN"/>
-        </w:rPr>
-        <w:t>紧急需求确认：运维部部长或运维项目部长确认应急采购需求，明确所需物资/服务的规格、数量、交付时限。</w:t>
-      </w:r>
-    </w:p>
-    <w:p>
-      <w:pPr>
-        <w:pStyle w:val="29"/>
+        <w:ind w:left="845" w:hanging="425" w:leftChars="0" w:firstLineChars="0"/>
+        <w:rPr>
+          <w:rFonts w:hint="default"/>
+          <w:lang w:val="en-US" w:eastAsia="zh-CN"/>
+        </w:rPr>
+      </w:pPr>
+      <w:r>
+        <w:rPr>
+          <w:rFonts w:hint="default"/>
+          <w:lang w:val="en-US" w:eastAsia="zh-CN"/>
+        </w:rPr>
+        <w:t>紧急需求确认：运维部经理或运维项目经理确认应急采购需求，明确所需物资/服务的规格、数量、交付时限。</w:t>
+      </w:r>
+    </w:p>
+    <w:p>
+      <w:pPr>
+        <w:pStyle w:val="a1"/>
         <w:numPr>
           <w:ilvl w:val="0"/>
           <w:numId w:val="5"/>
         </w:numPr>
-        <w:ind w:left="845" w:leftChars="0" w:hanging="425" w:firstLineChars="0"/>
+        <w:ind w:left="845" w:hanging="425" w:leftChars="0" w:firstLineChars="0"/>
         <w:rPr>
           <w:rFonts w:hint="default"/>
           <w:lang w:val="en-US" w:eastAsia="zh-CN"/>
@@ -5326,12 +5288,12 @@
     </w:p>
     <w:p>
       <w:pPr>
-        <w:pStyle w:val="29"/>
+        <w:pStyle w:val="a1"/>
         <w:numPr>
           <w:ilvl w:val="0"/>
           <w:numId w:val="5"/>
         </w:numPr>
-        <w:ind w:left="845" w:leftChars="0" w:hanging="425" w:firstLineChars="0"/>
+        <w:ind w:left="845" w:hanging="425" w:leftChars="0" w:firstLineChars="0"/>
         <w:rPr>
           <w:rFonts w:hint="default"/>
           <w:lang w:val="en-US" w:eastAsia="zh-CN"/>
@@ -5347,12 +5309,12 @@
     </w:p>
     <w:p>
       <w:pPr>
-        <w:pStyle w:val="29"/>
+        <w:pStyle w:val="a1"/>
         <w:numPr>
           <w:ilvl w:val="0"/>
           <w:numId w:val="5"/>
         </w:numPr>
-        <w:ind w:left="845" w:leftChars="0" w:hanging="425" w:firstLineChars="0"/>
+        <w:ind w:left="845" w:hanging="425" w:leftChars="0" w:firstLineChars="0"/>
         <w:rPr>
           <w:rFonts w:hint="default"/>
           <w:lang w:val="en-US" w:eastAsia="zh-CN"/>
@@ -5368,12 +5330,12 @@
     </w:p>
     <w:p>
       <w:pPr>
-        <w:pStyle w:val="29"/>
+        <w:pStyle w:val="a1"/>
         <w:numPr>
           <w:ilvl w:val="0"/>
           <w:numId w:val="5"/>
         </w:numPr>
-        <w:ind w:left="845" w:leftChars="0" w:hanging="425" w:firstLineChars="0"/>
+        <w:ind w:left="845" w:hanging="425" w:leftChars="0" w:firstLineChars="0"/>
         <w:rPr>
           <w:rFonts w:hint="default"/>
           <w:lang w:val="en-US" w:eastAsia="zh-CN"/>
@@ -5389,12 +5351,12 @@
     </w:p>
     <w:p>
       <w:pPr>
-        <w:pStyle w:val="29"/>
+        <w:pStyle w:val="a1"/>
         <w:numPr>
           <w:ilvl w:val="0"/>
           <w:numId w:val="5"/>
         </w:numPr>
-        <w:ind w:left="845" w:leftChars="0" w:hanging="425" w:firstLineChars="0"/>
+        <w:ind w:left="845" w:hanging="425" w:leftChars="0" w:firstLineChars="0"/>
         <w:rPr>
           <w:rFonts w:hint="default"/>
           <w:lang w:val="en-US" w:eastAsia="zh-CN"/>
@@ -5410,12 +5372,12 @@
     </w:p>
     <w:p>
       <w:pPr>
-        <w:pStyle w:val="29"/>
+        <w:pStyle w:val="a1"/>
         <w:numPr>
           <w:ilvl w:val="0"/>
           <w:numId w:val="3"/>
         </w:numPr>
-        <w:ind w:left="425" w:leftChars="0" w:hanging="425" w:firstLineChars="0"/>
+        <w:ind w:left="425" w:hanging="425" w:leftChars="0" w:firstLineChars="0"/>
         <w:rPr>
           <w:rFonts w:hint="default"/>
           <w:lang w:val="en-US" w:eastAsia="zh-CN"/>
@@ -5431,7 +5393,7 @@
     </w:p>
     <w:p>
       <w:pPr>
-        <w:pStyle w:val="29"/>
+        <w:pStyle w:val="a1"/>
         <w:rPr>
           <w:rFonts w:hint="default"/>
           <w:lang w:val="en-US" w:eastAsia="zh-CN"/>
@@ -5447,12 +5409,12 @@
     </w:p>
     <w:p>
       <w:pPr>
-        <w:pStyle w:val="29"/>
+        <w:pStyle w:val="a1"/>
         <w:numPr>
           <w:ilvl w:val="0"/>
           <w:numId w:val="6"/>
         </w:numPr>
-        <w:ind w:left="845" w:leftChars="0" w:hanging="425" w:firstLineChars="0"/>
+        <w:ind w:left="845" w:hanging="425" w:leftChars="0" w:firstLineChars="0"/>
         <w:rPr>
           <w:rFonts w:hint="default"/>
           <w:lang w:val="en-US" w:eastAsia="zh-CN"/>
@@ -5468,12 +5430,12 @@
     </w:p>
     <w:p>
       <w:pPr>
-        <w:pStyle w:val="29"/>
+        <w:pStyle w:val="a1"/>
         <w:numPr>
           <w:ilvl w:val="0"/>
           <w:numId w:val="6"/>
         </w:numPr>
-        <w:ind w:left="845" w:leftChars="0" w:hanging="425" w:firstLineChars="0"/>
+        <w:ind w:left="845" w:hanging="425" w:leftChars="0" w:firstLineChars="0"/>
         <w:rPr>
           <w:rFonts w:hint="default"/>
           <w:lang w:val="en-US" w:eastAsia="zh-CN"/>
@@ -5489,12 +5451,12 @@
     </w:p>
     <w:p>
       <w:pPr>
-        <w:pStyle w:val="29"/>
+        <w:pStyle w:val="a1"/>
         <w:numPr>
           <w:ilvl w:val="0"/>
           <w:numId w:val="6"/>
         </w:numPr>
-        <w:ind w:left="845" w:leftChars="0" w:hanging="425" w:firstLineChars="0"/>
+        <w:ind w:left="845" w:hanging="425" w:leftChars="0" w:firstLineChars="0"/>
         <w:rPr>
           <w:rFonts w:hint="default"/>
           <w:lang w:val="en-US" w:eastAsia="zh-CN"/>
@@ -5510,12 +5472,12 @@
     </w:p>
     <w:p>
       <w:pPr>
-        <w:pStyle w:val="29"/>
+        <w:pStyle w:val="a1"/>
         <w:numPr>
           <w:ilvl w:val="0"/>
           <w:numId w:val="6"/>
         </w:numPr>
-        <w:ind w:left="845" w:leftChars="0" w:hanging="425" w:firstLineChars="0"/>
+        <w:ind w:left="845" w:hanging="425" w:leftChars="0" w:firstLineChars="0"/>
         <w:rPr>
           <w:rFonts w:hint="default"/>
           <w:lang w:val="en-US" w:eastAsia="zh-CN"/>
@@ -5531,7 +5493,7 @@
     </w:p>
     <w:p>
       <w:pPr>
-        <w:pStyle w:val="29"/>
+        <w:pStyle w:val="a1"/>
         <w:rPr>
           <w:rFonts w:hint="default"/>
           <w:lang w:val="en-US" w:eastAsia="zh-CN"/>
@@ -5547,7 +5509,7 @@
     </w:p>
     <w:p>
       <w:pPr>
-        <w:pStyle w:val="29"/>
+        <w:pStyle w:val="a1"/>
         <w:rPr>
           <w:rFonts w:hint="default"/>
           <w:lang w:val="en-US" w:eastAsia="zh-CN"/>
@@ -5563,14 +5525,14 @@
     </w:p>
     <w:p>
       <w:pPr>
-        <w:pStyle w:val="30"/>
+        <w:pStyle w:val="2"/>
         <w:bidi w:val="0"/>
         <w:rPr>
           <w:rFonts w:hint="default"/>
           <w:lang w:val="en-US" w:eastAsia="zh-CN"/>
         </w:rPr>
       </w:pPr>
-      <w:bookmarkStart w:id="17" w:name="_Toc1743"/>
+      <w:bookmarkStart w:id="18" w:name="_Toc1743"/>
       <w:r>
         <w:rPr>
           <w:rFonts w:hint="default"/>
@@ -5578,11 +5540,11 @@
         </w:rPr>
         <w:t>供应商绩效评价</w:t>
       </w:r>
-      <w:bookmarkEnd w:id="17"/>
-    </w:p>
-    <w:p>
-      <w:pPr>
-        <w:pStyle w:val="29"/>
+      <w:bookmarkEnd w:id="18"/>
+    </w:p>
+    <w:p>
+      <w:pPr>
+        <w:pStyle w:val="a1"/>
         <w:keepNext w:val="0"/>
         <w:keepLines w:val="0"/>
         <w:pageBreakBefore w:val="0"/>
@@ -5611,7 +5573,7 @@
     </w:p>
     <w:p>
       <w:pPr>
-        <w:pStyle w:val="29"/>
+        <w:pStyle w:val="a1"/>
         <w:keepNext w:val="0"/>
         <w:keepLines w:val="0"/>
         <w:pageBreakBefore w:val="0"/>
@@ -5640,7 +5602,7 @@
     </w:p>
     <w:p>
       <w:pPr>
-        <w:pStyle w:val="29"/>
+        <w:pStyle w:val="a1"/>
         <w:keepNext w:val="0"/>
         <w:keepLines w:val="0"/>
         <w:pageBreakBefore w:val="0"/>
@@ -5669,7 +5631,7 @@
     </w:p>
     <w:p>
       <w:pPr>
-        <w:pStyle w:val="29"/>
+        <w:pStyle w:val="a1"/>
         <w:keepNext w:val="0"/>
         <w:keepLines w:val="0"/>
         <w:pageBreakBefore w:val="0"/>
@@ -5698,7 +5660,7 @@
     </w:p>
     <w:p>
       <w:pPr>
-        <w:pStyle w:val="29"/>
+        <w:pStyle w:val="a1"/>
         <w:keepNext w:val="0"/>
         <w:keepLines w:val="0"/>
         <w:pageBreakBefore w:val="0"/>
@@ -5727,7 +5689,7 @@
     </w:p>
     <w:p>
       <w:pPr>
-        <w:pStyle w:val="29"/>
+        <w:pStyle w:val="a1"/>
         <w:keepNext w:val="0"/>
         <w:keepLines w:val="0"/>
         <w:pageBreakBefore w:val="0"/>
@@ -5756,7 +5718,7 @@
     </w:p>
     <w:p>
       <w:pPr>
-        <w:pStyle w:val="29"/>
+        <w:pStyle w:val="a1"/>
         <w:keepNext w:val="0"/>
         <w:keepLines w:val="0"/>
         <w:pageBreakBefore w:val="0"/>
@@ -5785,14 +5747,14 @@
     </w:p>
     <w:p>
       <w:pPr>
-        <w:pStyle w:val="30"/>
+        <w:pStyle w:val="2"/>
         <w:bidi w:val="0"/>
         <w:rPr>
           <w:rFonts w:hint="default"/>
           <w:lang w:val="en-US" w:eastAsia="zh-CN"/>
         </w:rPr>
       </w:pPr>
-      <w:bookmarkStart w:id="18" w:name="_Toc31018"/>
+      <w:bookmarkStart w:id="19" w:name="_Toc31018"/>
       <w:r>
         <w:rPr>
           <w:rFonts w:hint="default"/>
@@ -5800,11 +5762,11 @@
         </w:rPr>
         <w:t>供应商激励与改进</w:t>
       </w:r>
-      <w:bookmarkEnd w:id="18"/>
-    </w:p>
-    <w:p>
-      <w:pPr>
-        <w:pStyle w:val="29"/>
+      <w:bookmarkEnd w:id="19"/>
+    </w:p>
+    <w:p>
+      <w:pPr>
+        <w:pStyle w:val="a1"/>
         <w:keepNext w:val="0"/>
         <w:keepLines w:val="0"/>
         <w:pageBreakBefore w:val="0"/>
@@ -5833,7 +5795,7 @@
     </w:p>
     <w:p>
       <w:pPr>
-        <w:pStyle w:val="29"/>
+        <w:pStyle w:val="a1"/>
         <w:keepNext w:val="0"/>
         <w:keepLines w:val="0"/>
         <w:pageBreakBefore w:val="0"/>
@@ -5862,7 +5824,7 @@
     </w:p>
     <w:p>
       <w:pPr>
-        <w:pStyle w:val="29"/>
+        <w:pStyle w:val="a1"/>
         <w:keepNext w:val="0"/>
         <w:keepLines w:val="0"/>
         <w:pageBreakBefore w:val="0"/>
@@ -5891,7 +5853,7 @@
     </w:p>
     <w:p>
       <w:pPr>
-        <w:pStyle w:val="29"/>
+        <w:pStyle w:val="a1"/>
         <w:keepNext w:val="0"/>
         <w:keepLines w:val="0"/>
         <w:pageBreakBefore w:val="0"/>
@@ -5920,14 +5882,14 @@
     </w:p>
     <w:p>
       <w:pPr>
-        <w:pStyle w:val="30"/>
+        <w:pStyle w:val="2"/>
         <w:bidi w:val="0"/>
         <w:rPr>
           <w:rFonts w:hint="default"/>
           <w:lang w:val="en-US" w:eastAsia="zh-CN"/>
         </w:rPr>
       </w:pPr>
-      <w:bookmarkStart w:id="19" w:name="_Toc15859"/>
+      <w:bookmarkStart w:id="20" w:name="_Toc15859"/>
       <w:r>
         <w:rPr>
           <w:rFonts w:hint="default"/>
@@ -5935,11 +5897,11 @@
         </w:rPr>
         <w:t>供应商退出</w:t>
       </w:r>
-      <w:bookmarkEnd w:id="19"/>
-    </w:p>
-    <w:p>
-      <w:pPr>
-        <w:pStyle w:val="29"/>
+      <w:bookmarkEnd w:id="20"/>
+    </w:p>
+    <w:p>
+      <w:pPr>
+        <w:pStyle w:val="a1"/>
         <w:keepNext w:val="0"/>
         <w:keepLines w:val="0"/>
         <w:pageBreakBefore w:val="0"/>
@@ -5968,7 +5930,7 @@
     </w:p>
     <w:p>
       <w:pPr>
-        <w:pStyle w:val="29"/>
+        <w:pStyle w:val="a1"/>
         <w:keepNext w:val="0"/>
         <w:keepLines w:val="0"/>
         <w:pageBreakBefore w:val="0"/>
@@ -5985,7 +5947,7 @@
         <w:bidi w:val="0"/>
         <w:adjustRightInd w:val="0"/>
         <w:snapToGrid w:val="0"/>
-        <w:ind w:left="425" w:leftChars="0" w:hanging="425" w:firstLineChars="0"/>
+        <w:ind w:left="425" w:hanging="425" w:leftChars="0" w:firstLineChars="0"/>
         <w:textAlignment w:val="baseline"/>
         <w:rPr>
           <w:rFonts w:hint="default"/>
@@ -6002,7 +5964,7 @@
     </w:p>
     <w:p>
       <w:pPr>
-        <w:pStyle w:val="29"/>
+        <w:pStyle w:val="a1"/>
         <w:keepNext w:val="0"/>
         <w:keepLines w:val="0"/>
         <w:pageBreakBefore w:val="0"/>
@@ -6019,7 +5981,7 @@
         <w:bidi w:val="0"/>
         <w:adjustRightInd w:val="0"/>
         <w:snapToGrid w:val="0"/>
-        <w:ind w:left="425" w:leftChars="0" w:hanging="425" w:firstLineChars="0"/>
+        <w:ind w:left="425" w:hanging="425" w:leftChars="0" w:firstLineChars="0"/>
         <w:textAlignment w:val="baseline"/>
         <w:rPr>
           <w:rFonts w:hint="default"/>
@@ -6036,7 +5998,7 @@
     </w:p>
     <w:p>
       <w:pPr>
-        <w:pStyle w:val="29"/>
+        <w:pStyle w:val="a1"/>
         <w:keepNext w:val="0"/>
         <w:keepLines w:val="0"/>
         <w:pageBreakBefore w:val="0"/>
@@ -6053,7 +6015,7 @@
         <w:bidi w:val="0"/>
         <w:adjustRightInd w:val="0"/>
         <w:snapToGrid w:val="0"/>
-        <w:ind w:left="425" w:leftChars="0" w:hanging="425" w:firstLineChars="0"/>
+        <w:ind w:left="425" w:hanging="425" w:leftChars="0" w:firstLineChars="0"/>
         <w:textAlignment w:val="baseline"/>
         <w:rPr>
           <w:rFonts w:hint="default"/>
@@ -6070,7 +6032,7 @@
     </w:p>
     <w:p>
       <w:pPr>
-        <w:pStyle w:val="29"/>
+        <w:pStyle w:val="a1"/>
         <w:keepNext w:val="0"/>
         <w:keepLines w:val="0"/>
         <w:pageBreakBefore w:val="0"/>
@@ -6087,7 +6049,7 @@
         <w:bidi w:val="0"/>
         <w:adjustRightInd w:val="0"/>
         <w:snapToGrid w:val="0"/>
-        <w:ind w:left="425" w:leftChars="0" w:hanging="425" w:firstLineChars="0"/>
+        <w:ind w:left="425" w:hanging="425" w:leftChars="0" w:firstLineChars="0"/>
         <w:textAlignment w:val="baseline"/>
         <w:rPr>
           <w:rFonts w:hint="default"/>
@@ -6104,7 +6066,7 @@
     </w:p>
     <w:p>
       <w:pPr>
-        <w:pStyle w:val="29"/>
+        <w:pStyle w:val="a1"/>
         <w:keepNext w:val="0"/>
         <w:keepLines w:val="0"/>
         <w:pageBreakBefore w:val="0"/>
@@ -6121,7 +6083,7 @@
         <w:bidi w:val="0"/>
         <w:adjustRightInd w:val="0"/>
         <w:snapToGrid w:val="0"/>
-        <w:ind w:left="425" w:leftChars="0" w:hanging="425" w:firstLineChars="0"/>
+        <w:ind w:left="425" w:hanging="425" w:leftChars="0" w:firstLineChars="0"/>
         <w:textAlignment w:val="baseline"/>
         <w:rPr>
           <w:rFonts w:hint="default"/>
@@ -6138,14 +6100,14 @@
     </w:p>
     <w:p>
       <w:pPr>
-        <w:pStyle w:val="28"/>
+        <w:pStyle w:val="1"/>
         <w:bidi w:val="0"/>
         <w:rPr>
           <w:rFonts w:hint="default"/>
           <w:lang w:val="en-US" w:eastAsia="zh-CN"/>
         </w:rPr>
       </w:pPr>
-      <w:bookmarkStart w:id="20" w:name="_Toc31102"/>
+      <w:bookmarkStart w:id="21" w:name="_Toc31102"/>
       <w:r>
         <w:rPr>
           <w:rFonts w:hint="default"/>
@@ -6153,11 +6115,11 @@
         </w:rPr>
         <w:t>风险管理</w:t>
       </w:r>
-      <w:bookmarkEnd w:id="20"/>
-    </w:p>
-    <w:p>
-      <w:pPr>
-        <w:pStyle w:val="29"/>
+      <w:bookmarkEnd w:id="21"/>
+    </w:p>
+    <w:p>
+      <w:pPr>
+        <w:pStyle w:val="a1"/>
         <w:keepNext w:val="0"/>
         <w:keepLines w:val="0"/>
         <w:pageBreakBefore w:val="0"/>
@@ -6186,7 +6148,7 @@
     </w:p>
     <w:p>
       <w:pPr>
-        <w:pStyle w:val="29"/>
+        <w:pStyle w:val="a1"/>
         <w:keepNext w:val="0"/>
         <w:keepLines w:val="0"/>
         <w:pageBreakBefore w:val="0"/>
@@ -6215,7 +6177,7 @@
     </w:p>
     <w:p>
       <w:pPr>
-        <w:pStyle w:val="29"/>
+        <w:pStyle w:val="a1"/>
         <w:keepNext w:val="0"/>
         <w:keepLines w:val="0"/>
         <w:pageBreakBefore w:val="0"/>
@@ -6244,14 +6206,14 @@
     </w:p>
     <w:p>
       <w:pPr>
-        <w:pStyle w:val="28"/>
+        <w:pStyle w:val="1"/>
         <w:bidi w:val="0"/>
         <w:rPr>
           <w:rFonts w:hint="default"/>
           <w:lang w:val="en-US" w:eastAsia="zh-CN"/>
         </w:rPr>
       </w:pPr>
-      <w:bookmarkStart w:id="21" w:name="_Toc20698"/>
+      <w:bookmarkStart w:id="22" w:name="_Toc20698"/>
       <w:r>
         <w:rPr>
           <w:rFonts w:hint="default"/>
@@ -6259,11 +6221,11 @@
         </w:rPr>
         <w:t>附则</w:t>
       </w:r>
-      <w:bookmarkEnd w:id="21"/>
-    </w:p>
-    <w:p>
-      <w:pPr>
-        <w:pStyle w:val="29"/>
+      <w:bookmarkEnd w:id="22"/>
+    </w:p>
+    <w:p>
+      <w:pPr>
+        <w:pStyle w:val="a1"/>
         <w:keepNext w:val="0"/>
         <w:keepLines w:val="0"/>
         <w:pageBreakBefore w:val="0"/>
@@ -6292,7 +6254,7 @@
     </w:p>
     <w:p>
       <w:pPr>
-        <w:pStyle w:val="29"/>
+        <w:pStyle w:val="a1"/>
         <w:keepNext w:val="0"/>
         <w:keepLines w:val="0"/>
         <w:pageBreakBefore w:val="0"/>
@@ -6320,100 +6282,56 @@
       </w:r>
     </w:p>
     <w:sectPr>
-      <w:headerReference r:id="rId7" w:type="first"/>
-      <w:footerReference r:id="rId10" w:type="first"/>
-      <w:headerReference r:id="rId5" w:type="default"/>
-      <w:footerReference r:id="rId8" w:type="default"/>
-      <w:headerReference r:id="rId6" w:type="even"/>
-      <w:footerReference r:id="rId9" w:type="even"/>
+      <w:headerReference w:type="even" r:id="rId6"/>
+      <w:headerReference w:type="default" r:id="rId7"/>
+      <w:footerReference w:type="even" r:id="rId8"/>
+      <w:footerReference w:type="default" r:id="rId9"/>
+      <w:headerReference w:type="first" r:id="rId10"/>
+      <w:footerReference w:type="first" r:id="rId11"/>
       <w:pgSz w:w="11906" w:h="16838"/>
       <w:pgMar w:top="1417" w:right="1800" w:bottom="1440" w:left="1800" w:header="1140" w:footer="992" w:gutter="0"/>
-      <w:cols w:space="425" w:num="1"/>
+      <w:cols w:num="1" w:space="425"/>
       <w:docGrid w:type="lines" w:linePitch="312" w:charSpace="0"/>
     </w:sectPr>
   </w:body>
 </w:document>
 </file>
 
-<file path=word/endnotes.xml><?xml version="1.0" encoding="utf-8"?>
-<w:endnotes xmlns:wpc="http://schemas.microsoft.com/office/word/2010/wordprocessingCanvas" xmlns:mc="http://schemas.openxmlformats.org/markup-compatibility/2006" xmlns:o="urn:schemas-microsoft-com:office:office" xmlns:r="http://schemas.openxmlformats.org/officeDocument/2006/relationships" xmlns:m="http://schemas.openxmlformats.org/officeDocument/2006/math" xmlns:v="urn:schemas-microsoft-com:vml" xmlns:wp14="http://schemas.microsoft.com/office/word/2010/wordprocessingDrawing" xmlns:wp="http://schemas.openxmlformats.org/drawingml/2006/wordprocessingDrawing" xmlns:w="http://schemas.openxmlformats.org/wordprocessingml/2006/main" xmlns:w14="http://schemas.microsoft.com/office/word/2010/wordml" xmlns:w15="http://schemas.microsoft.com/office/word/2012/wordml" xmlns:w10="urn:schemas-microsoft-com:office:word" xmlns:wpg="http://schemas.microsoft.com/office/word/2010/wordprocessingGroup" xmlns:wpi="http://schemas.microsoft.com/office/word/2010/wordprocessingInk" xmlns:wne="http://schemas.microsoft.com/office/word/2006/wordml" xmlns:wps="http://schemas.microsoft.com/office/word/2010/wordprocessingShape" xmlns:wpsCustomData="http://www.wps.cn/officeDocument/2013/wpsCustomData" mc:Ignorable="w14 w15 wp14">
-  <w:endnote w:type="separator" w:id="0">
-    <w:p>
-      <w:pPr>
-        <w:spacing w:line="240" w:lineRule="auto"/>
-      </w:pPr>
-      <w:r>
-        <w:separator/>
-      </w:r>
-    </w:p>
-  </w:endnote>
-  <w:endnote w:type="continuationSeparator" w:id="1">
-    <w:p>
-      <w:pPr>
-        <w:spacing w:line="240" w:lineRule="auto"/>
-      </w:pPr>
-      <w:r>
-        <w:continuationSeparator/>
-      </w:r>
-    </w:p>
-  </w:endnote>
-</w:endnotes>
+<file path=word/footer1.xml><?xml version="1.0" encoding="utf-8"?>
+<w:ftr xmlns:wpc="http://schemas.microsoft.com/office/word/2010/wordprocessingCanvas" xmlns:mc="http://schemas.openxmlformats.org/markup-compatibility/2006" xmlns:o="urn:schemas-microsoft-com:office:office" xmlns:r="http://schemas.openxmlformats.org/officeDocument/2006/relationships" xmlns:m="http://schemas.openxmlformats.org/officeDocument/2006/math" xmlns:v="urn:schemas-microsoft-com:vml" xmlns:wp14="http://schemas.microsoft.com/office/word/2010/wordprocessingDrawing" xmlns:wp="http://schemas.openxmlformats.org/drawingml/2006/wordprocessingDrawing" xmlns:w10="urn:schemas-microsoft-com:office:word" xmlns:w="http://schemas.openxmlformats.org/wordprocessingml/2006/main" xmlns:w14="http://schemas.microsoft.com/office/word/2010/wordml" xmlns:w15="http://schemas.microsoft.com/office/word/2012/wordml" xmlns:wne="http://schemas.microsoft.com/office/word/2006/wordml" xmlns:wpg="http://schemas.microsoft.com/office/word/2010/wordprocessingGroup" xmlns:wpi="http://schemas.microsoft.com/office/word/2010/wordprocessingInk" xmlns:wps="http://schemas.microsoft.com/office/word/2010/wordprocessingShape" mc:Ignorable="w14 w15 wp14">
+  <w:p/>
+</w:ftr>
 </file>
 
-<file path=word/footer1.xml><?xml version="1.0" encoding="utf-8"?>
-<w:ftr xmlns:wpc="http://schemas.microsoft.com/office/word/2010/wordprocessingCanvas" xmlns:mc="http://schemas.openxmlformats.org/markup-compatibility/2006" xmlns:o="urn:schemas-microsoft-com:office:office" xmlns:r="http://schemas.openxmlformats.org/officeDocument/2006/relationships" xmlns:m="http://schemas.openxmlformats.org/officeDocument/2006/math" xmlns:v="urn:schemas-microsoft-com:vml" xmlns:wp14="http://schemas.microsoft.com/office/word/2010/wordprocessingDrawing" xmlns:wp="http://schemas.openxmlformats.org/drawingml/2006/wordprocessingDrawing" xmlns:w10="urn:schemas-microsoft-com:office:word" xmlns:w="http://schemas.openxmlformats.org/wordprocessingml/2006/main" xmlns:w14="http://schemas.microsoft.com/office/word/2010/wordml" xmlns:w15="http://schemas.microsoft.com/office/word/2012/wordml" xmlns:wpg="http://schemas.microsoft.com/office/word/2010/wordprocessingGroup" xmlns:wpi="http://schemas.microsoft.com/office/word/2010/wordprocessingInk" xmlns:wne="http://schemas.microsoft.com/office/word/2006/wordml" xmlns:wps="http://schemas.microsoft.com/office/word/2010/wordprocessingShape" xmlns:wpsCustomData="http://www.wps.cn/officeDocument/2013/wpsCustomData" mc:Ignorable="w14 w15 wp14">
+<file path=word/footer2.xml><?xml version="1.0" encoding="utf-8"?>
+<w:ftr xmlns:wpc="http://schemas.microsoft.com/office/word/2010/wordprocessingCanvas" xmlns:mc="http://schemas.openxmlformats.org/markup-compatibility/2006" xmlns:o="urn:schemas-microsoft-com:office:office" xmlns:r="http://schemas.openxmlformats.org/officeDocument/2006/relationships" xmlns:m="http://schemas.openxmlformats.org/officeDocument/2006/math" xmlns:v="urn:schemas-microsoft-com:vml" xmlns:wp14="http://schemas.microsoft.com/office/word/2010/wordprocessingDrawing" xmlns:wp="http://schemas.openxmlformats.org/drawingml/2006/wordprocessingDrawing" xmlns:w10="urn:schemas-microsoft-com:office:word" xmlns:w="http://schemas.openxmlformats.org/wordprocessingml/2006/main" xmlns:w14="http://schemas.microsoft.com/office/word/2010/wordml" xmlns:w15="http://schemas.microsoft.com/office/word/2012/wordml" xmlns:wne="http://schemas.microsoft.com/office/word/2006/wordml" xmlns:wpg="http://schemas.microsoft.com/office/word/2010/wordprocessingGroup" xmlns:wpi="http://schemas.microsoft.com/office/word/2010/wordprocessingInk" xmlns:wps="http://schemas.microsoft.com/office/word/2010/wordprocessingShape" mc:Ignorable="w14 w15 wp14">
   <w:p>
     <w:pPr>
-      <w:pStyle w:val="14"/>
+      <w:pStyle w:val="Footer"/>
     </w:pPr>
   </w:p>
 </w:ftr>
 </file>
 
-<file path=word/footer2.xml><?xml version="1.0" encoding="utf-8"?>
-<w:ftr xmlns:wpc="http://schemas.microsoft.com/office/word/2010/wordprocessingCanvas" xmlns:mc="http://schemas.openxmlformats.org/markup-compatibility/2006" xmlns:o="urn:schemas-microsoft-com:office:office" xmlns:r="http://schemas.openxmlformats.org/officeDocument/2006/relationships" xmlns:m="http://schemas.openxmlformats.org/officeDocument/2006/math" xmlns:v="urn:schemas-microsoft-com:vml" xmlns:wp14="http://schemas.microsoft.com/office/word/2010/wordprocessingDrawing" xmlns:wp="http://schemas.openxmlformats.org/drawingml/2006/wordprocessingDrawing" xmlns:w10="urn:schemas-microsoft-com:office:word" xmlns:w="http://schemas.openxmlformats.org/wordprocessingml/2006/main" xmlns:w14="http://schemas.microsoft.com/office/word/2010/wordml" xmlns:w15="http://schemas.microsoft.com/office/word/2012/wordml" xmlns:wpg="http://schemas.microsoft.com/office/word/2010/wordprocessingGroup" xmlns:wpi="http://schemas.microsoft.com/office/word/2010/wordprocessingInk" xmlns:wne="http://schemas.microsoft.com/office/word/2006/wordml" xmlns:wps="http://schemas.microsoft.com/office/word/2010/wordprocessingShape" xmlns:wpsCustomData="http://www.wps.cn/officeDocument/2013/wpsCustomData" mc:Ignorable="w14 w15 wp14">
+<file path=word/footer3.xml><?xml version="1.0" encoding="utf-8"?>
+<w:ftr xmlns:wpc="http://schemas.microsoft.com/office/word/2010/wordprocessingCanvas" xmlns:mc="http://schemas.openxmlformats.org/markup-compatibility/2006" xmlns:o="urn:schemas-microsoft-com:office:office" xmlns:r="http://schemas.openxmlformats.org/officeDocument/2006/relationships" xmlns:m="http://schemas.openxmlformats.org/officeDocument/2006/math" xmlns:v="urn:schemas-microsoft-com:vml" xmlns:wp14="http://schemas.microsoft.com/office/word/2010/wordprocessingDrawing" xmlns:wp="http://schemas.openxmlformats.org/drawingml/2006/wordprocessingDrawing" xmlns:w10="urn:schemas-microsoft-com:office:word" xmlns:w="http://schemas.openxmlformats.org/wordprocessingml/2006/main" xmlns:w14="http://schemas.microsoft.com/office/word/2010/wordml" xmlns:w15="http://schemas.microsoft.com/office/word/2012/wordml" xmlns:wne="http://schemas.microsoft.com/office/word/2006/wordml" xmlns:wpg="http://schemas.microsoft.com/office/word/2010/wordprocessingGroup" xmlns:wpi="http://schemas.microsoft.com/office/word/2010/wordprocessingInk" xmlns:wps="http://schemas.microsoft.com/office/word/2010/wordprocessingShape" mc:Ignorable="w14 w15 wp14">
   <w:p/>
 </w:ftr>
 </file>
 
-<file path=word/footer3.xml><?xml version="1.0" encoding="utf-8"?>
-<w:ftr xmlns:wpc="http://schemas.microsoft.com/office/word/2010/wordprocessingCanvas" xmlns:mc="http://schemas.openxmlformats.org/markup-compatibility/2006" xmlns:o="urn:schemas-microsoft-com:office:office" xmlns:r="http://schemas.openxmlformats.org/officeDocument/2006/relationships" xmlns:m="http://schemas.openxmlformats.org/officeDocument/2006/math" xmlns:v="urn:schemas-microsoft-com:vml" xmlns:wp14="http://schemas.microsoft.com/office/word/2010/wordprocessingDrawing" xmlns:wp="http://schemas.openxmlformats.org/drawingml/2006/wordprocessingDrawing" xmlns:w10="urn:schemas-microsoft-com:office:word" xmlns:w="http://schemas.openxmlformats.org/wordprocessingml/2006/main" xmlns:w14="http://schemas.microsoft.com/office/word/2010/wordml" xmlns:w15="http://schemas.microsoft.com/office/word/2012/wordml" xmlns:wpg="http://schemas.microsoft.com/office/word/2010/wordprocessingGroup" xmlns:wpi="http://schemas.microsoft.com/office/word/2010/wordprocessingInk" xmlns:wne="http://schemas.microsoft.com/office/word/2006/wordml" xmlns:wps="http://schemas.microsoft.com/office/word/2010/wordprocessingShape" xmlns:wpsCustomData="http://www.wps.cn/officeDocument/2013/wpsCustomData" mc:Ignorable="w14 w15 wp14">
+<file path=word/header1.xml><?xml version="1.0" encoding="utf-8"?>
+<w:hdr xmlns:wpc="http://schemas.microsoft.com/office/word/2010/wordprocessingCanvas" xmlns:mc="http://schemas.openxmlformats.org/markup-compatibility/2006" xmlns:o="urn:schemas-microsoft-com:office:office" xmlns:r="http://schemas.openxmlformats.org/officeDocument/2006/relationships" xmlns:m="http://schemas.openxmlformats.org/officeDocument/2006/math" xmlns:v="urn:schemas-microsoft-com:vml" xmlns:wp14="http://schemas.microsoft.com/office/word/2010/wordprocessingDrawing" xmlns:wp="http://schemas.openxmlformats.org/drawingml/2006/wordprocessingDrawing" xmlns:w10="urn:schemas-microsoft-com:office:word" xmlns:w="http://schemas.openxmlformats.org/wordprocessingml/2006/main" xmlns:w14="http://schemas.microsoft.com/office/word/2010/wordml" xmlns:w15="http://schemas.microsoft.com/office/word/2012/wordml" xmlns:wne="http://schemas.microsoft.com/office/word/2006/wordml" xmlns:wpg="http://schemas.microsoft.com/office/word/2010/wordprocessingGroup" xmlns:wpi="http://schemas.microsoft.com/office/word/2010/wordprocessingInk" xmlns:wps="http://schemas.microsoft.com/office/word/2010/wordprocessingShape" mc:Ignorable="w14 w15 wp14">
   <w:p/>
-</w:ftr>
+</w:hdr>
 </file>
 
-<file path=word/footnotes.xml><?xml version="1.0" encoding="utf-8"?>
-<w:footnotes xmlns:wpc="http://schemas.microsoft.com/office/word/2010/wordprocessingCanvas" xmlns:mc="http://schemas.openxmlformats.org/markup-compatibility/2006" xmlns:o="urn:schemas-microsoft-com:office:office" xmlns:r="http://schemas.openxmlformats.org/officeDocument/2006/relationships" xmlns:m="http://schemas.openxmlformats.org/officeDocument/2006/math" xmlns:v="urn:schemas-microsoft-com:vml" xmlns:wp14="http://schemas.microsoft.com/office/word/2010/wordprocessingDrawing" xmlns:wp="http://schemas.openxmlformats.org/drawingml/2006/wordprocessingDrawing" xmlns:w="http://schemas.openxmlformats.org/wordprocessingml/2006/main" xmlns:w14="http://schemas.microsoft.com/office/word/2010/wordml" xmlns:w15="http://schemas.microsoft.com/office/word/2012/wordml" xmlns:w10="urn:schemas-microsoft-com:office:word" xmlns:wpg="http://schemas.microsoft.com/office/word/2010/wordprocessingGroup" xmlns:wpi="http://schemas.microsoft.com/office/word/2010/wordprocessingInk" xmlns:wne="http://schemas.microsoft.com/office/word/2006/wordml" xmlns:wps="http://schemas.microsoft.com/office/word/2010/wordprocessingShape" xmlns:wpsCustomData="http://www.wps.cn/officeDocument/2013/wpsCustomData" mc:Ignorable="w14 w15 wp14">
-  <w:footnote w:type="separator" w:id="0">
-    <w:p>
-      <w:pPr>
-        <w:spacing w:line="360" w:lineRule="auto"/>
-      </w:pPr>
-      <w:r>
-        <w:separator/>
-      </w:r>
-    </w:p>
-  </w:footnote>
-  <w:footnote w:type="continuationSeparator" w:id="1">
-    <w:p>
-      <w:pPr>
-        <w:spacing w:line="360" w:lineRule="auto"/>
-      </w:pPr>
-      <w:r>
-        <w:continuationSeparator/>
-      </w:r>
-    </w:p>
-  </w:footnote>
-</w:footnotes>
-</file>
-
-<file path=word/header1.xml><?xml version="1.0" encoding="utf-8"?>
-<w:hdr xmlns:wpc="http://schemas.microsoft.com/office/word/2010/wordprocessingCanvas" xmlns:mc="http://schemas.openxmlformats.org/markup-compatibility/2006" xmlns:o="urn:schemas-microsoft-com:office:office" xmlns:r="http://schemas.openxmlformats.org/officeDocument/2006/relationships" xmlns:m="http://schemas.openxmlformats.org/officeDocument/2006/math" xmlns:v="urn:schemas-microsoft-com:vml" xmlns:wp14="http://schemas.microsoft.com/office/word/2010/wordprocessingDrawing" xmlns:wp="http://schemas.openxmlformats.org/drawingml/2006/wordprocessingDrawing" xmlns:w10="urn:schemas-microsoft-com:office:word" xmlns:w="http://schemas.openxmlformats.org/wordprocessingml/2006/main" xmlns:w14="http://schemas.microsoft.com/office/word/2010/wordml" xmlns:w15="http://schemas.microsoft.com/office/word/2012/wordml" xmlns:wpg="http://schemas.microsoft.com/office/word/2010/wordprocessingGroup" xmlns:wpi="http://schemas.microsoft.com/office/word/2010/wordprocessingInk" xmlns:wne="http://schemas.microsoft.com/office/word/2006/wordml" xmlns:wps="http://schemas.microsoft.com/office/word/2010/wordprocessingShape" xmlns:wpsCustomData="http://www.wps.cn/officeDocument/2013/wpsCustomData" mc:Ignorable="w14 w15 wp14">
+<file path=word/header2.xml><?xml version="1.0" encoding="utf-8"?>
+<w:hdr xmlns:wpc="http://schemas.microsoft.com/office/word/2010/wordprocessingCanvas" xmlns:mc="http://schemas.openxmlformats.org/markup-compatibility/2006" xmlns:o="urn:schemas-microsoft-com:office:office" xmlns:r="http://schemas.openxmlformats.org/officeDocument/2006/relationships" xmlns:m="http://schemas.openxmlformats.org/officeDocument/2006/math" xmlns:v="urn:schemas-microsoft-com:vml" xmlns:wp14="http://schemas.microsoft.com/office/word/2010/wordprocessingDrawing" xmlns:wp="http://schemas.openxmlformats.org/drawingml/2006/wordprocessingDrawing" xmlns:w10="urn:schemas-microsoft-com:office:word" xmlns:w="http://schemas.openxmlformats.org/wordprocessingml/2006/main" xmlns:w14="http://schemas.microsoft.com/office/word/2010/wordml" xmlns:w15="http://schemas.microsoft.com/office/word/2012/wordml" xmlns:wne="http://schemas.microsoft.com/office/word/2006/wordml" xmlns:wpg="http://schemas.microsoft.com/office/word/2010/wordprocessingGroup" xmlns:wpi="http://schemas.microsoft.com/office/word/2010/wordprocessingInk" xmlns:wps="http://schemas.microsoft.com/office/word/2010/wordprocessingShape" mc:Ignorable="w14 w15 wp14">
   <w:p>
     <w:pPr>
-      <w:pStyle w:val="15"/>
+      <w:pStyle w:val="Header"/>
       <w:pBdr>
-        <w:bottom w:val="single" w:color="auto" w:sz="4" w:space="1"/>
+        <w:bottom w:val="single" w:sz="4" w:space="1" w:color="auto"/>
       </w:pBdr>
       <w:tabs>
         <w:tab w:val="left" w:pos="335"/>
@@ -6421,27 +6339,27 @@
       </w:tabs>
       <w:jc w:val="right"/>
       <w:rPr>
-        <w:rFonts w:hint="eastAsia" w:eastAsiaTheme="minorEastAsia"/>
+        <w:rFonts w:eastAsiaTheme="minorEastAsia" w:hint="eastAsia"/>
         <w:lang w:eastAsia="zh-CN"/>
       </w:rPr>
     </w:pPr>
     <w:r>
       <w:rPr>
-        <w:rFonts w:hint="eastAsia" w:eastAsiaTheme="minorEastAsia"/>
+        <w:rFonts w:eastAsiaTheme="minorEastAsia" w:hint="eastAsia"/>
         <w:lang w:val="en-US" w:eastAsia="zh-CN"/>
       </w:rPr>
       <w:tab/>
     </w:r>
     <w:r>
       <w:rPr>
-        <w:rFonts w:hint="eastAsia" w:eastAsiaTheme="minorEastAsia"/>
+        <w:rFonts w:eastAsiaTheme="minorEastAsia" w:hint="eastAsia"/>
         <w:lang w:val="en-US" w:eastAsia="zh-CN"/>
       </w:rPr>
       <w:tab/>
     </w:r>
     <w:r>
       <w:rPr>
-        <w:rFonts w:hint="eastAsia" w:eastAsiaTheme="minorEastAsia"/>
+        <w:rFonts w:eastAsiaTheme="minorEastAsia" w:hint="eastAsia"/>
         <w:lang w:val="en-US" w:eastAsia="zh-CN"/>
       </w:rPr>
       <w:t>重庆市鹧鸪哨信息技术有限责任公司</w:t>
@@ -6450,28 +6368,22 @@
 </w:hdr>
 </file>
 
-<file path=word/header2.xml><?xml version="1.0" encoding="utf-8"?>
-<w:hdr xmlns:wpc="http://schemas.microsoft.com/office/word/2010/wordprocessingCanvas" xmlns:mc="http://schemas.openxmlformats.org/markup-compatibility/2006" xmlns:o="urn:schemas-microsoft-com:office:office" xmlns:r="http://schemas.openxmlformats.org/officeDocument/2006/relationships" xmlns:m="http://schemas.openxmlformats.org/officeDocument/2006/math" xmlns:v="urn:schemas-microsoft-com:vml" xmlns:wp14="http://schemas.microsoft.com/office/word/2010/wordprocessingDrawing" xmlns:wp="http://schemas.openxmlformats.org/drawingml/2006/wordprocessingDrawing" xmlns:w10="urn:schemas-microsoft-com:office:word" xmlns:w="http://schemas.openxmlformats.org/wordprocessingml/2006/main" xmlns:w14="http://schemas.microsoft.com/office/word/2010/wordml" xmlns:w15="http://schemas.microsoft.com/office/word/2012/wordml" xmlns:wpg="http://schemas.microsoft.com/office/word/2010/wordprocessingGroup" xmlns:wpi="http://schemas.microsoft.com/office/word/2010/wordprocessingInk" xmlns:wne="http://schemas.microsoft.com/office/word/2006/wordml" xmlns:wps="http://schemas.microsoft.com/office/word/2010/wordprocessingShape" xmlns:wpsCustomData="http://www.wps.cn/officeDocument/2013/wpsCustomData" mc:Ignorable="w14 w15 wp14">
-  <w:p/>
-</w:hdr>
-</file>
-
 <file path=word/header3.xml><?xml version="1.0" encoding="utf-8"?>
-<w:hdr xmlns:wpc="http://schemas.microsoft.com/office/word/2010/wordprocessingCanvas" xmlns:mc="http://schemas.openxmlformats.org/markup-compatibility/2006" xmlns:o="urn:schemas-microsoft-com:office:office" xmlns:r="http://schemas.openxmlformats.org/officeDocument/2006/relationships" xmlns:m="http://schemas.openxmlformats.org/officeDocument/2006/math" xmlns:v="urn:schemas-microsoft-com:vml" xmlns:wp14="http://schemas.microsoft.com/office/word/2010/wordprocessingDrawing" xmlns:wp="http://schemas.openxmlformats.org/drawingml/2006/wordprocessingDrawing" xmlns:w10="urn:schemas-microsoft-com:office:word" xmlns:w="http://schemas.openxmlformats.org/wordprocessingml/2006/main" xmlns:w14="http://schemas.microsoft.com/office/word/2010/wordml" xmlns:w15="http://schemas.microsoft.com/office/word/2012/wordml" xmlns:wpg="http://schemas.microsoft.com/office/word/2010/wordprocessingGroup" xmlns:wpi="http://schemas.microsoft.com/office/word/2010/wordprocessingInk" xmlns:wne="http://schemas.microsoft.com/office/word/2006/wordml" xmlns:wps="http://schemas.microsoft.com/office/word/2010/wordprocessingShape" xmlns:wpsCustomData="http://www.wps.cn/officeDocument/2013/wpsCustomData" mc:Ignorable="w14 w15 wp14">
+<w:hdr xmlns:wpc="http://schemas.microsoft.com/office/word/2010/wordprocessingCanvas" xmlns:mc="http://schemas.openxmlformats.org/markup-compatibility/2006" xmlns:o="urn:schemas-microsoft-com:office:office" xmlns:r="http://schemas.openxmlformats.org/officeDocument/2006/relationships" xmlns:m="http://schemas.openxmlformats.org/officeDocument/2006/math" xmlns:v="urn:schemas-microsoft-com:vml" xmlns:wp14="http://schemas.microsoft.com/office/word/2010/wordprocessingDrawing" xmlns:wp="http://schemas.openxmlformats.org/drawingml/2006/wordprocessingDrawing" xmlns:w10="urn:schemas-microsoft-com:office:word" xmlns:w="http://schemas.openxmlformats.org/wordprocessingml/2006/main" xmlns:w14="http://schemas.microsoft.com/office/word/2010/wordml" xmlns:w15="http://schemas.microsoft.com/office/word/2012/wordml" xmlns:wne="http://schemas.microsoft.com/office/word/2006/wordml" xmlns:wpg="http://schemas.microsoft.com/office/word/2010/wordprocessingGroup" xmlns:wpi="http://schemas.microsoft.com/office/word/2010/wordprocessingInk" xmlns:wps="http://schemas.microsoft.com/office/word/2010/wordprocessingShape" mc:Ignorable="w14 w15 wp14">
   <w:p/>
 </w:hdr>
 </file>
 
 <file path=word/numbering.xml><?xml version="1.0" encoding="utf-8"?>
-<w:numbering xmlns:wpc="http://schemas.microsoft.com/office/word/2010/wordprocessingCanvas" xmlns:mc="http://schemas.openxmlformats.org/markup-compatibility/2006" xmlns:o="urn:schemas-microsoft-com:office:office" xmlns:r="http://schemas.openxmlformats.org/officeDocument/2006/relationships" xmlns:m="http://schemas.openxmlformats.org/officeDocument/2006/math" xmlns:v="urn:schemas-microsoft-com:vml" xmlns:wp14="http://schemas.microsoft.com/office/word/2010/wordprocessingDrawing" xmlns:wp="http://schemas.openxmlformats.org/drawingml/2006/wordprocessingDrawing" xmlns:w10="urn:schemas-microsoft-com:office:word" xmlns:w="http://schemas.openxmlformats.org/wordprocessingml/2006/main" xmlns:w14="http://schemas.microsoft.com/office/word/2010/wordml" xmlns:wpg="http://schemas.microsoft.com/office/word/2010/wordprocessingGroup" xmlns:wpi="http://schemas.microsoft.com/office/word/2010/wordprocessingInk" xmlns:wne="http://schemas.microsoft.com/office/word/2006/wordml" xmlns:wps="http://schemas.microsoft.com/office/word/2010/wordprocessingShape" xmlns:wpsCustomData="http://www.wps.cn/officeDocument/2013/wpsCustomData" mc:Ignorable="w14 wp14">
+<w:numbering xmlns:wpc="http://schemas.microsoft.com/office/word/2010/wordprocessingCanvas" xmlns:mc="http://schemas.openxmlformats.org/markup-compatibility/2006" xmlns:o="urn:schemas-microsoft-com:office:office" xmlns:r="http://schemas.openxmlformats.org/officeDocument/2006/relationships" xmlns:m="http://schemas.openxmlformats.org/officeDocument/2006/math" xmlns:v="urn:schemas-microsoft-com:vml" xmlns:wp14="http://schemas.microsoft.com/office/word/2010/wordprocessingDrawing" xmlns:wp="http://schemas.openxmlformats.org/drawingml/2006/wordprocessingDrawing" xmlns:w10="urn:schemas-microsoft-com:office:word" xmlns:w="http://schemas.openxmlformats.org/wordprocessingml/2006/main" xmlns:w14="http://schemas.microsoft.com/office/word/2010/wordml" xmlns:w15="http://schemas.microsoft.com/office/word/2012/wordml" xmlns:wne="http://schemas.microsoft.com/office/word/2006/wordml" xmlns:wpg="http://schemas.microsoft.com/office/word/2010/wordprocessingGroup" xmlns:wpi="http://schemas.microsoft.com/office/word/2010/wordprocessingInk" xmlns:wps="http://schemas.microsoft.com/office/word/2010/wordprocessingShape" mc:Ignorable="w14 w15 wp14">
   <w:abstractNum w:abstractNumId="0">
     <w:nsid w:val="8E964DCE"/>
     <w:multiLevelType w:val="multilevel"/>
     <w:tmpl w:val="8E964DCE"/>
-    <w:lvl w:ilvl="0" w:tentative="0">
+    <w:lvl w:ilvl="0">
       <w:start w:val="1"/>
       <w:numFmt w:val="decimal"/>
-      <w:pStyle w:val="2"/>
+      <w:pStyle w:val="Heading1"/>
       <w:lvlText w:val="%1."/>
       <w:lvlJc w:val="left"/>
       <w:pPr>
@@ -6481,10 +6393,10 @@
         <w:rFonts w:hint="default"/>
       </w:rPr>
     </w:lvl>
-    <w:lvl w:ilvl="1" w:tentative="0">
+    <w:lvl w:ilvl="1">
       <w:start w:val="1"/>
       <w:numFmt w:val="decimal"/>
-      <w:pStyle w:val="3"/>
+      <w:pStyle w:val="Heading2"/>
       <w:lvlText w:val="%1.%2."/>
       <w:lvlJc w:val="left"/>
       <w:pPr>
@@ -6494,10 +6406,10 @@
         <w:rFonts w:hint="default"/>
       </w:rPr>
     </w:lvl>
-    <w:lvl w:ilvl="2" w:tentative="0">
+    <w:lvl w:ilvl="2">
       <w:start w:val="1"/>
       <w:numFmt w:val="decimal"/>
-      <w:pStyle w:val="4"/>
+      <w:pStyle w:val="Heading3"/>
       <w:lvlText w:val="%1.%2.%3."/>
       <w:lvlJc w:val="left"/>
       <w:pPr>
@@ -6507,10 +6419,10 @@
         <w:rFonts w:hint="default"/>
       </w:rPr>
     </w:lvl>
-    <w:lvl w:ilvl="3" w:tentative="0">
+    <w:lvl w:ilvl="3">
       <w:start w:val="1"/>
       <w:numFmt w:val="decimal"/>
-      <w:pStyle w:val="5"/>
+      <w:pStyle w:val="Heading4"/>
       <w:lvlText w:val="%1.%2.%3.%4."/>
       <w:lvlJc w:val="left"/>
       <w:pPr>
@@ -6520,10 +6432,10 @@
         <w:rFonts w:hint="default"/>
       </w:rPr>
     </w:lvl>
-    <w:lvl w:ilvl="4" w:tentative="0">
+    <w:lvl w:ilvl="4">
       <w:start w:val="1"/>
       <w:numFmt w:val="decimal"/>
-      <w:pStyle w:val="6"/>
+      <w:pStyle w:val="Heading5"/>
       <w:lvlText w:val="%1.%2.%3.%4.%5."/>
       <w:lvlJc w:val="left"/>
       <w:pPr>
@@ -6533,10 +6445,10 @@
         <w:rFonts w:hint="default"/>
       </w:rPr>
     </w:lvl>
-    <w:lvl w:ilvl="5" w:tentative="0">
+    <w:lvl w:ilvl="5">
       <w:start w:val="1"/>
       <w:numFmt w:val="decimal"/>
-      <w:pStyle w:val="7"/>
+      <w:pStyle w:val="Heading6"/>
       <w:lvlText w:val="%1.%2.%3.%4.%5.%6."/>
       <w:lvlJc w:val="left"/>
       <w:pPr>
@@ -6546,10 +6458,10 @@
         <w:rFonts w:hint="default"/>
       </w:rPr>
     </w:lvl>
-    <w:lvl w:ilvl="6" w:tentative="0">
+    <w:lvl w:ilvl="6">
       <w:start w:val="1"/>
       <w:numFmt w:val="decimal"/>
-      <w:pStyle w:val="8"/>
+      <w:pStyle w:val="Heading7"/>
       <w:lvlText w:val="%1.%2.%3.%4.%5.%6.%7."/>
       <w:lvlJc w:val="left"/>
       <w:pPr>
@@ -6559,10 +6471,10 @@
         <w:rFonts w:hint="default"/>
       </w:rPr>
     </w:lvl>
-    <w:lvl w:ilvl="7" w:tentative="0">
+    <w:lvl w:ilvl="7">
       <w:start w:val="1"/>
       <w:numFmt w:val="decimal"/>
-      <w:pStyle w:val="9"/>
+      <w:pStyle w:val="Heading8"/>
       <w:lvlText w:val="%1.%2.%3.%4.%5.%6.%7.%8."/>
       <w:lvlJc w:val="left"/>
       <w:pPr>
@@ -6572,10 +6484,10 @@
         <w:rFonts w:hint="default"/>
       </w:rPr>
     </w:lvl>
-    <w:lvl w:ilvl="8" w:tentative="0">
+    <w:lvl w:ilvl="8">
       <w:start w:val="1"/>
       <w:numFmt w:val="decimal"/>
-      <w:pStyle w:val="10"/>
+      <w:pStyle w:val="Heading9"/>
       <w:lvlText w:val="%1.%2.%3.%4.%5.%6.%7.%8.%9."/>
       <w:lvlJc w:val="left"/>
       <w:pPr>
@@ -6590,7 +6502,7 @@
     <w:nsid w:val="BE412123"/>
     <w:multiLevelType w:val="singleLevel"/>
     <w:tmpl w:val="BE412123"/>
-    <w:lvl w:ilvl="0" w:tentative="0">
+    <w:lvl w:ilvl="0">
       <w:start w:val="1"/>
       <w:numFmt w:val="decimal"/>
       <w:lvlText w:val="%1."/>
@@ -6607,7 +6519,7 @@
     <w:nsid w:val="BEE03198"/>
     <w:multiLevelType w:val="singleLevel"/>
     <w:tmpl w:val="BEE03198"/>
-    <w:lvl w:ilvl="0" w:tentative="0">
+    <w:lvl w:ilvl="0">
       <w:start w:val="1"/>
       <w:numFmt w:val="decimal"/>
       <w:lvlText w:val="(%1)"/>
@@ -6627,7 +6539,7 @@
     <w:nsid w:val="2527A3F5"/>
     <w:multiLevelType w:val="singleLevel"/>
     <w:tmpl w:val="2527A3F5"/>
-    <w:lvl w:ilvl="0" w:tentative="0">
+    <w:lvl w:ilvl="0">
       <w:start w:val="1"/>
       <w:numFmt w:val="decimal"/>
       <w:lvlText w:val="%1."/>
@@ -6644,7 +6556,7 @@
     <w:nsid w:val="65071AA0"/>
     <w:multiLevelType w:val="singleLevel"/>
     <w:tmpl w:val="65071AA0"/>
-    <w:lvl w:ilvl="0" w:tentative="0">
+    <w:lvl w:ilvl="0">
       <w:start w:val="1"/>
       <w:numFmt w:val="decimal"/>
       <w:lvlText w:val="%1."/>
@@ -6661,7 +6573,7 @@
     <w:nsid w:val="6B9670B9"/>
     <w:multiLevelType w:val="singleLevel"/>
     <w:tmpl w:val="6B9670B9"/>
-    <w:lvl w:ilvl="0" w:tentative="0">
+    <w:lvl w:ilvl="0">
       <w:start w:val="1"/>
       <w:numFmt w:val="decimal"/>
       <w:lvlText w:val="(%1)"/>
@@ -6681,7 +6593,7 @@
     <w:nsid w:val="7071F839"/>
     <w:multiLevelType w:val="singleLevel"/>
     <w:tmpl w:val="7071F839"/>
-    <w:lvl w:ilvl="0" w:tentative="0">
+    <w:lvl w:ilvl="0">
       <w:start w:val="1"/>
       <w:numFmt w:val="decimal"/>
       <w:lvlText w:val="(%1)"/>
@@ -6722,269 +6634,267 @@
 </file>
 
 <file path=word/styles.xml><?xml version="1.0" encoding="utf-8"?>
-<w:styles xmlns:mc="http://schemas.openxmlformats.org/markup-compatibility/2006" xmlns:o="urn:schemas-microsoft-com:office:office" xmlns:r="http://schemas.openxmlformats.org/officeDocument/2006/relationships" xmlns:m="http://schemas.openxmlformats.org/officeDocument/2006/math" xmlns:v="urn:schemas-microsoft-com:vml" xmlns:w="http://schemas.openxmlformats.org/wordprocessingml/2006/main" xmlns:w14="http://schemas.microsoft.com/office/word/2010/wordml" xmlns:w10="urn:schemas-microsoft-com:office:word" xmlns:sl="http://schemas.openxmlformats.org/schemaLibrary/2006/main" xmlns:wpsCustomData="http://www.wps.cn/officeDocument/2013/wpsCustomData" mc:Ignorable="w14">
+<w:styles xmlns:mc="http://schemas.openxmlformats.org/markup-compatibility/2006" xmlns:r="http://schemas.openxmlformats.org/officeDocument/2006/relationships" xmlns:w="http://schemas.openxmlformats.org/wordprocessingml/2006/main" xmlns:w14="http://schemas.microsoft.com/office/word/2010/wordml" xmlns:w15="http://schemas.microsoft.com/office/word/2012/wordml" mc:Ignorable="w14 w15">
   <w:docDefaults>
     <w:rPrDefault>
       <w:rPr>
-        <w:rFonts w:ascii="Times New Roman" w:hAnsi="Times New Roman" w:eastAsia="宋体" w:cs="Times New Roman"/>
+        <w:rFonts w:ascii="Times New Roman" w:eastAsia="宋体" w:hAnsi="Times New Roman" w:cs="Times New Roman"/>
       </w:rPr>
     </w:rPrDefault>
     <w:pPrDefault/>
   </w:docDefaults>
-  <w:latentStyles w:count="260" w:defQFormat="0" w:defUnhideWhenUsed="1" w:defSemiHidden="1" w:defUIPriority="99" w:defLockedState="0">
-    <w:lsdException w:qFormat="1" w:unhideWhenUsed="0" w:uiPriority="0" w:semiHidden="0" w:name="Normal"/>
-    <w:lsdException w:qFormat="1" w:unhideWhenUsed="0" w:uiPriority="0" w:semiHidden="0" w:name="heading 1"/>
-    <w:lsdException w:qFormat="1" w:uiPriority="0" w:semiHidden="0" w:name="heading 2"/>
-    <w:lsdException w:qFormat="1" w:uiPriority="0" w:name="heading 3"/>
-    <w:lsdException w:qFormat="1" w:uiPriority="0" w:semiHidden="0" w:name="heading 4"/>
-    <w:lsdException w:qFormat="1" w:uiPriority="0" w:name="heading 5"/>
-    <w:lsdException w:qFormat="1" w:uiPriority="0" w:name="heading 6"/>
-    <w:lsdException w:qFormat="1" w:uiPriority="0" w:name="heading 7"/>
-    <w:lsdException w:qFormat="1" w:uiPriority="0" w:name="heading 8"/>
-    <w:lsdException w:qFormat="1" w:uiPriority="0" w:name="heading 9"/>
-    <w:lsdException w:unhideWhenUsed="0" w:uiPriority="0" w:semiHidden="0" w:name="index 1"/>
-    <w:lsdException w:unhideWhenUsed="0" w:uiPriority="0" w:semiHidden="0" w:name="index 2"/>
-    <w:lsdException w:unhideWhenUsed="0" w:uiPriority="0" w:semiHidden="0" w:name="index 3"/>
-    <w:lsdException w:unhideWhenUsed="0" w:uiPriority="0" w:semiHidden="0" w:name="index 4"/>
-    <w:lsdException w:unhideWhenUsed="0" w:uiPriority="0" w:semiHidden="0" w:name="index 5"/>
-    <w:lsdException w:unhideWhenUsed="0" w:uiPriority="0" w:semiHidden="0" w:name="index 6"/>
-    <w:lsdException w:unhideWhenUsed="0" w:uiPriority="0" w:semiHidden="0" w:name="index 7"/>
-    <w:lsdException w:unhideWhenUsed="0" w:uiPriority="0" w:semiHidden="0" w:name="index 8"/>
-    <w:lsdException w:unhideWhenUsed="0" w:uiPriority="0" w:semiHidden="0" w:name="index 9"/>
-    <w:lsdException w:qFormat="1" w:unhideWhenUsed="0" w:uiPriority="0" w:semiHidden="0" w:name="toc 1"/>
-    <w:lsdException w:qFormat="1" w:unhideWhenUsed="0" w:uiPriority="0" w:semiHidden="0" w:name="toc 2"/>
-    <w:lsdException w:qFormat="1" w:unhideWhenUsed="0" w:uiPriority="0" w:semiHidden="0" w:name="toc 3"/>
-    <w:lsdException w:unhideWhenUsed="0" w:uiPriority="0" w:semiHidden="0" w:name="toc 4"/>
-    <w:lsdException w:unhideWhenUsed="0" w:uiPriority="0" w:semiHidden="0" w:name="toc 5"/>
-    <w:lsdException w:unhideWhenUsed="0" w:uiPriority="0" w:semiHidden="0" w:name="toc 6"/>
-    <w:lsdException w:unhideWhenUsed="0" w:uiPriority="0" w:semiHidden="0" w:name="toc 7"/>
-    <w:lsdException w:unhideWhenUsed="0" w:uiPriority="0" w:semiHidden="0" w:name="toc 8"/>
-    <w:lsdException w:unhideWhenUsed="0" w:uiPriority="0" w:semiHidden="0" w:name="toc 9"/>
-    <w:lsdException w:unhideWhenUsed="0" w:uiPriority="0" w:semiHidden="0" w:name="Normal Indent"/>
-    <w:lsdException w:unhideWhenUsed="0" w:uiPriority="0" w:semiHidden="0" w:name="footnote text"/>
-    <w:lsdException w:qFormat="1" w:unhideWhenUsed="0" w:uiPriority="0" w:semiHidden="0" w:name="annotation text"/>
-    <w:lsdException w:qFormat="1" w:unhideWhenUsed="0" w:uiPriority="0" w:semiHidden="0" w:name="header"/>
-    <w:lsdException w:qFormat="1" w:unhideWhenUsed="0" w:uiPriority="0" w:semiHidden="0" w:name="footer"/>
-    <w:lsdException w:unhideWhenUsed="0" w:uiPriority="0" w:semiHidden="0" w:name="index heading"/>
-    <w:lsdException w:qFormat="1" w:uiPriority="0" w:name="caption"/>
-    <w:lsdException w:unhideWhenUsed="0" w:uiPriority="0" w:semiHidden="0" w:name="table of figures"/>
-    <w:lsdException w:unhideWhenUsed="0" w:uiPriority="0" w:semiHidden="0" w:name="envelope address"/>
-    <w:lsdException w:unhideWhenUsed="0" w:uiPriority="0" w:semiHidden="0" w:name="envelope return"/>
-    <w:lsdException w:unhideWhenUsed="0" w:uiPriority="0" w:semiHidden="0" w:name="footnote reference"/>
-    <w:lsdException w:unhideWhenUsed="0" w:uiPriority="0" w:semiHidden="0" w:name="annotation reference"/>
-    <w:lsdException w:unhideWhenUsed="0" w:uiPriority="0" w:semiHidden="0" w:name="line number"/>
-    <w:lsdException w:unhideWhenUsed="0" w:uiPriority="0" w:semiHidden="0" w:name="page number"/>
-    <w:lsdException w:unhideWhenUsed="0" w:uiPriority="0" w:semiHidden="0" w:name="endnote reference"/>
-    <w:lsdException w:unhideWhenUsed="0" w:uiPriority="0" w:semiHidden="0" w:name="endnote text"/>
-    <w:lsdException w:unhideWhenUsed="0" w:uiPriority="0" w:semiHidden="0" w:name="table of authorities"/>
-    <w:lsdException w:unhideWhenUsed="0" w:uiPriority="0" w:semiHidden="0" w:name="macro"/>
-    <w:lsdException w:unhideWhenUsed="0" w:uiPriority="0" w:semiHidden="0" w:name="toa heading"/>
-    <w:lsdException w:unhideWhenUsed="0" w:uiPriority="0" w:semiHidden="0" w:name="List"/>
-    <w:lsdException w:unhideWhenUsed="0" w:uiPriority="0" w:semiHidden="0" w:name="List Bullet"/>
-    <w:lsdException w:unhideWhenUsed="0" w:uiPriority="0" w:semiHidden="0" w:name="List Number"/>
-    <w:lsdException w:unhideWhenUsed="0" w:uiPriority="0" w:semiHidden="0" w:name="List 2"/>
-    <w:lsdException w:unhideWhenUsed="0" w:uiPriority="0" w:semiHidden="0" w:name="List 3"/>
-    <w:lsdException w:unhideWhenUsed="0" w:uiPriority="0" w:semiHidden="0" w:name="List 4"/>
-    <w:lsdException w:unhideWhenUsed="0" w:uiPriority="0" w:semiHidden="0" w:name="List 5"/>
-    <w:lsdException w:unhideWhenUsed="0" w:uiPriority="0" w:semiHidden="0" w:name="List Bullet 2"/>
-    <w:lsdException w:unhideWhenUsed="0" w:uiPriority="0" w:semiHidden="0" w:name="List Bullet 3"/>
-    <w:lsdException w:unhideWhenUsed="0" w:uiPriority="0" w:semiHidden="0" w:name="List Bullet 4"/>
-    <w:lsdException w:unhideWhenUsed="0" w:uiPriority="0" w:semiHidden="0" w:name="List Bullet 5"/>
-    <w:lsdException w:unhideWhenUsed="0" w:uiPriority="0" w:semiHidden="0" w:name="List Number 2"/>
-    <w:lsdException w:unhideWhenUsed="0" w:uiPriority="0" w:semiHidden="0" w:name="List Number 3"/>
-    <w:lsdException w:unhideWhenUsed="0" w:uiPriority="0" w:semiHidden="0" w:name="List Number 4"/>
-    <w:lsdException w:unhideWhenUsed="0" w:uiPriority="0" w:semiHidden="0" w:name="List Number 5"/>
-    <w:lsdException w:qFormat="1" w:unhideWhenUsed="0" w:uiPriority="0" w:semiHidden="0" w:name="Title"/>
-    <w:lsdException w:unhideWhenUsed="0" w:uiPriority="0" w:semiHidden="0" w:name="Closing"/>
-    <w:lsdException w:unhideWhenUsed="0" w:uiPriority="0" w:semiHidden="0" w:name="Signature"/>
-    <w:lsdException w:qFormat="1" w:unhideWhenUsed="0" w:uiPriority="0" w:name="Default Paragraph Font"/>
-    <w:lsdException w:qFormat="1" w:unhideWhenUsed="0" w:uiPriority="0" w:name="Body Text"/>
-    <w:lsdException w:unhideWhenUsed="0" w:uiPriority="0" w:semiHidden="0" w:name="Body Text Indent"/>
-    <w:lsdException w:unhideWhenUsed="0" w:uiPriority="0" w:semiHidden="0" w:name="List Continue"/>
-    <w:lsdException w:unhideWhenUsed="0" w:uiPriority="0" w:semiHidden="0" w:name="List Continue 2"/>
-    <w:lsdException w:unhideWhenUsed="0" w:uiPriority="0" w:semiHidden="0" w:name="List Continue 3"/>
-    <w:lsdException w:unhideWhenUsed="0" w:uiPriority="0" w:semiHidden="0" w:name="List Continue 4"/>
-    <w:lsdException w:unhideWhenUsed="0" w:uiPriority="0" w:semiHidden="0" w:name="List Continue 5"/>
-    <w:lsdException w:unhideWhenUsed="0" w:uiPriority="0" w:semiHidden="0" w:name="Message Header"/>
-    <w:lsdException w:qFormat="1" w:unhideWhenUsed="0" w:uiPriority="0" w:semiHidden="0" w:name="Subtitle"/>
-    <w:lsdException w:unhideWhenUsed="0" w:uiPriority="0" w:semiHidden="0" w:name="Salutation"/>
-    <w:lsdException w:unhideWhenUsed="0" w:uiPriority="0" w:semiHidden="0" w:name="Date"/>
-    <w:lsdException w:unhideWhenUsed="0" w:uiPriority="0" w:semiHidden="0" w:name="Body Text First Indent"/>
-    <w:lsdException w:unhideWhenUsed="0" w:uiPriority="0" w:semiHidden="0" w:name="Body Text First Indent 2"/>
-    <w:lsdException w:uiPriority="99" w:name="Note Heading"/>
-    <w:lsdException w:unhideWhenUsed="0" w:uiPriority="0" w:semiHidden="0" w:name="Body Text 2"/>
-    <w:lsdException w:unhideWhenUsed="0" w:uiPriority="0" w:semiHidden="0" w:name="Body Text 3"/>
-    <w:lsdException w:unhideWhenUsed="0" w:uiPriority="0" w:semiHidden="0" w:name="Body Text Indent 2"/>
-    <w:lsdException w:unhideWhenUsed="0" w:uiPriority="0" w:semiHidden="0" w:name="Body Text Indent 3"/>
-    <w:lsdException w:unhideWhenUsed="0" w:uiPriority="0" w:semiHidden="0" w:name="Block Text"/>
-    <w:lsdException w:unhideWhenUsed="0" w:uiPriority="0" w:semiHidden="0" w:name="Hyperlink"/>
-    <w:lsdException w:unhideWhenUsed="0" w:uiPriority="0" w:semiHidden="0" w:name="FollowedHyperlink"/>
-    <w:lsdException w:qFormat="1" w:unhideWhenUsed="0" w:uiPriority="0" w:semiHidden="0" w:name="Strong"/>
-    <w:lsdException w:qFormat="1" w:unhideWhenUsed="0" w:uiPriority="0" w:semiHidden="0" w:name="Emphasis"/>
-    <w:lsdException w:unhideWhenUsed="0" w:uiPriority="0" w:semiHidden="0" w:name="Document Map"/>
-    <w:lsdException w:unhideWhenUsed="0" w:uiPriority="0" w:semiHidden="0" w:name="Plain Text"/>
-    <w:lsdException w:unhideWhenUsed="0" w:uiPriority="0" w:semiHidden="0" w:name="E-mail Signature"/>
-    <w:lsdException w:qFormat="1" w:unhideWhenUsed="0" w:uiPriority="0" w:semiHidden="0" w:name="Normal (Web)"/>
-    <w:lsdException w:unhideWhenUsed="0" w:uiPriority="0" w:semiHidden="0" w:name="HTML Acronym"/>
-    <w:lsdException w:unhideWhenUsed="0" w:uiPriority="0" w:semiHidden="0" w:name="HTML Address"/>
-    <w:lsdException w:unhideWhenUsed="0" w:uiPriority="0" w:semiHidden="0" w:name="HTML Cite"/>
-    <w:lsdException w:unhideWhenUsed="0" w:uiPriority="0" w:semiHidden="0" w:name="HTML Code"/>
-    <w:lsdException w:unhideWhenUsed="0" w:uiPriority="0" w:semiHidden="0" w:name="HTML Definition"/>
-    <w:lsdException w:unhideWhenUsed="0" w:uiPriority="0" w:semiHidden="0" w:name="HTML Keyboard"/>
-    <w:lsdException w:unhideWhenUsed="0" w:uiPriority="0" w:semiHidden="0" w:name="HTML Preformatted"/>
-    <w:lsdException w:unhideWhenUsed="0" w:uiPriority="0" w:semiHidden="0" w:name="HTML Sample"/>
-    <w:lsdException w:unhideWhenUsed="0" w:uiPriority="0" w:semiHidden="0" w:name="HTML Typewriter"/>
-    <w:lsdException w:unhideWhenUsed="0" w:uiPriority="0" w:semiHidden="0" w:name="HTML Variable"/>
-    <w:lsdException w:qFormat="1" w:unhideWhenUsed="0" w:uiPriority="0" w:name="Normal Table"/>
-    <w:lsdException w:unhideWhenUsed="0" w:uiPriority="0" w:semiHidden="0" w:name="annotation subject"/>
-    <w:lsdException w:unhideWhenUsed="0" w:uiPriority="0" w:semiHidden="0" w:name="Table Simple 1"/>
-    <w:lsdException w:unhideWhenUsed="0" w:uiPriority="0" w:semiHidden="0" w:name="Table Simple 2"/>
-    <w:lsdException w:unhideWhenUsed="0" w:uiPriority="0" w:semiHidden="0" w:name="Table Simple 3"/>
-    <w:lsdException w:unhideWhenUsed="0" w:uiPriority="0" w:semiHidden="0" w:name="Table Classic 1"/>
-    <w:lsdException w:unhideWhenUsed="0" w:uiPriority="0" w:semiHidden="0" w:name="Table Classic 2"/>
-    <w:lsdException w:unhideWhenUsed="0" w:uiPriority="0" w:semiHidden="0" w:name="Table Classic 3"/>
-    <w:lsdException w:unhideWhenUsed="0" w:uiPriority="0" w:semiHidden="0" w:name="Table Classic 4"/>
-    <w:lsdException w:unhideWhenUsed="0" w:uiPriority="0" w:semiHidden="0" w:name="Table Colorful 1"/>
-    <w:lsdException w:unhideWhenUsed="0" w:uiPriority="0" w:semiHidden="0" w:name="Table Colorful 2"/>
-    <w:lsdException w:unhideWhenUsed="0" w:uiPriority="0" w:semiHidden="0" w:name="Table Colorful 3"/>
-    <w:lsdException w:unhideWhenUsed="0" w:uiPriority="0" w:semiHidden="0" w:name="Table Columns 1"/>
-    <w:lsdException w:unhideWhenUsed="0" w:uiPriority="0" w:semiHidden="0" w:name="Table Columns 2"/>
-    <w:lsdException w:unhideWhenUsed="0" w:uiPriority="0" w:semiHidden="0" w:name="Table Columns 3"/>
-    <w:lsdException w:unhideWhenUsed="0" w:uiPriority="0" w:semiHidden="0" w:name="Table Columns 4"/>
-    <w:lsdException w:unhideWhenUsed="0" w:uiPriority="0" w:semiHidden="0" w:name="Table Columns 5"/>
-    <w:lsdException w:unhideWhenUsed="0" w:uiPriority="0" w:semiHidden="0" w:name="Table Grid 1"/>
-    <w:lsdException w:unhideWhenUsed="0" w:uiPriority="0" w:semiHidden="0" w:name="Table Grid 2"/>
-    <w:lsdException w:unhideWhenUsed="0" w:uiPriority="0" w:semiHidden="0" w:name="Table Grid 3"/>
-    <w:lsdException w:unhideWhenUsed="0" w:uiPriority="0" w:semiHidden="0" w:name="Table Grid 4"/>
-    <w:lsdException w:unhideWhenUsed="0" w:uiPriority="0" w:semiHidden="0" w:name="Table Grid 5"/>
-    <w:lsdException w:unhideWhenUsed="0" w:uiPriority="0" w:semiHidden="0" w:name="Table Grid 6"/>
-    <w:lsdException w:unhideWhenUsed="0" w:uiPriority="0" w:semiHidden="0" w:name="Table Grid 7"/>
-    <w:lsdException w:unhideWhenUsed="0" w:uiPriority="0" w:semiHidden="0" w:name="Table Grid 8"/>
-    <w:lsdException w:unhideWhenUsed="0" w:uiPriority="0" w:semiHidden="0" w:name="Table List 1"/>
-    <w:lsdException w:unhideWhenUsed="0" w:uiPriority="0" w:semiHidden="0" w:name="Table List 2"/>
-    <w:lsdException w:unhideWhenUsed="0" w:uiPriority="0" w:semiHidden="0" w:name="Table List 3"/>
-    <w:lsdException w:unhideWhenUsed="0" w:uiPriority="0" w:semiHidden="0" w:name="Table List 4"/>
-    <w:lsdException w:unhideWhenUsed="0" w:uiPriority="0" w:semiHidden="0" w:name="Table List 5"/>
-    <w:lsdException w:unhideWhenUsed="0" w:uiPriority="0" w:semiHidden="0" w:name="Table List 6"/>
-    <w:lsdException w:unhideWhenUsed="0" w:uiPriority="0" w:semiHidden="0" w:name="Table List 7"/>
-    <w:lsdException w:unhideWhenUsed="0" w:uiPriority="0" w:semiHidden="0" w:name="Table List 8"/>
-    <w:lsdException w:unhideWhenUsed="0" w:uiPriority="0" w:semiHidden="0" w:name="Table 3D effects 1"/>
-    <w:lsdException w:unhideWhenUsed="0" w:uiPriority="0" w:semiHidden="0" w:name="Table 3D effects 2"/>
-    <w:lsdException w:unhideWhenUsed="0" w:uiPriority="0" w:semiHidden="0" w:name="Table 3D effects 3"/>
-    <w:lsdException w:unhideWhenUsed="0" w:uiPriority="0" w:semiHidden="0" w:name="Table Contemporary"/>
-    <w:lsdException w:unhideWhenUsed="0" w:uiPriority="0" w:semiHidden="0" w:name="Table Elegant"/>
-    <w:lsdException w:unhideWhenUsed="0" w:uiPriority="0" w:semiHidden="0" w:name="Table Professional"/>
-    <w:lsdException w:unhideWhenUsed="0" w:uiPriority="0" w:semiHidden="0" w:name="Table Subtle 1"/>
-    <w:lsdException w:unhideWhenUsed="0" w:uiPriority="0" w:semiHidden="0" w:name="Table Subtle 2"/>
-    <w:lsdException w:unhideWhenUsed="0" w:uiPriority="0" w:semiHidden="0" w:name="Table Web 1"/>
-    <w:lsdException w:unhideWhenUsed="0" w:uiPriority="0" w:semiHidden="0" w:name="Table Web 2"/>
-    <w:lsdException w:unhideWhenUsed="0" w:uiPriority="0" w:semiHidden="0" w:name="Table Web 3"/>
-    <w:lsdException w:unhideWhenUsed="0" w:uiPriority="0" w:semiHidden="0" w:name="Balloon Text"/>
-    <w:lsdException w:qFormat="1" w:unhideWhenUsed="0" w:uiPriority="0" w:semiHidden="0" w:name="Table Grid"/>
-    <w:lsdException w:unhideWhenUsed="0" w:uiPriority="0" w:semiHidden="0" w:name="Table Theme"/>
-    <w:lsdException w:unhideWhenUsed="0" w:uiPriority="60" w:semiHidden="0" w:name="Light Shading"/>
-    <w:lsdException w:unhideWhenUsed="0" w:uiPriority="61" w:semiHidden="0" w:name="Light List"/>
-    <w:lsdException w:unhideWhenUsed="0" w:uiPriority="62" w:semiHidden="0" w:name="Light Grid"/>
-    <w:lsdException w:unhideWhenUsed="0" w:uiPriority="63" w:semiHidden="0" w:name="Medium Shading 1"/>
-    <w:lsdException w:unhideWhenUsed="0" w:uiPriority="64" w:semiHidden="0" w:name="Medium Shading 2"/>
-    <w:lsdException w:unhideWhenUsed="0" w:uiPriority="65" w:semiHidden="0" w:name="Medium List 1"/>
-    <w:lsdException w:unhideWhenUsed="0" w:uiPriority="66" w:semiHidden="0" w:name="Medium List 2"/>
-    <w:lsdException w:unhideWhenUsed="0" w:uiPriority="67" w:semiHidden="0" w:name="Medium Grid 1"/>
-    <w:lsdException w:unhideWhenUsed="0" w:uiPriority="68" w:semiHidden="0" w:name="Medium Grid 2"/>
-    <w:lsdException w:unhideWhenUsed="0" w:uiPriority="69" w:semiHidden="0" w:name="Medium Grid 3"/>
-    <w:lsdException w:unhideWhenUsed="0" w:uiPriority="70" w:semiHidden="0" w:name="Dark List"/>
-    <w:lsdException w:unhideWhenUsed="0" w:uiPriority="71" w:semiHidden="0" w:name="Colorful Shading"/>
-    <w:lsdException w:unhideWhenUsed="0" w:uiPriority="72" w:semiHidden="0" w:name="Colorful List"/>
-    <w:lsdException w:unhideWhenUsed="0" w:uiPriority="73" w:semiHidden="0" w:name="Colorful Grid"/>
-    <w:lsdException w:unhideWhenUsed="0" w:uiPriority="60" w:semiHidden="0" w:name="Light Shading Accent 1"/>
-    <w:lsdException w:unhideWhenUsed="0" w:uiPriority="61" w:semiHidden="0" w:name="Light List Accent 1"/>
-    <w:lsdException w:unhideWhenUsed="0" w:uiPriority="62" w:semiHidden="0" w:name="Light Grid Accent 1"/>
-    <w:lsdException w:unhideWhenUsed="0" w:uiPriority="63" w:semiHidden="0" w:name="Medium Shading 1 Accent 1"/>
-    <w:lsdException w:unhideWhenUsed="0" w:uiPriority="64" w:semiHidden="0" w:name="Medium Shading 2 Accent 1"/>
-    <w:lsdException w:unhideWhenUsed="0" w:uiPriority="65" w:semiHidden="0" w:name="Medium List 1 Accent 1"/>
-    <w:lsdException w:unhideWhenUsed="0" w:uiPriority="66" w:semiHidden="0" w:name="Medium List 2 Accent 1"/>
-    <w:lsdException w:unhideWhenUsed="0" w:uiPriority="67" w:semiHidden="0" w:name="Medium Grid 1 Accent 1"/>
-    <w:lsdException w:unhideWhenUsed="0" w:uiPriority="68" w:semiHidden="0" w:name="Medium Grid 2 Accent 1"/>
-    <w:lsdException w:unhideWhenUsed="0" w:uiPriority="69" w:semiHidden="0" w:name="Medium Grid 3 Accent 1"/>
-    <w:lsdException w:unhideWhenUsed="0" w:uiPriority="70" w:semiHidden="0" w:name="Dark List Accent 1"/>
-    <w:lsdException w:unhideWhenUsed="0" w:uiPriority="71" w:semiHidden="0" w:name="Colorful Shading Accent 1"/>
-    <w:lsdException w:unhideWhenUsed="0" w:uiPriority="72" w:semiHidden="0" w:name="Colorful List Accent 1"/>
-    <w:lsdException w:unhideWhenUsed="0" w:uiPriority="73" w:semiHidden="0" w:name="Colorful Grid Accent 1"/>
-    <w:lsdException w:unhideWhenUsed="0" w:uiPriority="60" w:semiHidden="0" w:name="Light Shading Accent 2"/>
-    <w:lsdException w:unhideWhenUsed="0" w:uiPriority="61" w:semiHidden="0" w:name="Light List Accent 2"/>
-    <w:lsdException w:unhideWhenUsed="0" w:uiPriority="62" w:semiHidden="0" w:name="Light Grid Accent 2"/>
-    <w:lsdException w:unhideWhenUsed="0" w:uiPriority="63" w:semiHidden="0" w:name="Medium Shading 1 Accent 2"/>
-    <w:lsdException w:unhideWhenUsed="0" w:uiPriority="64" w:semiHidden="0" w:name="Medium Shading 2 Accent 2"/>
-    <w:lsdException w:unhideWhenUsed="0" w:uiPriority="65" w:semiHidden="0" w:name="Medium List 1 Accent 2"/>
-    <w:lsdException w:unhideWhenUsed="0" w:uiPriority="66" w:semiHidden="0" w:name="Medium List 2 Accent 2"/>
-    <w:lsdException w:unhideWhenUsed="0" w:uiPriority="67" w:semiHidden="0" w:name="Medium Grid 1 Accent 2"/>
-    <w:lsdException w:unhideWhenUsed="0" w:uiPriority="68" w:semiHidden="0" w:name="Medium Grid 2 Accent 2"/>
-    <w:lsdException w:unhideWhenUsed="0" w:uiPriority="69" w:semiHidden="0" w:name="Medium Grid 3 Accent 2"/>
-    <w:lsdException w:unhideWhenUsed="0" w:uiPriority="70" w:semiHidden="0" w:name="Dark List Accent 2"/>
-    <w:lsdException w:unhideWhenUsed="0" w:uiPriority="71" w:semiHidden="0" w:name="Colorful Shading Accent 2"/>
-    <w:lsdException w:unhideWhenUsed="0" w:uiPriority="72" w:semiHidden="0" w:name="Colorful List Accent 2"/>
-    <w:lsdException w:unhideWhenUsed="0" w:uiPriority="73" w:semiHidden="0" w:name="Colorful Grid Accent 2"/>
-    <w:lsdException w:unhideWhenUsed="0" w:uiPriority="60" w:semiHidden="0" w:name="Light Shading Accent 3"/>
-    <w:lsdException w:unhideWhenUsed="0" w:uiPriority="61" w:semiHidden="0" w:name="Light List Accent 3"/>
-    <w:lsdException w:unhideWhenUsed="0" w:uiPriority="62" w:semiHidden="0" w:name="Light Grid Accent 3"/>
-    <w:lsdException w:unhideWhenUsed="0" w:uiPriority="63" w:semiHidden="0" w:name="Medium Shading 1 Accent 3"/>
-    <w:lsdException w:unhideWhenUsed="0" w:uiPriority="64" w:semiHidden="0" w:name="Medium Shading 2 Accent 3"/>
-    <w:lsdException w:unhideWhenUsed="0" w:uiPriority="65" w:semiHidden="0" w:name="Medium List 1 Accent 3"/>
-    <w:lsdException w:unhideWhenUsed="0" w:uiPriority="66" w:semiHidden="0" w:name="Medium List 2 Accent 3"/>
-    <w:lsdException w:unhideWhenUsed="0" w:uiPriority="67" w:semiHidden="0" w:name="Medium Grid 1 Accent 3"/>
-    <w:lsdException w:unhideWhenUsed="0" w:uiPriority="68" w:semiHidden="0" w:name="Medium Grid 2 Accent 3"/>
-    <w:lsdException w:unhideWhenUsed="0" w:uiPriority="69" w:semiHidden="0" w:name="Medium Grid 3 Accent 3"/>
-    <w:lsdException w:unhideWhenUsed="0" w:uiPriority="70" w:semiHidden="0" w:name="Dark List Accent 3"/>
-    <w:lsdException w:unhideWhenUsed="0" w:uiPriority="71" w:semiHidden="0" w:name="Colorful Shading Accent 3"/>
-    <w:lsdException w:unhideWhenUsed="0" w:uiPriority="72" w:semiHidden="0" w:name="Colorful List Accent 3"/>
-    <w:lsdException w:unhideWhenUsed="0" w:uiPriority="73" w:semiHidden="0" w:name="Colorful Grid Accent 3"/>
-    <w:lsdException w:unhideWhenUsed="0" w:uiPriority="60" w:semiHidden="0" w:name="Light Shading Accent 4"/>
-    <w:lsdException w:unhideWhenUsed="0" w:uiPriority="61" w:semiHidden="0" w:name="Light List Accent 4"/>
-    <w:lsdException w:unhideWhenUsed="0" w:uiPriority="62" w:semiHidden="0" w:name="Light Grid Accent 4"/>
-    <w:lsdException w:unhideWhenUsed="0" w:uiPriority="63" w:semiHidden="0" w:name="Medium Shading 1 Accent 4"/>
-    <w:lsdException w:unhideWhenUsed="0" w:uiPriority="64" w:semiHidden="0" w:name="Medium Shading 2 Accent 4"/>
-    <w:lsdException w:unhideWhenUsed="0" w:uiPriority="65" w:semiHidden="0" w:name="Medium List 1 Accent 4"/>
-    <w:lsdException w:unhideWhenUsed="0" w:uiPriority="66" w:semiHidden="0" w:name="Medium List 2 Accent 4"/>
-    <w:lsdException w:unhideWhenUsed="0" w:uiPriority="67" w:semiHidden="0" w:name="Medium Grid 1 Accent 4"/>
-    <w:lsdException w:unhideWhenUsed="0" w:uiPriority="68" w:semiHidden="0" w:name="Medium Grid 2 Accent 4"/>
-    <w:lsdException w:unhideWhenUsed="0" w:uiPriority="69" w:semiHidden="0" w:name="Medium Grid 3 Accent 4"/>
-    <w:lsdException w:unhideWhenUsed="0" w:uiPriority="70" w:semiHidden="0" w:name="Dark List Accent 4"/>
-    <w:lsdException w:unhideWhenUsed="0" w:uiPriority="71" w:semiHidden="0" w:name="Colorful Shading Accent 4"/>
-    <w:lsdException w:unhideWhenUsed="0" w:uiPriority="72" w:semiHidden="0" w:name="Colorful List Accent 4"/>
-    <w:lsdException w:unhideWhenUsed="0" w:uiPriority="73" w:semiHidden="0" w:name="Colorful Grid Accent 4"/>
-    <w:lsdException w:unhideWhenUsed="0" w:uiPriority="60" w:semiHidden="0" w:name="Light Shading Accent 5"/>
-    <w:lsdException w:unhideWhenUsed="0" w:uiPriority="61" w:semiHidden="0" w:name="Light List Accent 5"/>
-    <w:lsdException w:unhideWhenUsed="0" w:uiPriority="62" w:semiHidden="0" w:name="Light Grid Accent 5"/>
-    <w:lsdException w:unhideWhenUsed="0" w:uiPriority="63" w:semiHidden="0" w:name="Medium Shading 1 Accent 5"/>
-    <w:lsdException w:unhideWhenUsed="0" w:uiPriority="64" w:semiHidden="0" w:name="Medium Shading 2 Accent 5"/>
-    <w:lsdException w:unhideWhenUsed="0" w:uiPriority="65" w:semiHidden="0" w:name="Medium List 1 Accent 5"/>
-    <w:lsdException w:unhideWhenUsed="0" w:uiPriority="66" w:semiHidden="0" w:name="Medium List 2 Accent 5"/>
-    <w:lsdException w:unhideWhenUsed="0" w:uiPriority="67" w:semiHidden="0" w:name="Medium Grid 1 Accent 5"/>
-    <w:lsdException w:unhideWhenUsed="0" w:uiPriority="68" w:semiHidden="0" w:name="Medium Grid 2 Accent 5"/>
-    <w:lsdException w:unhideWhenUsed="0" w:uiPriority="69" w:semiHidden="0" w:name="Medium Grid 3 Accent 5"/>
-    <w:lsdException w:unhideWhenUsed="0" w:uiPriority="70" w:semiHidden="0" w:name="Dark List Accent 5"/>
-    <w:lsdException w:unhideWhenUsed="0" w:uiPriority="71" w:semiHidden="0" w:name="Colorful Shading Accent 5"/>
-    <w:lsdException w:unhideWhenUsed="0" w:uiPriority="72" w:semiHidden="0" w:name="Colorful List Accent 5"/>
-    <w:lsdException w:unhideWhenUsed="0" w:uiPriority="73" w:semiHidden="0" w:name="Colorful Grid Accent 5"/>
-    <w:lsdException w:unhideWhenUsed="0" w:uiPriority="60" w:semiHidden="0" w:name="Light Shading Accent 6"/>
-    <w:lsdException w:unhideWhenUsed="0" w:uiPriority="61" w:semiHidden="0" w:name="Light List Accent 6"/>
-    <w:lsdException w:unhideWhenUsed="0" w:uiPriority="62" w:semiHidden="0" w:name="Light Grid Accent 6"/>
-    <w:lsdException w:unhideWhenUsed="0" w:uiPriority="63" w:semiHidden="0" w:name="Medium Shading 1 Accent 6"/>
-    <w:lsdException w:unhideWhenUsed="0" w:uiPriority="64" w:semiHidden="0" w:name="Medium Shading 2 Accent 6"/>
-    <w:lsdException w:unhideWhenUsed="0" w:uiPriority="65" w:semiHidden="0" w:name="Medium List 1 Accent 6"/>
-    <w:lsdException w:unhideWhenUsed="0" w:uiPriority="66" w:semiHidden="0" w:name="Medium List 2 Accent 6"/>
-    <w:lsdException w:unhideWhenUsed="0" w:uiPriority="67" w:semiHidden="0" w:name="Medium Grid 1 Accent 6"/>
-    <w:lsdException w:unhideWhenUsed="0" w:uiPriority="68" w:semiHidden="0" w:name="Medium Grid 2 Accent 6"/>
-    <w:lsdException w:unhideWhenUsed="0" w:uiPriority="69" w:semiHidden="0" w:name="Medium Grid 3 Accent 6"/>
-    <w:lsdException w:unhideWhenUsed="0" w:uiPriority="70" w:semiHidden="0" w:name="Dark List Accent 6"/>
-    <w:lsdException w:unhideWhenUsed="0" w:uiPriority="71" w:semiHidden="0" w:name="Colorful Shading Accent 6"/>
-    <w:lsdException w:unhideWhenUsed="0" w:uiPriority="72" w:semiHidden="0" w:name="Colorful List Accent 6"/>
-    <w:lsdException w:unhideWhenUsed="0" w:uiPriority="73" w:semiHidden="0" w:name="Colorful Grid Accent 6"/>
+  <w:latentStyles w:defLockedState="0" w:defUIPriority="99" w:defSemiHidden="1" w:defUnhideWhenUsed="1" w:defQFormat="0" w:count="260">
+    <w:lsdException w:name="Normal" w:semiHidden="0" w:uiPriority="0" w:unhideWhenUsed="0" w:qFormat="1"/>
+    <w:lsdException w:name="heading 1" w:semiHidden="0" w:uiPriority="0" w:unhideWhenUsed="0" w:qFormat="1"/>
+    <w:lsdException w:name="heading 2" w:semiHidden="0" w:uiPriority="0" w:qFormat="1"/>
+    <w:lsdException w:name="heading 3" w:uiPriority="0" w:qFormat="1"/>
+    <w:lsdException w:name="heading 4" w:semiHidden="0" w:uiPriority="0" w:qFormat="1"/>
+    <w:lsdException w:name="heading 5" w:uiPriority="0" w:qFormat="1"/>
+    <w:lsdException w:name="heading 6" w:uiPriority="0" w:qFormat="1"/>
+    <w:lsdException w:name="heading 7" w:uiPriority="0" w:qFormat="1"/>
+    <w:lsdException w:name="heading 8" w:uiPriority="0" w:qFormat="1"/>
+    <w:lsdException w:name="heading 9" w:uiPriority="0" w:qFormat="1"/>
+    <w:lsdException w:name="index 1" w:semiHidden="0" w:uiPriority="0" w:unhideWhenUsed="0"/>
+    <w:lsdException w:name="index 2" w:semiHidden="0" w:uiPriority="0" w:unhideWhenUsed="0"/>
+    <w:lsdException w:name="index 3" w:semiHidden="0" w:uiPriority="0" w:unhideWhenUsed="0"/>
+    <w:lsdException w:name="index 4" w:semiHidden="0" w:uiPriority="0" w:unhideWhenUsed="0"/>
+    <w:lsdException w:name="index 5" w:semiHidden="0" w:uiPriority="0" w:unhideWhenUsed="0"/>
+    <w:lsdException w:name="index 6" w:semiHidden="0" w:uiPriority="0" w:unhideWhenUsed="0"/>
+    <w:lsdException w:name="index 7" w:semiHidden="0" w:uiPriority="0" w:unhideWhenUsed="0"/>
+    <w:lsdException w:name="index 8" w:semiHidden="0" w:uiPriority="0" w:unhideWhenUsed="0"/>
+    <w:lsdException w:name="index 9" w:semiHidden="0" w:uiPriority="0" w:unhideWhenUsed="0"/>
+    <w:lsdException w:name="toc 1" w:semiHidden="0" w:uiPriority="0" w:unhideWhenUsed="0" w:qFormat="1"/>
+    <w:lsdException w:name="toc 2" w:semiHidden="0" w:uiPriority="0" w:unhideWhenUsed="0" w:qFormat="1"/>
+    <w:lsdException w:name="toc 3" w:semiHidden="0" w:uiPriority="0" w:unhideWhenUsed="0" w:qFormat="1"/>
+    <w:lsdException w:name="toc 4" w:semiHidden="0" w:uiPriority="0" w:unhideWhenUsed="0"/>
+    <w:lsdException w:name="toc 5" w:semiHidden="0" w:uiPriority="0" w:unhideWhenUsed="0"/>
+    <w:lsdException w:name="toc 6" w:semiHidden="0" w:uiPriority="0" w:unhideWhenUsed="0"/>
+    <w:lsdException w:name="toc 7" w:semiHidden="0" w:uiPriority="0" w:unhideWhenUsed="0"/>
+    <w:lsdException w:name="toc 8" w:semiHidden="0" w:uiPriority="0" w:unhideWhenUsed="0"/>
+    <w:lsdException w:name="toc 9" w:semiHidden="0" w:uiPriority="0" w:unhideWhenUsed="0"/>
+    <w:lsdException w:name="Normal Indent" w:semiHidden="0" w:uiPriority="0" w:unhideWhenUsed="0"/>
+    <w:lsdException w:name="footnote text" w:semiHidden="0" w:uiPriority="0" w:unhideWhenUsed="0"/>
+    <w:lsdException w:name="annotation text" w:semiHidden="0" w:uiPriority="0" w:unhideWhenUsed="0" w:qFormat="1"/>
+    <w:lsdException w:name="header" w:semiHidden="0" w:uiPriority="0" w:unhideWhenUsed="0" w:qFormat="1"/>
+    <w:lsdException w:name="footer" w:semiHidden="0" w:uiPriority="0" w:unhideWhenUsed="0" w:qFormat="1"/>
+    <w:lsdException w:name="index heading" w:semiHidden="0" w:uiPriority="0" w:unhideWhenUsed="0"/>
+    <w:lsdException w:name="caption" w:uiPriority="0" w:qFormat="1"/>
+    <w:lsdException w:name="table of figures" w:semiHidden="0" w:uiPriority="0" w:unhideWhenUsed="0"/>
+    <w:lsdException w:name="envelope address" w:semiHidden="0" w:uiPriority="0" w:unhideWhenUsed="0"/>
+    <w:lsdException w:name="envelope return" w:semiHidden="0" w:uiPriority="0" w:unhideWhenUsed="0"/>
+    <w:lsdException w:name="footnote reference" w:semiHidden="0" w:uiPriority="0" w:unhideWhenUsed="0"/>
+    <w:lsdException w:name="annotation reference" w:semiHidden="0" w:uiPriority="0" w:unhideWhenUsed="0"/>
+    <w:lsdException w:name="line number" w:semiHidden="0" w:uiPriority="0" w:unhideWhenUsed="0"/>
+    <w:lsdException w:name="page number" w:semiHidden="0" w:uiPriority="0" w:unhideWhenUsed="0"/>
+    <w:lsdException w:name="endnote reference" w:semiHidden="0" w:uiPriority="0" w:unhideWhenUsed="0"/>
+    <w:lsdException w:name="endnote text" w:semiHidden="0" w:uiPriority="0" w:unhideWhenUsed="0"/>
+    <w:lsdException w:name="table of authorities" w:semiHidden="0" w:uiPriority="0" w:unhideWhenUsed="0"/>
+    <w:lsdException w:name="macro" w:semiHidden="0" w:uiPriority="0" w:unhideWhenUsed="0"/>
+    <w:lsdException w:name="toa heading" w:semiHidden="0" w:uiPriority="0" w:unhideWhenUsed="0"/>
+    <w:lsdException w:name="List" w:semiHidden="0" w:uiPriority="0" w:unhideWhenUsed="0"/>
+    <w:lsdException w:name="List Bullet" w:semiHidden="0" w:uiPriority="0" w:unhideWhenUsed="0"/>
+    <w:lsdException w:name="List Number" w:semiHidden="0" w:uiPriority="0" w:unhideWhenUsed="0"/>
+    <w:lsdException w:name="List 2" w:semiHidden="0" w:uiPriority="0" w:unhideWhenUsed="0"/>
+    <w:lsdException w:name="List 3" w:semiHidden="0" w:uiPriority="0" w:unhideWhenUsed="0"/>
+    <w:lsdException w:name="List 4" w:semiHidden="0" w:uiPriority="0" w:unhideWhenUsed="0"/>
+    <w:lsdException w:name="List 5" w:semiHidden="0" w:uiPriority="0" w:unhideWhenUsed="0"/>
+    <w:lsdException w:name="List Bullet 2" w:semiHidden="0" w:uiPriority="0" w:unhideWhenUsed="0"/>
+    <w:lsdException w:name="List Bullet 3" w:semiHidden="0" w:uiPriority="0" w:unhideWhenUsed="0"/>
+    <w:lsdException w:name="List Bullet 4" w:semiHidden="0" w:uiPriority="0" w:unhideWhenUsed="0"/>
+    <w:lsdException w:name="List Bullet 5" w:semiHidden="0" w:uiPriority="0" w:unhideWhenUsed="0"/>
+    <w:lsdException w:name="List Number 2" w:semiHidden="0" w:uiPriority="0" w:unhideWhenUsed="0"/>
+    <w:lsdException w:name="List Number 3" w:semiHidden="0" w:uiPriority="0" w:unhideWhenUsed="0"/>
+    <w:lsdException w:name="List Number 4" w:semiHidden="0" w:uiPriority="0" w:unhideWhenUsed="0"/>
+    <w:lsdException w:name="List Number 5" w:semiHidden="0" w:uiPriority="0" w:unhideWhenUsed="0"/>
+    <w:lsdException w:name="Title" w:semiHidden="0" w:uiPriority="0" w:unhideWhenUsed="0" w:qFormat="1"/>
+    <w:lsdException w:name="Closing" w:semiHidden="0" w:uiPriority="0" w:unhideWhenUsed="0"/>
+    <w:lsdException w:name="Signature" w:semiHidden="0" w:uiPriority="0" w:unhideWhenUsed="0"/>
+    <w:lsdException w:name="Default Paragraph Font" w:uiPriority="0" w:unhideWhenUsed="0" w:qFormat="1"/>
+    <w:lsdException w:name="Body Text" w:uiPriority="0" w:unhideWhenUsed="0" w:qFormat="1"/>
+    <w:lsdException w:name="Body Text Indent" w:semiHidden="0" w:uiPriority="0" w:unhideWhenUsed="0"/>
+    <w:lsdException w:name="List Continue" w:semiHidden="0" w:uiPriority="0" w:unhideWhenUsed="0"/>
+    <w:lsdException w:name="List Continue 2" w:semiHidden="0" w:uiPriority="0" w:unhideWhenUsed="0"/>
+    <w:lsdException w:name="List Continue 3" w:semiHidden="0" w:uiPriority="0" w:unhideWhenUsed="0"/>
+    <w:lsdException w:name="List Continue 4" w:semiHidden="0" w:uiPriority="0" w:unhideWhenUsed="0"/>
+    <w:lsdException w:name="List Continue 5" w:semiHidden="0" w:uiPriority="0" w:unhideWhenUsed="0"/>
+    <w:lsdException w:name="Message Header" w:semiHidden="0" w:uiPriority="0" w:unhideWhenUsed="0"/>
+    <w:lsdException w:name="Subtitle" w:semiHidden="0" w:uiPriority="0" w:unhideWhenUsed="0" w:qFormat="1"/>
+    <w:lsdException w:name="Salutation" w:semiHidden="0" w:uiPriority="0" w:unhideWhenUsed="0"/>
+    <w:lsdException w:name="Date" w:semiHidden="0" w:uiPriority="0" w:unhideWhenUsed="0"/>
+    <w:lsdException w:name="Body Text First Indent" w:semiHidden="0" w:uiPriority="0" w:unhideWhenUsed="0"/>
+    <w:lsdException w:name="Body Text First Indent 2" w:semiHidden="0" w:uiPriority="0" w:unhideWhenUsed="0"/>
+    <w:lsdException w:name="Body Text 2" w:semiHidden="0" w:uiPriority="0" w:unhideWhenUsed="0"/>
+    <w:lsdException w:name="Body Text 3" w:semiHidden="0" w:uiPriority="0" w:unhideWhenUsed="0"/>
+    <w:lsdException w:name="Body Text Indent 2" w:semiHidden="0" w:uiPriority="0" w:unhideWhenUsed="0"/>
+    <w:lsdException w:name="Body Text Indent 3" w:semiHidden="0" w:uiPriority="0" w:unhideWhenUsed="0"/>
+    <w:lsdException w:name="Block Text" w:semiHidden="0" w:uiPriority="0" w:unhideWhenUsed="0"/>
+    <w:lsdException w:name="Hyperlink" w:semiHidden="0" w:uiPriority="0" w:unhideWhenUsed="0"/>
+    <w:lsdException w:name="FollowedHyperlink" w:semiHidden="0" w:uiPriority="0" w:unhideWhenUsed="0"/>
+    <w:lsdException w:name="Strong" w:semiHidden="0" w:uiPriority="0" w:unhideWhenUsed="0" w:qFormat="1"/>
+    <w:lsdException w:name="Emphasis" w:semiHidden="0" w:uiPriority="0" w:unhideWhenUsed="0" w:qFormat="1"/>
+    <w:lsdException w:name="Document Map" w:semiHidden="0" w:uiPriority="0" w:unhideWhenUsed="0"/>
+    <w:lsdException w:name="Plain Text" w:semiHidden="0" w:uiPriority="0" w:unhideWhenUsed="0"/>
+    <w:lsdException w:name="E-mail Signature" w:semiHidden="0" w:uiPriority="0" w:unhideWhenUsed="0"/>
+    <w:lsdException w:name="Normal (Web)" w:semiHidden="0" w:uiPriority="0" w:unhideWhenUsed="0" w:qFormat="1"/>
+    <w:lsdException w:name="HTML Acronym" w:semiHidden="0" w:uiPriority="0" w:unhideWhenUsed="0"/>
+    <w:lsdException w:name="HTML Address" w:semiHidden="0" w:uiPriority="0" w:unhideWhenUsed="0"/>
+    <w:lsdException w:name="HTML Cite" w:semiHidden="0" w:uiPriority="0" w:unhideWhenUsed="0"/>
+    <w:lsdException w:name="HTML Code" w:semiHidden="0" w:uiPriority="0" w:unhideWhenUsed="0"/>
+    <w:lsdException w:name="HTML Definition" w:semiHidden="0" w:uiPriority="0" w:unhideWhenUsed="0"/>
+    <w:lsdException w:name="HTML Keyboard" w:semiHidden="0" w:uiPriority="0" w:unhideWhenUsed="0"/>
+    <w:lsdException w:name="HTML Preformatted" w:semiHidden="0" w:uiPriority="0" w:unhideWhenUsed="0"/>
+    <w:lsdException w:name="HTML Sample" w:semiHidden="0" w:uiPriority="0" w:unhideWhenUsed="0"/>
+    <w:lsdException w:name="HTML Typewriter" w:semiHidden="0" w:uiPriority="0" w:unhideWhenUsed="0"/>
+    <w:lsdException w:name="HTML Variable" w:semiHidden="0" w:uiPriority="0" w:unhideWhenUsed="0"/>
+    <w:lsdException w:name="Normal Table" w:uiPriority="0" w:unhideWhenUsed="0" w:qFormat="1"/>
+    <w:lsdException w:name="annotation subject" w:semiHidden="0" w:uiPriority="0" w:unhideWhenUsed="0"/>
+    <w:lsdException w:name="Table Simple 1" w:semiHidden="0" w:uiPriority="0" w:unhideWhenUsed="0"/>
+    <w:lsdException w:name="Table Simple 2" w:semiHidden="0" w:uiPriority="0" w:unhideWhenUsed="0"/>
+    <w:lsdException w:name="Table Simple 3" w:semiHidden="0" w:uiPriority="0" w:unhideWhenUsed="0"/>
+    <w:lsdException w:name="Table Classic 1" w:semiHidden="0" w:uiPriority="0" w:unhideWhenUsed="0"/>
+    <w:lsdException w:name="Table Classic 2" w:semiHidden="0" w:uiPriority="0" w:unhideWhenUsed="0"/>
+    <w:lsdException w:name="Table Classic 3" w:semiHidden="0" w:uiPriority="0" w:unhideWhenUsed="0"/>
+    <w:lsdException w:name="Table Classic 4" w:semiHidden="0" w:uiPriority="0" w:unhideWhenUsed="0"/>
+    <w:lsdException w:name="Table Colorful 1" w:semiHidden="0" w:uiPriority="0" w:unhideWhenUsed="0"/>
+    <w:lsdException w:name="Table Colorful 2" w:semiHidden="0" w:uiPriority="0" w:unhideWhenUsed="0"/>
+    <w:lsdException w:name="Table Colorful 3" w:semiHidden="0" w:uiPriority="0" w:unhideWhenUsed="0"/>
+    <w:lsdException w:name="Table Columns 1" w:semiHidden="0" w:uiPriority="0" w:unhideWhenUsed="0"/>
+    <w:lsdException w:name="Table Columns 2" w:semiHidden="0" w:uiPriority="0" w:unhideWhenUsed="0"/>
+    <w:lsdException w:name="Table Columns 3" w:semiHidden="0" w:uiPriority="0" w:unhideWhenUsed="0"/>
+    <w:lsdException w:name="Table Columns 4" w:semiHidden="0" w:uiPriority="0" w:unhideWhenUsed="0"/>
+    <w:lsdException w:name="Table Columns 5" w:semiHidden="0" w:uiPriority="0" w:unhideWhenUsed="0"/>
+    <w:lsdException w:name="Table Grid 1" w:semiHidden="0" w:uiPriority="0" w:unhideWhenUsed="0"/>
+    <w:lsdException w:name="Table Grid 2" w:semiHidden="0" w:uiPriority="0" w:unhideWhenUsed="0"/>
+    <w:lsdException w:name="Table Grid 3" w:semiHidden="0" w:uiPriority="0" w:unhideWhenUsed="0"/>
+    <w:lsdException w:name="Table Grid 4" w:semiHidden="0" w:uiPriority="0" w:unhideWhenUsed="0"/>
+    <w:lsdException w:name="Table Grid 5" w:semiHidden="0" w:uiPriority="0" w:unhideWhenUsed="0"/>
+    <w:lsdException w:name="Table Grid 6" w:semiHidden="0" w:uiPriority="0" w:unhideWhenUsed="0"/>
+    <w:lsdException w:name="Table Grid 7" w:semiHidden="0" w:uiPriority="0" w:unhideWhenUsed="0"/>
+    <w:lsdException w:name="Table Grid 8" w:semiHidden="0" w:uiPriority="0" w:unhideWhenUsed="0"/>
+    <w:lsdException w:name="Table List 1" w:semiHidden="0" w:uiPriority="0" w:unhideWhenUsed="0"/>
+    <w:lsdException w:name="Table List 2" w:semiHidden="0" w:uiPriority="0" w:unhideWhenUsed="0"/>
+    <w:lsdException w:name="Table List 3" w:semiHidden="0" w:uiPriority="0" w:unhideWhenUsed="0"/>
+    <w:lsdException w:name="Table List 4" w:semiHidden="0" w:uiPriority="0" w:unhideWhenUsed="0"/>
+    <w:lsdException w:name="Table List 5" w:semiHidden="0" w:uiPriority="0" w:unhideWhenUsed="0"/>
+    <w:lsdException w:name="Table List 6" w:semiHidden="0" w:uiPriority="0" w:unhideWhenUsed="0"/>
+    <w:lsdException w:name="Table List 7" w:semiHidden="0" w:uiPriority="0" w:unhideWhenUsed="0"/>
+    <w:lsdException w:name="Table List 8" w:semiHidden="0" w:uiPriority="0" w:unhideWhenUsed="0"/>
+    <w:lsdException w:name="Table 3D effects 1" w:semiHidden="0" w:uiPriority="0" w:unhideWhenUsed="0"/>
+    <w:lsdException w:name="Table 3D effects 2" w:semiHidden="0" w:uiPriority="0" w:unhideWhenUsed="0"/>
+    <w:lsdException w:name="Table 3D effects 3" w:semiHidden="0" w:uiPriority="0" w:unhideWhenUsed="0"/>
+    <w:lsdException w:name="Table Contemporary" w:semiHidden="0" w:uiPriority="0" w:unhideWhenUsed="0"/>
+    <w:lsdException w:name="Table Elegant" w:semiHidden="0" w:uiPriority="0" w:unhideWhenUsed="0"/>
+    <w:lsdException w:name="Table Professional" w:semiHidden="0" w:uiPriority="0" w:unhideWhenUsed="0"/>
+    <w:lsdException w:name="Table Subtle 1" w:semiHidden="0" w:uiPriority="0" w:unhideWhenUsed="0"/>
+    <w:lsdException w:name="Table Subtle 2" w:semiHidden="0" w:uiPriority="0" w:unhideWhenUsed="0"/>
+    <w:lsdException w:name="Table Web 1" w:semiHidden="0" w:uiPriority="0" w:unhideWhenUsed="0"/>
+    <w:lsdException w:name="Table Web 2" w:semiHidden="0" w:uiPriority="0" w:unhideWhenUsed="0"/>
+    <w:lsdException w:name="Table Web 3" w:semiHidden="0" w:uiPriority="0" w:unhideWhenUsed="0"/>
+    <w:lsdException w:name="Balloon Text" w:semiHidden="0" w:uiPriority="0" w:unhideWhenUsed="0"/>
+    <w:lsdException w:name="Table Grid" w:semiHidden="0" w:uiPriority="0" w:unhideWhenUsed="0" w:qFormat="1"/>
+    <w:lsdException w:name="Table Theme" w:semiHidden="0" w:uiPriority="0" w:unhideWhenUsed="0"/>
+    <w:lsdException w:name="Light Shading" w:semiHidden="0" w:uiPriority="60" w:unhideWhenUsed="0"/>
+    <w:lsdException w:name="Light List" w:semiHidden="0" w:uiPriority="61" w:unhideWhenUsed="0"/>
+    <w:lsdException w:name="Light Grid" w:semiHidden="0" w:uiPriority="62" w:unhideWhenUsed="0"/>
+    <w:lsdException w:name="Medium Shading 1" w:semiHidden="0" w:uiPriority="63" w:unhideWhenUsed="0"/>
+    <w:lsdException w:name="Medium Shading 2" w:semiHidden="0" w:uiPriority="64" w:unhideWhenUsed="0"/>
+    <w:lsdException w:name="Medium List 1" w:semiHidden="0" w:uiPriority="65" w:unhideWhenUsed="0"/>
+    <w:lsdException w:name="Medium List 2" w:semiHidden="0" w:uiPriority="66" w:unhideWhenUsed="0"/>
+    <w:lsdException w:name="Medium Grid 1" w:semiHidden="0" w:uiPriority="67" w:unhideWhenUsed="0"/>
+    <w:lsdException w:name="Medium Grid 2" w:semiHidden="0" w:uiPriority="68" w:unhideWhenUsed="0"/>
+    <w:lsdException w:name="Medium Grid 3" w:semiHidden="0" w:uiPriority="69" w:unhideWhenUsed="0"/>
+    <w:lsdException w:name="Dark List" w:semiHidden="0" w:uiPriority="70" w:unhideWhenUsed="0"/>
+    <w:lsdException w:name="Colorful Shading" w:semiHidden="0" w:uiPriority="71" w:unhideWhenUsed="0"/>
+    <w:lsdException w:name="Colorful List" w:semiHidden="0" w:uiPriority="72" w:unhideWhenUsed="0"/>
+    <w:lsdException w:name="Colorful Grid" w:semiHidden="0" w:uiPriority="73" w:unhideWhenUsed="0"/>
+    <w:lsdException w:name="Light Shading Accent 1" w:semiHidden="0" w:uiPriority="60" w:unhideWhenUsed="0"/>
+    <w:lsdException w:name="Light List Accent 1" w:semiHidden="0" w:uiPriority="61" w:unhideWhenUsed="0"/>
+    <w:lsdException w:name="Light Grid Accent 1" w:semiHidden="0" w:uiPriority="62" w:unhideWhenUsed="0"/>
+    <w:lsdException w:name="Medium Shading 1 Accent 1" w:semiHidden="0" w:uiPriority="63" w:unhideWhenUsed="0"/>
+    <w:lsdException w:name="Medium Shading 2 Accent 1" w:semiHidden="0" w:uiPriority="64" w:unhideWhenUsed="0"/>
+    <w:lsdException w:name="Medium List 1 Accent 1" w:semiHidden="0" w:uiPriority="65" w:unhideWhenUsed="0"/>
+    <w:lsdException w:name="Medium List 2 Accent 1" w:semiHidden="0" w:uiPriority="66" w:unhideWhenUsed="0"/>
+    <w:lsdException w:name="Medium Grid 1 Accent 1" w:semiHidden="0" w:uiPriority="67" w:unhideWhenUsed="0"/>
+    <w:lsdException w:name="Medium Grid 2 Accent 1" w:semiHidden="0" w:uiPriority="68" w:unhideWhenUsed="0"/>
+    <w:lsdException w:name="Medium Grid 3 Accent 1" w:semiHidden="0" w:uiPriority="69" w:unhideWhenUsed="0"/>
+    <w:lsdException w:name="Dark List Accent 1" w:semiHidden="0" w:uiPriority="70" w:unhideWhenUsed="0"/>
+    <w:lsdException w:name="Colorful Shading Accent 1" w:semiHidden="0" w:uiPriority="71" w:unhideWhenUsed="0"/>
+    <w:lsdException w:name="Colorful List Accent 1" w:semiHidden="0" w:uiPriority="72" w:unhideWhenUsed="0"/>
+    <w:lsdException w:name="Colorful Grid Accent 1" w:semiHidden="0" w:uiPriority="73" w:unhideWhenUsed="0"/>
+    <w:lsdException w:name="Light Shading Accent 2" w:semiHidden="0" w:uiPriority="60" w:unhideWhenUsed="0"/>
+    <w:lsdException w:name="Light List Accent 2" w:semiHidden="0" w:uiPriority="61" w:unhideWhenUsed="0"/>
+    <w:lsdException w:name="Light Grid Accent 2" w:semiHidden="0" w:uiPriority="62" w:unhideWhenUsed="0"/>
+    <w:lsdException w:name="Medium Shading 1 Accent 2" w:semiHidden="0" w:uiPriority="63" w:unhideWhenUsed="0"/>
+    <w:lsdException w:name="Medium Shading 2 Accent 2" w:semiHidden="0" w:uiPriority="64" w:unhideWhenUsed="0"/>
+    <w:lsdException w:name="Medium List 1 Accent 2" w:semiHidden="0" w:uiPriority="65" w:unhideWhenUsed="0"/>
+    <w:lsdException w:name="Medium List 2 Accent 2" w:semiHidden="0" w:uiPriority="66" w:unhideWhenUsed="0"/>
+    <w:lsdException w:name="Medium Grid 1 Accent 2" w:semiHidden="0" w:uiPriority="67" w:unhideWhenUsed="0"/>
+    <w:lsdException w:name="Medium Grid 2 Accent 2" w:semiHidden="0" w:uiPriority="68" w:unhideWhenUsed="0"/>
+    <w:lsdException w:name="Medium Grid 3 Accent 2" w:semiHidden="0" w:uiPriority="69" w:unhideWhenUsed="0"/>
+    <w:lsdException w:name="Dark List Accent 2" w:semiHidden="0" w:uiPriority="70" w:unhideWhenUsed="0"/>
+    <w:lsdException w:name="Colorful Shading Accent 2" w:semiHidden="0" w:uiPriority="71" w:unhideWhenUsed="0"/>
+    <w:lsdException w:name="Colorful List Accent 2" w:semiHidden="0" w:uiPriority="72" w:unhideWhenUsed="0"/>
+    <w:lsdException w:name="Colorful Grid Accent 2" w:semiHidden="0" w:uiPriority="73" w:unhideWhenUsed="0"/>
+    <w:lsdException w:name="Light Shading Accent 3" w:semiHidden="0" w:uiPriority="60" w:unhideWhenUsed="0"/>
+    <w:lsdException w:name="Light List Accent 3" w:semiHidden="0" w:uiPriority="61" w:unhideWhenUsed="0"/>
+    <w:lsdException w:name="Light Grid Accent 3" w:semiHidden="0" w:uiPriority="62" w:unhideWhenUsed="0"/>
+    <w:lsdException w:name="Medium Shading 1 Accent 3" w:semiHidden="0" w:uiPriority="63" w:unhideWhenUsed="0"/>
+    <w:lsdException w:name="Medium Shading 2 Accent 3" w:semiHidden="0" w:uiPriority="64" w:unhideWhenUsed="0"/>
+    <w:lsdException w:name="Medium List 1 Accent 3" w:semiHidden="0" w:uiPriority="65" w:unhideWhenUsed="0"/>
+    <w:lsdException w:name="Medium List 2 Accent 3" w:semiHidden="0" w:uiPriority="66" w:unhideWhenUsed="0"/>
+    <w:lsdException w:name="Medium Grid 1 Accent 3" w:semiHidden="0" w:uiPriority="67" w:unhideWhenUsed="0"/>
+    <w:lsdException w:name="Medium Grid 2 Accent 3" w:semiHidden="0" w:uiPriority="68" w:unhideWhenUsed="0"/>
+    <w:lsdException w:name="Medium Grid 3 Accent 3" w:semiHidden="0" w:uiPriority="69" w:unhideWhenUsed="0"/>
+    <w:lsdException w:name="Dark List Accent 3" w:semiHidden="0" w:uiPriority="70" w:unhideWhenUsed="0"/>
+    <w:lsdException w:name="Colorful Shading Accent 3" w:semiHidden="0" w:uiPriority="71" w:unhideWhenUsed="0"/>
+    <w:lsdException w:name="Colorful List Accent 3" w:semiHidden="0" w:uiPriority="72" w:unhideWhenUsed="0"/>
+    <w:lsdException w:name="Colorful Grid Accent 3" w:semiHidden="0" w:uiPriority="73" w:unhideWhenUsed="0"/>
+    <w:lsdException w:name="Light Shading Accent 4" w:semiHidden="0" w:uiPriority="60" w:unhideWhenUsed="0"/>
+    <w:lsdException w:name="Light List Accent 4" w:semiHidden="0" w:uiPriority="61" w:unhideWhenUsed="0"/>
+    <w:lsdException w:name="Light Grid Accent 4" w:semiHidden="0" w:uiPriority="62" w:unhideWhenUsed="0"/>
+    <w:lsdException w:name="Medium Shading 1 Accent 4" w:semiHidden="0" w:uiPriority="63" w:unhideWhenUsed="0"/>
+    <w:lsdException w:name="Medium Shading 2 Accent 4" w:semiHidden="0" w:uiPriority="64" w:unhideWhenUsed="0"/>
+    <w:lsdException w:name="Medium List 1 Accent 4" w:semiHidden="0" w:uiPriority="65" w:unhideWhenUsed="0"/>
+    <w:lsdException w:name="Medium List 2 Accent 4" w:semiHidden="0" w:uiPriority="66" w:unhideWhenUsed="0"/>
+    <w:lsdException w:name="Medium Grid 1 Accent 4" w:semiHidden="0" w:uiPriority="67" w:unhideWhenUsed="0"/>
+    <w:lsdException w:name="Medium Grid 2 Accent 4" w:semiHidden="0" w:uiPriority="68" w:unhideWhenUsed="0"/>
+    <w:lsdException w:name="Medium Grid 3 Accent 4" w:semiHidden="0" w:uiPriority="69" w:unhideWhenUsed="0"/>
+    <w:lsdException w:name="Dark List Accent 4" w:semiHidden="0" w:uiPriority="70" w:unhideWhenUsed="0"/>
+    <w:lsdException w:name="Colorful Shading Accent 4" w:semiHidden="0" w:uiPriority="71" w:unhideWhenUsed="0"/>
+    <w:lsdException w:name="Colorful List Accent 4" w:semiHidden="0" w:uiPriority="72" w:unhideWhenUsed="0"/>
+    <w:lsdException w:name="Colorful Grid Accent 4" w:semiHidden="0" w:uiPriority="73" w:unhideWhenUsed="0"/>
+    <w:lsdException w:name="Light Shading Accent 5" w:semiHidden="0" w:uiPriority="60" w:unhideWhenUsed="0"/>
+    <w:lsdException w:name="Light List Accent 5" w:semiHidden="0" w:uiPriority="61" w:unhideWhenUsed="0"/>
+    <w:lsdException w:name="Light Grid Accent 5" w:semiHidden="0" w:uiPriority="62" w:unhideWhenUsed="0"/>
+    <w:lsdException w:name="Medium Shading 1 Accent 5" w:semiHidden="0" w:uiPriority="63" w:unhideWhenUsed="0"/>
+    <w:lsdException w:name="Medium Shading 2 Accent 5" w:semiHidden="0" w:uiPriority="64" w:unhideWhenUsed="0"/>
+    <w:lsdException w:name="Medium List 1 Accent 5" w:semiHidden="0" w:uiPriority="65" w:unhideWhenUsed="0"/>
+    <w:lsdException w:name="Medium List 2 Accent 5" w:semiHidden="0" w:uiPriority="66" w:unhideWhenUsed="0"/>
+    <w:lsdException w:name="Medium Grid 1 Accent 5" w:semiHidden="0" w:uiPriority="67" w:unhideWhenUsed="0"/>
+    <w:lsdException w:name="Medium Grid 2 Accent 5" w:semiHidden="0" w:uiPriority="68" w:unhideWhenUsed="0"/>
+    <w:lsdException w:name="Medium Grid 3 Accent 5" w:semiHidden="0" w:uiPriority="69" w:unhideWhenUsed="0"/>
+    <w:lsdException w:name="Dark List Accent 5" w:semiHidden="0" w:uiPriority="70" w:unhideWhenUsed="0"/>
+    <w:lsdException w:name="Colorful Shading Accent 5" w:semiHidden="0" w:uiPriority="71" w:unhideWhenUsed="0"/>
+    <w:lsdException w:name="Colorful List Accent 5" w:semiHidden="0" w:uiPriority="72" w:unhideWhenUsed="0"/>
+    <w:lsdException w:name="Colorful Grid Accent 5" w:semiHidden="0" w:uiPriority="73" w:unhideWhenUsed="0"/>
+    <w:lsdException w:name="Light Shading Accent 6" w:semiHidden="0" w:uiPriority="60" w:unhideWhenUsed="0"/>
+    <w:lsdException w:name="Light List Accent 6" w:semiHidden="0" w:uiPriority="61" w:unhideWhenUsed="0"/>
+    <w:lsdException w:name="Light Grid Accent 6" w:semiHidden="0" w:uiPriority="62" w:unhideWhenUsed="0"/>
+    <w:lsdException w:name="Medium Shading 1 Accent 6" w:semiHidden="0" w:uiPriority="63" w:unhideWhenUsed="0"/>
+    <w:lsdException w:name="Medium Shading 2 Accent 6" w:semiHidden="0" w:uiPriority="64" w:unhideWhenUsed="0"/>
+    <w:lsdException w:name="Medium List 1 Accent 6" w:semiHidden="0" w:uiPriority="65" w:unhideWhenUsed="0"/>
+    <w:lsdException w:name="Medium List 2 Accent 6" w:semiHidden="0" w:uiPriority="66" w:unhideWhenUsed="0"/>
+    <w:lsdException w:name="Medium Grid 1 Accent 6" w:semiHidden="0" w:uiPriority="67" w:unhideWhenUsed="0"/>
+    <w:lsdException w:name="Medium Grid 2 Accent 6" w:semiHidden="0" w:uiPriority="68" w:unhideWhenUsed="0"/>
+    <w:lsdException w:name="Medium Grid 3 Accent 6" w:semiHidden="0" w:uiPriority="69" w:unhideWhenUsed="0"/>
+    <w:lsdException w:name="Dark List Accent 6" w:semiHidden="0" w:uiPriority="70" w:unhideWhenUsed="0"/>
+    <w:lsdException w:name="Colorful Shading Accent 6" w:semiHidden="0" w:uiPriority="71" w:unhideWhenUsed="0"/>
+    <w:lsdException w:name="Colorful List Accent 6" w:semiHidden="0" w:uiPriority="72" w:unhideWhenUsed="0"/>
+    <w:lsdException w:name="Colorful Grid Accent 6" w:semiHidden="0" w:uiPriority="73" w:unhideWhenUsed="0"/>
   </w:latentStyles>
-  <w:style w:type="paragraph" w:default="1" w:styleId="1">
+  <w:style w:type="paragraph" w:default="1" w:styleId="Normal">
     <w:name w:val="Normal"/>
     <w:qFormat/>
-    <w:uiPriority w:val="0"/>
     <w:pPr>
       <w:kinsoku w:val="0"/>
       <w:autoSpaceDE w:val="0"/>
@@ -6996,7 +6906,7 @@
       <w:textAlignment w:val="baseline"/>
     </w:pPr>
     <w:rPr>
-      <w:rFonts w:ascii="Arial" w:hAnsi="Arial" w:eastAsia="宋体" w:cs="Arial"/>
+      <w:rFonts w:ascii="Arial" w:eastAsia="宋体" w:hAnsi="Arial" w:cs="Arial"/>
       <w:snapToGrid w:val="0"/>
       <w:color w:val="000000"/>
       <w:kern w:val="0"/>
@@ -7005,12 +6915,11 @@
       <w:lang w:val="en-US" w:eastAsia="en-US" w:bidi="ar-SA"/>
     </w:rPr>
   </w:style>
-  <w:style w:type="paragraph" w:styleId="2">
+  <w:style w:type="paragraph" w:styleId="Heading1">
     <w:name w:val="heading 1"/>
-    <w:basedOn w:val="1"/>
-    <w:next w:val="1"/>
+    <w:basedOn w:val="Normal"/>
+    <w:next w:val="Normal"/>
     <w:qFormat/>
-    <w:uiPriority w:val="0"/>
     <w:pPr>
       <w:keepNext/>
       <w:keepLines/>
@@ -7028,13 +6937,12 @@
       <w:sz w:val="44"/>
     </w:rPr>
   </w:style>
-  <w:style w:type="paragraph" w:styleId="3">
+  <w:style w:type="paragraph" w:styleId="Heading2">
     <w:name w:val="heading 2"/>
-    <w:basedOn w:val="1"/>
-    <w:next w:val="1"/>
+    <w:basedOn w:val="Normal"/>
+    <w:next w:val="Normal"/>
     <w:unhideWhenUsed/>
     <w:qFormat/>
-    <w:uiPriority w:val="0"/>
     <w:pPr>
       <w:keepNext/>
       <w:keepLines/>
@@ -7047,19 +6955,18 @@
       <w:outlineLvl w:val="1"/>
     </w:pPr>
     <w:rPr>
-      <w:rFonts w:ascii="Arial" w:hAnsi="Arial" w:eastAsia="黑体"/>
+      <w:rFonts w:ascii="Arial" w:eastAsia="黑体" w:hAnsi="Arial"/>
       <w:b/>
       <w:sz w:val="32"/>
     </w:rPr>
   </w:style>
-  <w:style w:type="paragraph" w:styleId="4">
+  <w:style w:type="paragraph" w:styleId="Heading3">
     <w:name w:val="heading 3"/>
-    <w:basedOn w:val="1"/>
-    <w:next w:val="1"/>
+    <w:basedOn w:val="Normal"/>
+    <w:next w:val="Normal"/>
     <w:semiHidden/>
     <w:unhideWhenUsed/>
     <w:qFormat/>
-    <w:uiPriority w:val="0"/>
     <w:pPr>
       <w:keepNext/>
       <w:keepLines/>
@@ -7076,13 +6983,12 @@
       <w:sz w:val="32"/>
     </w:rPr>
   </w:style>
-  <w:style w:type="paragraph" w:styleId="5">
+  <w:style w:type="paragraph" w:styleId="Heading4">
     <w:name w:val="heading 4"/>
-    <w:basedOn w:val="1"/>
-    <w:next w:val="1"/>
+    <w:basedOn w:val="Normal"/>
+    <w:next w:val="Normal"/>
     <w:unhideWhenUsed/>
     <w:qFormat/>
-    <w:uiPriority w:val="0"/>
     <w:pPr>
       <w:keepNext/>
       <w:keepLines/>
@@ -7095,19 +7001,18 @@
       <w:outlineLvl w:val="3"/>
     </w:pPr>
     <w:rPr>
-      <w:rFonts w:ascii="Arial" w:hAnsi="Arial" w:eastAsia="黑体"/>
+      <w:rFonts w:ascii="Arial" w:eastAsia="黑体" w:hAnsi="Arial"/>
       <w:b/>
       <w:sz w:val="28"/>
     </w:rPr>
   </w:style>
-  <w:style w:type="paragraph" w:styleId="6">
+  <w:style w:type="paragraph" w:styleId="Heading5">
     <w:name w:val="heading 5"/>
-    <w:basedOn w:val="1"/>
-    <w:next w:val="1"/>
+    <w:basedOn w:val="Normal"/>
+    <w:next w:val="Normal"/>
     <w:semiHidden/>
     <w:unhideWhenUsed/>
     <w:qFormat/>
-    <w:uiPriority w:val="0"/>
     <w:pPr>
       <w:keepNext/>
       <w:keepLines/>
@@ -7124,14 +7029,13 @@
       <w:sz w:val="28"/>
     </w:rPr>
   </w:style>
-  <w:style w:type="paragraph" w:styleId="7">
+  <w:style w:type="paragraph" w:styleId="Heading6">
     <w:name w:val="heading 6"/>
-    <w:basedOn w:val="1"/>
-    <w:next w:val="1"/>
+    <w:basedOn w:val="Normal"/>
+    <w:next w:val="Normal"/>
     <w:semiHidden/>
     <w:unhideWhenUsed/>
     <w:qFormat/>
-    <w:uiPriority w:val="0"/>
     <w:pPr>
       <w:keepNext/>
       <w:keepLines/>
@@ -7144,19 +7048,18 @@
       <w:outlineLvl w:val="5"/>
     </w:pPr>
     <w:rPr>
-      <w:rFonts w:ascii="Arial" w:hAnsi="Arial" w:eastAsia="黑体"/>
+      <w:rFonts w:ascii="Arial" w:eastAsia="黑体" w:hAnsi="Arial"/>
       <w:b/>
       <w:sz w:val="24"/>
     </w:rPr>
   </w:style>
-  <w:style w:type="paragraph" w:styleId="8">
+  <w:style w:type="paragraph" w:styleId="Heading7">
     <w:name w:val="heading 7"/>
-    <w:basedOn w:val="1"/>
-    <w:next w:val="1"/>
+    <w:basedOn w:val="Normal"/>
+    <w:next w:val="Normal"/>
     <w:semiHidden/>
     <w:unhideWhenUsed/>
     <w:qFormat/>
-    <w:uiPriority w:val="0"/>
     <w:pPr>
       <w:keepNext/>
       <w:keepLines/>
@@ -7173,14 +7076,13 @@
       <w:sz w:val="24"/>
     </w:rPr>
   </w:style>
-  <w:style w:type="paragraph" w:styleId="9">
+  <w:style w:type="paragraph" w:styleId="Heading8">
     <w:name w:val="heading 8"/>
-    <w:basedOn w:val="1"/>
-    <w:next w:val="1"/>
+    <w:basedOn w:val="Normal"/>
+    <w:next w:val="Normal"/>
     <w:semiHidden/>
     <w:unhideWhenUsed/>
     <w:qFormat/>
-    <w:uiPriority w:val="0"/>
     <w:pPr>
       <w:keepNext/>
       <w:keepLines/>
@@ -7193,18 +7095,17 @@
       <w:outlineLvl w:val="7"/>
     </w:pPr>
     <w:rPr>
-      <w:rFonts w:ascii="Arial" w:hAnsi="Arial" w:eastAsia="黑体"/>
+      <w:rFonts w:ascii="Arial" w:eastAsia="黑体" w:hAnsi="Arial"/>
       <w:sz w:val="24"/>
     </w:rPr>
   </w:style>
-  <w:style w:type="paragraph" w:styleId="10">
+  <w:style w:type="paragraph" w:styleId="Heading9">
     <w:name w:val="heading 9"/>
-    <w:basedOn w:val="1"/>
-    <w:next w:val="1"/>
+    <w:basedOn w:val="Normal"/>
+    <w:next w:val="Normal"/>
     <w:semiHidden/>
     <w:unhideWhenUsed/>
     <w:qFormat/>
-    <w:uiPriority w:val="0"/>
     <w:pPr>
       <w:keepNext/>
       <w:keepLines/>
@@ -7217,21 +7118,19 @@
       <w:outlineLvl w:val="8"/>
     </w:pPr>
     <w:rPr>
-      <w:rFonts w:ascii="Arial" w:hAnsi="Arial" w:eastAsia="黑体"/>
+      <w:rFonts w:ascii="Arial" w:eastAsia="黑体" w:hAnsi="Arial"/>
       <w:sz w:val="21"/>
     </w:rPr>
   </w:style>
-  <w:style w:type="character" w:default="1" w:styleId="22">
+  <w:style w:type="character" w:default="1" w:styleId="DefaultParagraphFont">
     <w:name w:val="Default Paragraph Font"/>
     <w:semiHidden/>
     <w:qFormat/>
-    <w:uiPriority w:val="0"/>
   </w:style>
-  <w:style w:type="table" w:default="1" w:styleId="20">
+  <w:style w:type="table" w:default="1" w:styleId="TableNormal">
     <w:name w:val="Normal Table"/>
     <w:semiHidden/>
     <w:qFormat/>
-    <w:uiPriority w:val="0"/>
     <w:tblPr>
       <w:tblCellMar>
         <w:top w:w="0" w:type="dxa"/>
@@ -7241,43 +7140,39 @@
       </w:tblCellMar>
     </w:tblPr>
   </w:style>
-  <w:style w:type="paragraph" w:styleId="11">
+  <w:style w:type="paragraph" w:styleId="CommentText">
     <w:name w:val="annotation text"/>
-    <w:basedOn w:val="1"/>
+    <w:basedOn w:val="Normal"/>
     <w:qFormat/>
-    <w:uiPriority w:val="0"/>
     <w:pPr>
       <w:jc w:val="left"/>
     </w:pPr>
   </w:style>
-  <w:style w:type="paragraph" w:styleId="12">
+  <w:style w:type="paragraph" w:styleId="BodyText">
     <w:name w:val="Body Text"/>
-    <w:basedOn w:val="1"/>
+    <w:basedOn w:val="Normal"/>
     <w:semiHidden/>
     <w:qFormat/>
-    <w:uiPriority w:val="0"/>
     <w:rPr>
-      <w:rFonts w:ascii="Arial" w:hAnsi="Arial" w:eastAsia="Arial" w:cs="Arial"/>
+      <w:rFonts w:ascii="Arial" w:eastAsia="Arial" w:hAnsi="Arial" w:cs="Arial"/>
       <w:sz w:val="21"/>
       <w:szCs w:val="21"/>
       <w:lang w:val="en-US" w:eastAsia="en-US" w:bidi="ar-SA"/>
     </w:rPr>
   </w:style>
-  <w:style w:type="paragraph" w:styleId="13">
+  <w:style w:type="paragraph" w:styleId="TOC3">
     <w:name w:val="toc 3"/>
-    <w:basedOn w:val="1"/>
-    <w:next w:val="1"/>
+    <w:basedOn w:val="Normal"/>
+    <w:next w:val="Normal"/>
     <w:qFormat/>
-    <w:uiPriority w:val="0"/>
     <w:pPr>
       <w:ind w:left="840" w:leftChars="400"/>
     </w:pPr>
   </w:style>
-  <w:style w:type="paragraph" w:styleId="14">
+  <w:style w:type="paragraph" w:styleId="Footer">
     <w:name w:val="footer"/>
-    <w:basedOn w:val="1"/>
+    <w:basedOn w:val="Normal"/>
     <w:qFormat/>
-    <w:uiPriority w:val="0"/>
     <w:pPr>
       <w:tabs>
         <w:tab w:val="center" w:pos="4153"/>
@@ -7290,17 +7185,16 @@
       <w:sz w:val="18"/>
     </w:rPr>
   </w:style>
-  <w:style w:type="paragraph" w:styleId="15">
+  <w:style w:type="paragraph" w:styleId="Header">
     <w:name w:val="header"/>
-    <w:basedOn w:val="1"/>
+    <w:basedOn w:val="Normal"/>
     <w:qFormat/>
-    <w:uiPriority w:val="0"/>
     <w:pPr>
       <w:pBdr>
-        <w:top w:val="none" w:color="auto" w:sz="0" w:space="0"/>
-        <w:left w:val="none" w:color="auto" w:sz="0" w:space="0"/>
-        <w:bottom w:val="none" w:color="auto" w:sz="0" w:space="0"/>
-        <w:right w:val="none" w:color="auto" w:sz="0" w:space="0"/>
+        <w:top w:val="nil"/>
+        <w:left w:val="nil"/>
+        <w:bottom w:val="nil"/>
+        <w:right w:val="nil"/>
       </w:pBdr>
       <w:tabs>
         <w:tab w:val="center" w:pos="4153"/>
@@ -7315,41 +7209,37 @@
       <w:sz w:val="18"/>
     </w:rPr>
   </w:style>
-  <w:style w:type="paragraph" w:styleId="16">
+  <w:style w:type="paragraph" w:styleId="TOC1">
     <w:name w:val="toc 1"/>
-    <w:basedOn w:val="1"/>
-    <w:next w:val="1"/>
+    <w:basedOn w:val="Normal"/>
+    <w:next w:val="Normal"/>
     <w:qFormat/>
-    <w:uiPriority w:val="0"/>
     <w:rPr>
-      <w:rFonts w:ascii="Arial" w:hAnsi="Arial" w:eastAsia="Microsoft JhengHei"/>
+      <w:rFonts w:ascii="Arial" w:eastAsia="Microsoft JhengHei" w:hAnsi="Arial"/>
       <w:sz w:val="24"/>
     </w:rPr>
   </w:style>
-  <w:style w:type="paragraph" w:styleId="17">
+  <w:style w:type="paragraph" w:styleId="TOC2">
     <w:name w:val="toc 2"/>
-    <w:basedOn w:val="1"/>
-    <w:next w:val="1"/>
+    <w:basedOn w:val="Normal"/>
+    <w:next w:val="Normal"/>
     <w:qFormat/>
-    <w:uiPriority w:val="0"/>
     <w:pPr>
       <w:ind w:left="420" w:leftChars="200"/>
     </w:pPr>
   </w:style>
-  <w:style w:type="paragraph" w:styleId="18">
+  <w:style w:type="paragraph" w:styleId="NormalWeb">
     <w:name w:val="Normal (Web)"/>
-    <w:basedOn w:val="1"/>
+    <w:basedOn w:val="Normal"/>
     <w:qFormat/>
-    <w:uiPriority w:val="0"/>
     <w:rPr>
       <w:sz w:val="24"/>
     </w:rPr>
   </w:style>
-  <w:style w:type="paragraph" w:styleId="19">
+  <w:style w:type="paragraph" w:styleId="Title">
     <w:name w:val="Title"/>
-    <w:basedOn w:val="1"/>
+    <w:basedOn w:val="Normal"/>
     <w:qFormat/>
-    <w:uiPriority w:val="0"/>
     <w:pPr>
       <w:spacing w:before="240" w:beforeLines="0" w:beforeAutospacing="0" w:after="60" w:afterLines="0" w:afterAutospacing="0"/>
       <w:jc w:val="center"/>
@@ -7361,73 +7251,68 @@
       <w:sz w:val="32"/>
     </w:rPr>
   </w:style>
-  <w:style w:type="table" w:styleId="21">
+  <w:style w:type="table" w:styleId="TableGrid">
     <w:name w:val="Table Grid"/>
-    <w:basedOn w:val="20"/>
+    <w:basedOn w:val="TableNormal"/>
     <w:qFormat/>
-    <w:uiPriority w:val="0"/>
     <w:pPr>
       <w:widowControl w:val="0"/>
       <w:jc w:val="both"/>
     </w:pPr>
     <w:tblPr>
       <w:tblBorders>
-        <w:top w:val="single" w:color="auto" w:sz="4" w:space="0"/>
-        <w:left w:val="single" w:color="auto" w:sz="4" w:space="0"/>
-        <w:bottom w:val="single" w:color="auto" w:sz="4" w:space="0"/>
-        <w:right w:val="single" w:color="auto" w:sz="4" w:space="0"/>
-        <w:insideH w:val="single" w:color="auto" w:sz="4" w:space="0"/>
-        <w:insideV w:val="single" w:color="auto" w:sz="4" w:space="0"/>
+        <w:top w:val="single" w:sz="4" w:space="0" w:color="auto"/>
+        <w:left w:val="single" w:sz="4" w:space="0" w:color="auto"/>
+        <w:bottom w:val="single" w:sz="4" w:space="0" w:color="auto"/>
+        <w:right w:val="single" w:sz="4" w:space="0" w:color="auto"/>
+        <w:insideH w:val="single" w:sz="4" w:space="0" w:color="auto"/>
+        <w:insideV w:val="single" w:sz="4" w:space="0" w:color="auto"/>
       </w:tblBorders>
     </w:tblPr>
   </w:style>
-  <w:style w:type="character" w:styleId="23">
+  <w:style w:type="character" w:styleId="Strong">
     <w:name w:val="Strong"/>
-    <w:basedOn w:val="22"/>
+    <w:basedOn w:val="DefaultParagraphFont"/>
     <w:qFormat/>
-    <w:uiPriority w:val="0"/>
     <w:rPr>
       <w:b/>
     </w:rPr>
   </w:style>
-  <w:style w:type="paragraph" w:customStyle="1" w:styleId="24">
+  <w:style w:type="paragraph" w:customStyle="1" w:styleId="a">
     <w:name w:val="柴_公司名"/>
-    <w:basedOn w:val="19"/>
+    <w:basedOn w:val="Title"/>
     <w:qFormat/>
-    <w:uiPriority w:val="0"/>
     <w:pPr>
       <w:spacing w:after="600" w:afterLines="600"/>
     </w:pPr>
     <w:rPr>
-      <w:rFonts w:hint="eastAsia" w:ascii="宋体" w:hAnsi="宋体" w:eastAsia="宋体" w:cs="宋体"/>
+      <w:rFonts w:ascii="宋体" w:eastAsia="宋体" w:hAnsi="宋体" w:cs="宋体" w:hint="eastAsia"/>
       <w:bCs/>
       <w:spacing w:val="-6"/>
       <w:sz w:val="52"/>
       <w:szCs w:val="52"/>
     </w:rPr>
   </w:style>
-  <w:style w:type="paragraph" w:customStyle="1" w:styleId="25">
+  <w:style w:type="paragraph" w:customStyle="1" w:styleId="a0">
     <w:name w:val="柴_文档名"/>
-    <w:basedOn w:val="19"/>
+    <w:basedOn w:val="Title"/>
     <w:qFormat/>
-    <w:uiPriority w:val="0"/>
     <w:pPr>
       <w:spacing w:after="900" w:afterLines="900"/>
     </w:pPr>
     <w:rPr>
-      <w:rFonts w:ascii="黑体" w:hAnsi="黑体" w:eastAsia="黑体" w:cs="黑体"/>
+      <w:rFonts w:ascii="黑体" w:eastAsia="黑体" w:hAnsi="黑体" w:cs="黑体"/>
       <w:bCs/>
       <w:spacing w:val="-7"/>
       <w:sz w:val="52"/>
       <w:szCs w:val="52"/>
     </w:rPr>
   </w:style>
-  <w:style w:type="table" w:customStyle="1" w:styleId="26">
+  <w:style w:type="table" w:customStyle="1" w:styleId="TableNormal0">
     <w:name w:val="Table Normal_0"/>
     <w:semiHidden/>
     <w:unhideWhenUsed/>
     <w:qFormat/>
-    <w:uiPriority w:val="0"/>
     <w:tblPr>
       <w:tblCellMar>
         <w:top w:w="0" w:type="dxa"/>
@@ -7437,87 +7322,81 @@
       </w:tblCellMar>
     </w:tblPr>
   </w:style>
-  <w:style w:type="paragraph" w:customStyle="1" w:styleId="27">
+  <w:style w:type="paragraph" w:customStyle="1" w:styleId="TableText">
     <w:name w:val="Table Text"/>
-    <w:basedOn w:val="1"/>
+    <w:basedOn w:val="Normal"/>
     <w:semiHidden/>
     <w:qFormat/>
-    <w:uiPriority w:val="0"/>
     <w:rPr>
-      <w:rFonts w:ascii="宋体" w:hAnsi="宋体" w:eastAsia="宋体" w:cs="宋体"/>
+      <w:rFonts w:ascii="宋体" w:eastAsia="宋体" w:hAnsi="宋体" w:cs="宋体"/>
       <w:sz w:val="21"/>
       <w:szCs w:val="21"/>
       <w:lang w:val="en-US" w:eastAsia="en-US" w:bidi="ar-SA"/>
     </w:rPr>
   </w:style>
-  <w:style w:type="paragraph" w:customStyle="1" w:styleId="28">
+  <w:style w:type="paragraph" w:customStyle="1" w:styleId="1">
     <w:name w:val="柴_标题1"/>
-    <w:basedOn w:val="2"/>
-    <w:next w:val="29"/>
-    <w:link w:val="38"/>
+    <w:basedOn w:val="Heading1"/>
+    <w:next w:val="a1"/>
+    <w:link w:val="1Char"/>
     <w:qFormat/>
-    <w:uiPriority w:val="0"/>
     <w:pPr>
       <w:spacing w:before="100" w:after="90" w:line="360" w:lineRule="auto"/>
     </w:pPr>
     <w:rPr>
-      <w:rFonts w:ascii="Arial" w:hAnsi="Arial" w:eastAsia="宋体"/>
+      <w:rFonts w:ascii="Arial" w:eastAsia="宋体" w:hAnsi="Arial"/>
       <w:sz w:val="32"/>
     </w:rPr>
   </w:style>
-  <w:style w:type="paragraph" w:customStyle="1" w:styleId="29">
+  <w:style w:type="paragraph" w:customStyle="1" w:styleId="a1">
     <w:name w:val="柴_正文"/>
-    <w:basedOn w:val="12"/>
-    <w:link w:val="42"/>
+    <w:basedOn w:val="BodyText"/>
+    <w:link w:val="Char"/>
     <w:qFormat/>
-    <w:uiPriority w:val="0"/>
     <w:pPr>
       <w:spacing w:line="360" w:lineRule="auto"/>
       <w:ind w:firstLine="470" w:firstLineChars="200"/>
     </w:pPr>
     <w:rPr>
-      <w:rFonts w:ascii="Arial" w:hAnsi="Arial" w:eastAsia="宋体"/>
+      <w:rFonts w:ascii="Arial" w:eastAsia="宋体" w:hAnsi="Arial"/>
       <w:sz w:val="24"/>
       <w:lang w:eastAsia="zh-CN"/>
     </w:rPr>
   </w:style>
-  <w:style w:type="paragraph" w:customStyle="1" w:styleId="30">
+  <w:style w:type="paragraph" w:customStyle="1" w:styleId="2">
     <w:name w:val="柴_标题2"/>
-    <w:basedOn w:val="3"/>
-    <w:next w:val="29"/>
+    <w:basedOn w:val="Heading2"/>
+    <w:next w:val="a1"/>
     <w:qFormat/>
-    <w:uiPriority w:val="0"/>
     <w:pPr>
       <w:spacing w:line="360" w:lineRule="auto"/>
     </w:pPr>
     <w:rPr>
-      <w:rFonts w:ascii="Arial" w:hAnsi="Arial" w:eastAsia="宋体"/>
+      <w:rFonts w:ascii="Arial" w:eastAsia="宋体" w:hAnsi="Arial"/>
       <w:sz w:val="28"/>
     </w:rPr>
   </w:style>
-  <w:style w:type="paragraph" w:customStyle="1" w:styleId="31">
+  <w:style w:type="paragraph" w:customStyle="1" w:styleId="3">
     <w:name w:val="柴_标题3"/>
-    <w:basedOn w:val="4"/>
-    <w:next w:val="29"/>
+    <w:basedOn w:val="Heading3"/>
+    <w:next w:val="a1"/>
     <w:qFormat/>
-    <w:uiPriority w:val="0"/>
     <w:pPr>
       <w:spacing w:line="360" w:lineRule="auto"/>
       <w:ind w:left="0" w:firstLine="472" w:firstLineChars="200"/>
     </w:pPr>
     <w:rPr>
-      <w:rFonts w:ascii="宋体" w:hAnsi="宋体" w:eastAsia="宋体" w:cs="宋体"/>
+      <w:rFonts w:ascii="宋体" w:eastAsia="宋体" w:hAnsi="宋体" w:cs="宋体"/>
       <w:spacing w:val="-2"/>
       <w:sz w:val="24"/>
       <w:szCs w:val="24"/>
     </w:rPr>
   </w:style>
-  <w:style w:type="paragraph" w:customStyle="1" w:styleId="32">
+  <w:style w:type="paragraph" w:customStyle="1" w:styleId="a2">
     <w:name w:val="柴_目录"/>
-    <w:basedOn w:val="1"/>
-    <w:next w:val="12"/>
+    <w:basedOn w:val="Normal"/>
+    <w:next w:val="BodyText"/>
     <w:qFormat/>
-    <w:uiPriority w:val="0"/>
     <w:pPr>
       <w:tabs>
         <w:tab w:val="right" w:leader="dot" w:pos="8442"/>
@@ -7525,64 +7404,59 @@
       <w:ind w:left="0" w:leftChars="0"/>
     </w:pPr>
     <w:rPr>
-      <w:rFonts w:ascii="Arial" w:hAnsi="Arial" w:eastAsia="Microsoft JhengHei"/>
+      <w:rFonts w:ascii="Arial" w:eastAsia="Microsoft JhengHei" w:hAnsi="Arial"/>
       <w:sz w:val="24"/>
     </w:rPr>
   </w:style>
-  <w:style w:type="paragraph" w:customStyle="1" w:styleId="33">
+  <w:style w:type="paragraph" w:customStyle="1" w:styleId="WPSOffice1">
     <w:name w:val="WPSOffice手动目录 1"/>
     <w:qFormat/>
-    <w:uiPriority w:val="0"/>
     <w:pPr>
       <w:ind w:leftChars="0"/>
     </w:pPr>
     <w:rPr>
-      <w:rFonts w:ascii="Times New Roman" w:hAnsi="Times New Roman" w:eastAsia="宋体" w:cs="Times New Roman"/>
+      <w:rFonts w:ascii="Times New Roman" w:eastAsia="宋体" w:hAnsi="Times New Roman" w:cs="Times New Roman"/>
       <w:sz w:val="20"/>
       <w:szCs w:val="20"/>
     </w:rPr>
   </w:style>
-  <w:style w:type="paragraph" w:customStyle="1" w:styleId="34">
+  <w:style w:type="paragraph" w:customStyle="1" w:styleId="WPSOffice2">
     <w:name w:val="WPSOffice手动目录 2"/>
     <w:qFormat/>
-    <w:uiPriority w:val="0"/>
     <w:pPr>
       <w:ind w:leftChars="200"/>
     </w:pPr>
     <w:rPr>
-      <w:rFonts w:ascii="Times New Roman" w:hAnsi="Times New Roman" w:eastAsia="宋体" w:cs="Times New Roman"/>
+      <w:rFonts w:ascii="Times New Roman" w:eastAsia="宋体" w:hAnsi="Times New Roman" w:cs="Times New Roman"/>
       <w:sz w:val="20"/>
       <w:szCs w:val="20"/>
     </w:rPr>
   </w:style>
-  <w:style w:type="paragraph" w:customStyle="1" w:styleId="35">
+  <w:style w:type="paragraph" w:customStyle="1" w:styleId="WPSOffice3">
     <w:name w:val="WPSOffice手动目录 3"/>
     <w:qFormat/>
-    <w:uiPriority w:val="0"/>
     <w:pPr>
       <w:ind w:leftChars="400"/>
     </w:pPr>
     <w:rPr>
-      <w:rFonts w:ascii="Times New Roman" w:hAnsi="Times New Roman" w:eastAsia="宋体" w:cs="Times New Roman"/>
+      <w:rFonts w:ascii="Times New Roman" w:eastAsia="宋体" w:hAnsi="Times New Roman" w:cs="Times New Roman"/>
       <w:sz w:val="20"/>
       <w:szCs w:val="20"/>
     </w:rPr>
   </w:style>
-  <w:style w:type="paragraph" w:customStyle="1" w:styleId="36">
+  <w:style w:type="paragraph" w:customStyle="1" w:styleId="Compact">
     <w:name w:val="Compact"/>
-    <w:basedOn w:val="12"/>
+    <w:basedOn w:val="BodyText"/>
     <w:qFormat/>
-    <w:uiPriority w:val="0"/>
     <w:pPr>
       <w:spacing w:before="36" w:after="36"/>
     </w:pPr>
   </w:style>
-  <w:style w:type="table" w:customStyle="1" w:styleId="37">
+  <w:style w:type="table" w:customStyle="1" w:styleId="Table">
     <w:name w:val="Table"/>
     <w:semiHidden/>
     <w:unhideWhenUsed/>
     <w:qFormat/>
-    <w:uiPriority w:val="0"/>
     <w:tblPr>
       <w:tblCellMar>
         <w:top w:w="0" w:type="dxa"/>
@@ -7594,28 +7468,26 @@
     <w:tblStylePr w:type="firstRow">
       <w:tcPr>
         <w:tcBorders>
-          <w:bottom w:val="single" w:color="auto" w:sz="0" w:space="0"/>
+          <w:bottom w:val="single" w:sz="0" w:space="0" w:color="auto"/>
         </w:tcBorders>
         <w:vAlign w:val="bottom"/>
       </w:tcPr>
     </w:tblStylePr>
   </w:style>
-  <w:style w:type="character" w:customStyle="1" w:styleId="38">
+  <w:style w:type="character" w:customStyle="1" w:styleId="1Char">
     <w:name w:val="柴_标题1 Char"/>
-    <w:link w:val="28"/>
+    <w:link w:val="1"/>
     <w:qFormat/>
-    <w:uiPriority w:val="0"/>
     <w:rPr>
-      <w:rFonts w:ascii="Arial" w:hAnsi="Arial" w:eastAsia="宋体"/>
+      <w:rFonts w:ascii="Arial" w:eastAsia="宋体" w:hAnsi="Arial"/>
       <w:sz w:val="32"/>
     </w:rPr>
   </w:style>
-  <w:style w:type="table" w:customStyle="1" w:styleId="39">
+  <w:style w:type="table" w:customStyle="1" w:styleId="TableNormal1">
     <w:name w:val="Table Normal_1"/>
     <w:semiHidden/>
     <w:unhideWhenUsed/>
     <w:qFormat/>
-    <w:uiPriority w:val="0"/>
     <w:tblPr>
       <w:tblCellMar>
         <w:top w:w="0" w:type="dxa"/>
@@ -7625,11 +7497,10 @@
       </w:tblCellMar>
     </w:tblPr>
   </w:style>
-  <w:style w:type="paragraph" w:customStyle="1" w:styleId="40">
+  <w:style w:type="paragraph" w:customStyle="1" w:styleId="a3">
     <w:name w:val="柴_正文_无缩进"/>
-    <w:basedOn w:val="1"/>
+    <w:basedOn w:val="Normal"/>
     <w:qFormat/>
-    <w:uiPriority w:val="0"/>
     <w:pPr>
       <w:ind w:firstLine="0" w:firstLineChars="0"/>
     </w:pPr>
@@ -7639,31 +7510,29 @@
       <w:lang w:eastAsia="zh-CN"/>
     </w:rPr>
   </w:style>
-  <w:style w:type="paragraph" w:customStyle="1" w:styleId="41">
+  <w:style w:type="paragraph" w:customStyle="1" w:styleId="4">
     <w:name w:val="柴_标题4"/>
-    <w:basedOn w:val="5"/>
-    <w:next w:val="1"/>
+    <w:basedOn w:val="Heading4"/>
+    <w:next w:val="Normal"/>
     <w:qFormat/>
-    <w:uiPriority w:val="0"/>
     <w:pPr>
       <w:widowControl w:val="0"/>
       <w:spacing w:before="160" w:line="360" w:lineRule="auto"/>
-      <w:ind w:left="981" w:leftChars="300" w:hanging="862"/>
+      <w:ind w:left="981" w:hanging="862" w:leftChars="300"/>
     </w:pPr>
     <w:rPr>
-      <w:rFonts w:hint="eastAsia" w:ascii="Calibri" w:hAnsi="Calibri" w:eastAsia="宋体" w:cs="宋体"/>
+      <w:rFonts w:ascii="Calibri" w:eastAsia="宋体" w:hAnsi="Calibri" w:cs="宋体" w:hint="eastAsia"/>
       <w:sz w:val="24"/>
       <w:szCs w:val="24"/>
       <w:lang w:eastAsia="zh-CN" w:bidi="zh-CN"/>
     </w:rPr>
   </w:style>
-  <w:style w:type="character" w:customStyle="1" w:styleId="42">
+  <w:style w:type="character" w:customStyle="1" w:styleId="Char">
     <w:name w:val="柴_正文 Char"/>
-    <w:link w:val="29"/>
+    <w:link w:val="a1"/>
     <w:qFormat/>
-    <w:uiPriority w:val="0"/>
     <w:rPr>
-      <w:rFonts w:ascii="Arial" w:hAnsi="Arial" w:eastAsia="宋体"/>
+      <w:rFonts w:ascii="Arial" w:eastAsia="宋体" w:hAnsi="Arial"/>
       <w:sz w:val="24"/>
       <w:lang w:eastAsia="zh-CN"/>
     </w:rPr>
